--- a/templates/plananual/TUTORÍA 1° A 5°/TUTORÍA 4° - PROGRAMACIÓN  ANUAL.docx
+++ b/templates/plananual/TUTORÍA 1° A 5°/TUTORÍA 4° - PROGRAMACIÓN  ANUAL.docx
@@ -13924,6 +13924,7 @@
                 <w:szCs w:val="20"/>
               </w:rPr>
             </w:pPr>
+            <w:bookmarkStart w:id="0" w:name="_Hlk227075175"/>
             <w:r>
               <w:rPr>
                 <w:rFonts w:ascii="Arial Nova Cond" w:hAnsi="Arial Nova Cond" w:cs="Times New Roman"/>
@@ -14200,7 +14201,6 @@
           <w:tcPr>
             <w:tcW w:w="875" w:type="dxa"/>
             <w:vMerge w:val="restart"/>
-            <w:shd w:val="clear" w:color="auto" w:fill="auto"/>
             <w:vAlign w:val="center"/>
           </w:tcPr>
           <w:p>
@@ -14311,7 +14311,6 @@
         <w:tc>
           <w:tcPr>
             <w:tcW w:w="6169" w:type="dxa"/>
-            <w:shd w:val="clear" w:color="auto" w:fill="auto"/>
             <w:vAlign w:val="center"/>
           </w:tcPr>
           <w:p>
@@ -14346,7 +14345,6 @@
         <w:tc>
           <w:tcPr>
             <w:tcW w:w="2015" w:type="dxa"/>
-            <w:shd w:val="clear" w:color="auto" w:fill="auto"/>
             <w:vAlign w:val="center"/>
           </w:tcPr>
           <w:p>
@@ -14385,7 +14383,7 @@
               <w:autoSpaceDE w:val="0"/>
               <w:autoSpaceDN w:val="0"/>
               <w:adjustRightInd w:val="0"/>
-              <w:jc w:val="center"/>
+              <w:jc w:val="both"/>
               <w:rPr>
                 <w:rFonts w:ascii="Arial Nova Cond" w:hAnsi="Arial Nova Cond" w:cs="Arial"/>
                 <w:color w:val="000000"/>
@@ -14409,7 +14407,6 @@
         <w:tc>
           <w:tcPr>
             <w:tcW w:w="1337" w:type="dxa"/>
-            <w:shd w:val="clear" w:color="auto" w:fill="auto"/>
             <w:vAlign w:val="center"/>
           </w:tcPr>
           <w:p>
@@ -14448,7 +14445,6 @@
           <w:tcPr>
             <w:tcW w:w="875" w:type="dxa"/>
             <w:vMerge/>
-            <w:shd w:val="clear" w:color="auto" w:fill="auto"/>
             <w:vAlign w:val="center"/>
           </w:tcPr>
           <w:p>
@@ -14540,7 +14536,6 @@
         <w:tc>
           <w:tcPr>
             <w:tcW w:w="6169" w:type="dxa"/>
-            <w:shd w:val="clear" w:color="auto" w:fill="auto"/>
             <w:vAlign w:val="center"/>
           </w:tcPr>
           <w:p>
@@ -14575,7 +14570,6 @@
         <w:tc>
           <w:tcPr>
             <w:tcW w:w="2015" w:type="dxa"/>
-            <w:shd w:val="clear" w:color="auto" w:fill="auto"/>
             <w:vAlign w:val="center"/>
           </w:tcPr>
           <w:p>
@@ -14614,7 +14608,7 @@
               <w:autoSpaceDE w:val="0"/>
               <w:autoSpaceDN w:val="0"/>
               <w:adjustRightInd w:val="0"/>
-              <w:jc w:val="center"/>
+              <w:jc w:val="both"/>
               <w:rPr>
                 <w:rFonts w:ascii="Arial Nova Cond" w:hAnsi="Arial Nova Cond" w:cs="Arial"/>
                 <w:color w:val="000000"/>
@@ -14638,7 +14632,6 @@
         <w:tc>
           <w:tcPr>
             <w:tcW w:w="1337" w:type="dxa"/>
-            <w:shd w:val="clear" w:color="auto" w:fill="auto"/>
             <w:vAlign w:val="center"/>
           </w:tcPr>
           <w:p>
@@ -14677,7 +14670,6 @@
           <w:tcPr>
             <w:tcW w:w="875" w:type="dxa"/>
             <w:vMerge/>
-            <w:shd w:val="clear" w:color="auto" w:fill="auto"/>
             <w:vAlign w:val="center"/>
           </w:tcPr>
           <w:p>
@@ -14769,7 +14761,6 @@
         <w:tc>
           <w:tcPr>
             <w:tcW w:w="6169" w:type="dxa"/>
-            <w:shd w:val="clear" w:color="auto" w:fill="auto"/>
             <w:vAlign w:val="center"/>
           </w:tcPr>
           <w:p>
@@ -14804,7 +14795,6 @@
         <w:tc>
           <w:tcPr>
             <w:tcW w:w="2015" w:type="dxa"/>
-            <w:shd w:val="clear" w:color="auto" w:fill="auto"/>
             <w:vAlign w:val="center"/>
           </w:tcPr>
           <w:p>
@@ -14843,7 +14833,7 @@
               <w:autoSpaceDE w:val="0"/>
               <w:autoSpaceDN w:val="0"/>
               <w:adjustRightInd w:val="0"/>
-              <w:jc w:val="center"/>
+              <w:jc w:val="both"/>
               <w:rPr>
                 <w:rFonts w:ascii="Arial Nova Cond" w:hAnsi="Arial Nova Cond" w:cs="Arial"/>
                 <w:color w:val="000000"/>
@@ -14867,7 +14857,6 @@
         <w:tc>
           <w:tcPr>
             <w:tcW w:w="1337" w:type="dxa"/>
-            <w:shd w:val="clear" w:color="auto" w:fill="auto"/>
             <w:vAlign w:val="center"/>
           </w:tcPr>
           <w:p>
@@ -14906,7 +14895,6 @@
           <w:tcPr>
             <w:tcW w:w="875" w:type="dxa"/>
             <w:vMerge w:val="restart"/>
-            <w:shd w:val="clear" w:color="auto" w:fill="auto"/>
             <w:vAlign w:val="center"/>
           </w:tcPr>
           <w:p>
@@ -15008,7 +14996,6 @@
         <w:tc>
           <w:tcPr>
             <w:tcW w:w="6169" w:type="dxa"/>
-            <w:shd w:val="clear" w:color="auto" w:fill="auto"/>
             <w:vAlign w:val="center"/>
           </w:tcPr>
           <w:p>
@@ -15044,7 +15031,6 @@
         <w:tc>
           <w:tcPr>
             <w:tcW w:w="2015" w:type="dxa"/>
-            <w:shd w:val="clear" w:color="auto" w:fill="auto"/>
             <w:vAlign w:val="center"/>
           </w:tcPr>
           <w:p>
@@ -15083,7 +15069,7 @@
               <w:autoSpaceDE w:val="0"/>
               <w:autoSpaceDN w:val="0"/>
               <w:adjustRightInd w:val="0"/>
-              <w:jc w:val="center"/>
+              <w:jc w:val="both"/>
               <w:rPr>
                 <w:rFonts w:ascii="Arial Nova Cond" w:hAnsi="Arial Nova Cond" w:cs="Arial"/>
                 <w:color w:val="000000"/>
@@ -15107,7 +15093,6 @@
         <w:tc>
           <w:tcPr>
             <w:tcW w:w="1337" w:type="dxa"/>
-            <w:shd w:val="clear" w:color="auto" w:fill="auto"/>
             <w:vAlign w:val="center"/>
           </w:tcPr>
           <w:p>
@@ -15146,7 +15131,6 @@
           <w:tcPr>
             <w:tcW w:w="875" w:type="dxa"/>
             <w:vMerge/>
-            <w:shd w:val="clear" w:color="auto" w:fill="auto"/>
             <w:vAlign w:val="center"/>
           </w:tcPr>
           <w:p>
@@ -15237,7 +15221,6 @@
         <w:tc>
           <w:tcPr>
             <w:tcW w:w="6169" w:type="dxa"/>
-            <w:shd w:val="clear" w:color="auto" w:fill="auto"/>
             <w:vAlign w:val="center"/>
           </w:tcPr>
           <w:p>
@@ -15273,7 +15256,6 @@
         <w:tc>
           <w:tcPr>
             <w:tcW w:w="2015" w:type="dxa"/>
-            <w:shd w:val="clear" w:color="auto" w:fill="auto"/>
             <w:vAlign w:val="center"/>
           </w:tcPr>
           <w:p>
@@ -15312,7 +15294,7 @@
               <w:autoSpaceDE w:val="0"/>
               <w:autoSpaceDN w:val="0"/>
               <w:adjustRightInd w:val="0"/>
-              <w:jc w:val="center"/>
+              <w:jc w:val="both"/>
               <w:rPr>
                 <w:rFonts w:ascii="Arial Nova Cond" w:hAnsi="Arial Nova Cond" w:cs="Arial"/>
                 <w:color w:val="000000"/>
@@ -15336,7 +15318,6 @@
         <w:tc>
           <w:tcPr>
             <w:tcW w:w="1337" w:type="dxa"/>
-            <w:shd w:val="clear" w:color="auto" w:fill="auto"/>
             <w:vAlign w:val="center"/>
           </w:tcPr>
           <w:p>
@@ -15375,7 +15356,6 @@
           <w:tcPr>
             <w:tcW w:w="875" w:type="dxa"/>
             <w:vMerge w:val="restart"/>
-            <w:shd w:val="clear" w:color="auto" w:fill="auto"/>
             <w:vAlign w:val="center"/>
           </w:tcPr>
           <w:p>
@@ -15478,7 +15458,6 @@
         <w:tc>
           <w:tcPr>
             <w:tcW w:w="6169" w:type="dxa"/>
-            <w:shd w:val="clear" w:color="auto" w:fill="auto"/>
             <w:vAlign w:val="center"/>
           </w:tcPr>
           <w:p>
@@ -15514,7 +15493,6 @@
         <w:tc>
           <w:tcPr>
             <w:tcW w:w="2015" w:type="dxa"/>
-            <w:shd w:val="clear" w:color="auto" w:fill="auto"/>
             <w:vAlign w:val="center"/>
           </w:tcPr>
           <w:p>
@@ -15553,7 +15531,7 @@
               <w:autoSpaceDE w:val="0"/>
               <w:autoSpaceDN w:val="0"/>
               <w:adjustRightInd w:val="0"/>
-              <w:jc w:val="center"/>
+              <w:jc w:val="both"/>
               <w:rPr>
                 <w:rFonts w:ascii="Arial Nova Cond" w:hAnsi="Arial Nova Cond" w:cs="Arial"/>
                 <w:color w:val="000000"/>
@@ -15577,7 +15555,6 @@
         <w:tc>
           <w:tcPr>
             <w:tcW w:w="1337" w:type="dxa"/>
-            <w:shd w:val="clear" w:color="auto" w:fill="auto"/>
             <w:vAlign w:val="center"/>
           </w:tcPr>
           <w:p>
@@ -15616,7 +15593,6 @@
           <w:tcPr>
             <w:tcW w:w="875" w:type="dxa"/>
             <w:vMerge/>
-            <w:shd w:val="clear" w:color="auto" w:fill="auto"/>
             <w:vAlign w:val="center"/>
           </w:tcPr>
           <w:p>
@@ -15707,7 +15683,6 @@
         <w:tc>
           <w:tcPr>
             <w:tcW w:w="6169" w:type="dxa"/>
-            <w:shd w:val="clear" w:color="auto" w:fill="auto"/>
             <w:vAlign w:val="center"/>
           </w:tcPr>
           <w:p>
@@ -15742,7 +15717,6 @@
         <w:tc>
           <w:tcPr>
             <w:tcW w:w="2015" w:type="dxa"/>
-            <w:shd w:val="clear" w:color="auto" w:fill="auto"/>
             <w:vAlign w:val="center"/>
           </w:tcPr>
           <w:p>
@@ -15781,7 +15755,7 @@
               <w:autoSpaceDE w:val="0"/>
               <w:autoSpaceDN w:val="0"/>
               <w:adjustRightInd w:val="0"/>
-              <w:jc w:val="center"/>
+              <w:jc w:val="both"/>
               <w:rPr>
                 <w:rFonts w:ascii="Arial Nova Cond" w:hAnsi="Arial Nova Cond" w:cs="Arial"/>
                 <w:color w:val="000000"/>
@@ -15805,7 +15779,6 @@
         <w:tc>
           <w:tcPr>
             <w:tcW w:w="1337" w:type="dxa"/>
-            <w:shd w:val="clear" w:color="auto" w:fill="auto"/>
             <w:vAlign w:val="center"/>
           </w:tcPr>
           <w:p>
@@ -15844,7 +15817,6 @@
           <w:tcPr>
             <w:tcW w:w="875" w:type="dxa"/>
             <w:vMerge w:val="restart"/>
-            <w:shd w:val="clear" w:color="auto" w:fill="auto"/>
             <w:vAlign w:val="center"/>
           </w:tcPr>
           <w:p>
@@ -15955,7 +15927,6 @@
         <w:tc>
           <w:tcPr>
             <w:tcW w:w="6169" w:type="dxa"/>
-            <w:shd w:val="clear" w:color="auto" w:fill="auto"/>
             <w:vAlign w:val="center"/>
           </w:tcPr>
           <w:p>
@@ -15990,7 +15961,6 @@
         <w:tc>
           <w:tcPr>
             <w:tcW w:w="2015" w:type="dxa"/>
-            <w:shd w:val="clear" w:color="auto" w:fill="auto"/>
             <w:vAlign w:val="center"/>
           </w:tcPr>
           <w:p>
@@ -16029,7 +15999,7 @@
               <w:autoSpaceDE w:val="0"/>
               <w:autoSpaceDN w:val="0"/>
               <w:adjustRightInd w:val="0"/>
-              <w:jc w:val="center"/>
+              <w:jc w:val="both"/>
               <w:rPr>
                 <w:rFonts w:ascii="Arial Nova Cond" w:hAnsi="Arial Nova Cond" w:cs="Arial"/>
                 <w:color w:val="000000"/>
@@ -16053,7 +16023,6 @@
         <w:tc>
           <w:tcPr>
             <w:tcW w:w="1337" w:type="dxa"/>
-            <w:shd w:val="clear" w:color="auto" w:fill="auto"/>
             <w:vAlign w:val="center"/>
           </w:tcPr>
           <w:p>
@@ -16092,7 +16061,6 @@
           <w:tcPr>
             <w:tcW w:w="875" w:type="dxa"/>
             <w:vMerge/>
-            <w:shd w:val="clear" w:color="auto" w:fill="auto"/>
             <w:vAlign w:val="center"/>
           </w:tcPr>
           <w:p>
@@ -16192,7 +16160,6 @@
         <w:tc>
           <w:tcPr>
             <w:tcW w:w="6169" w:type="dxa"/>
-            <w:shd w:val="clear" w:color="auto" w:fill="auto"/>
             <w:vAlign w:val="center"/>
           </w:tcPr>
           <w:p>
@@ -16228,7 +16195,6 @@
         <w:tc>
           <w:tcPr>
             <w:tcW w:w="2015" w:type="dxa"/>
-            <w:shd w:val="clear" w:color="auto" w:fill="auto"/>
             <w:vAlign w:val="center"/>
           </w:tcPr>
           <w:p>
@@ -16266,7 +16232,7 @@
               <w:autoSpaceDE w:val="0"/>
               <w:autoSpaceDN w:val="0"/>
               <w:adjustRightInd w:val="0"/>
-              <w:jc w:val="center"/>
+              <w:jc w:val="both"/>
               <w:rPr>
                 <w:rFonts w:ascii="Arial Nova Cond" w:hAnsi="Arial Nova Cond" w:cs="Arial"/>
                 <w:color w:val="000000"/>
@@ -16290,7 +16256,6 @@
         <w:tc>
           <w:tcPr>
             <w:tcW w:w="1337" w:type="dxa"/>
-            <w:shd w:val="clear" w:color="auto" w:fill="auto"/>
             <w:vAlign w:val="center"/>
           </w:tcPr>
           <w:p>
@@ -16320,6 +16285,7 @@
           </w:p>
         </w:tc>
       </w:tr>
+      <w:bookmarkEnd w:id="0"/>
     </w:tbl>
     <w:p>
       <w:pPr>

--- a/templates/plananual/TUTORÍA 1° A 5°/TUTORÍA 4° - PROGRAMACIÓN  ANUAL.docx
+++ b/templates/plananual/TUTORÍA 1° A 5°/TUTORÍA 4° - PROGRAMACIÓN  ANUAL.docx
@@ -1,6 +1,6 @@
 
 <file path=word/document.xml><?xml version="1.0" encoding="utf-8"?>
-<w:document xmlns:wpc="http://schemas.microsoft.com/office/word/2010/wordprocessingCanvas" xmlns:cx="http://schemas.microsoft.com/office/drawing/2014/chartex" xmlns:cx1="http://schemas.microsoft.com/office/drawing/2015/9/8/chartex" xmlns:cx2="http://schemas.microsoft.com/office/drawing/2015/10/21/chartex" xmlns:cx3="http://schemas.microsoft.com/office/drawing/2016/5/9/chartex" xmlns:cx4="http://schemas.microsoft.com/office/drawing/2016/5/10/chartex" xmlns:cx5="http://schemas.microsoft.com/office/drawing/2016/5/11/chartex" xmlns:cx6="http://schemas.microsoft.com/office/drawing/2016/5/12/chartex" xmlns:cx7="http://schemas.microsoft.com/office/drawing/2016/5/13/chartex" xmlns:cx8="http://schemas.microsoft.com/office/drawing/2016/5/14/chartex" xmlns:mc="http://schemas.openxmlformats.org/markup-compatibility/2006" xmlns:aink="http://schemas.microsoft.com/office/drawing/2016/ink" xmlns:am3d="http://schemas.microsoft.com/office/drawing/2017/model3d" xmlns:o="urn:schemas-microsoft-com:office:office" xmlns:oel="http://schemas.microsoft.com/office/2019/extlst" xmlns:r="http://schemas.openxmlformats.org/officeDocument/2006/relationships" xmlns:m="http://schemas.openxmlformats.org/officeDocument/2006/math" xmlns:v="urn:schemas-microsoft-com:vml" xmlns:wp14="http://schemas.microsoft.com/office/word/2010/wordprocessingDrawing" xmlns:wp="http://schemas.openxmlformats.org/drawingml/2006/wordprocessingDrawing" xmlns:w10="urn:schemas-microsoft-com:office:word" xmlns:w="http://schemas.openxmlformats.org/wordprocessingml/2006/main" xmlns:w14="http://schemas.microsoft.com/office/word/2010/wordml" xmlns:w15="http://schemas.microsoft.com/office/word/2012/wordml" xmlns:w16cex="http://schemas.microsoft.com/office/word/2018/wordml/cex" xmlns:w16cid="http://schemas.microsoft.com/office/word/2016/wordml/cid" xmlns:w16="http://schemas.microsoft.com/office/word/2018/wordml" xmlns:w16du="http://schemas.microsoft.com/office/word/2023/wordml/word16du" xmlns:w16sdtdh="http://schemas.microsoft.com/office/word/2020/wordml/sdtdatahash" xmlns:w16se="http://schemas.microsoft.com/office/word/2015/wordml/symex" xmlns:wpg="http://schemas.microsoft.com/office/word/2010/wordprocessingGroup" xmlns:wpi="http://schemas.microsoft.com/office/word/2010/wordprocessingInk" xmlns:wne="http://schemas.microsoft.com/office/word/2006/wordml" xmlns:wps="http://schemas.microsoft.com/office/word/2010/wordprocessingShape" mc:Ignorable="w14 w15 w16se w16cid w16 w16cex w16sdtdh w16du wp14">
+<w:document xmlns:wpc="http://schemas.microsoft.com/office/word/2010/wordprocessingCanvas" xmlns:cx="http://schemas.microsoft.com/office/drawing/2014/chartex" xmlns:cx1="http://schemas.microsoft.com/office/drawing/2015/9/8/chartex" xmlns:cx2="http://schemas.microsoft.com/office/drawing/2015/10/21/chartex" xmlns:cx3="http://schemas.microsoft.com/office/drawing/2016/5/9/chartex" xmlns:cx4="http://schemas.microsoft.com/office/drawing/2016/5/10/chartex" xmlns:cx5="http://schemas.microsoft.com/office/drawing/2016/5/11/chartex" xmlns:cx6="http://schemas.microsoft.com/office/drawing/2016/5/12/chartex" xmlns:cx7="http://schemas.microsoft.com/office/drawing/2016/5/13/chartex" xmlns:cx8="http://schemas.microsoft.com/office/drawing/2016/5/14/chartex" xmlns:mc="http://schemas.openxmlformats.org/markup-compatibility/2006" xmlns:aink="http://schemas.microsoft.com/office/drawing/2016/ink" xmlns:am3d="http://schemas.microsoft.com/office/drawing/2017/model3d" xmlns:o="urn:schemas-microsoft-com:office:office" xmlns:oel="http://schemas.microsoft.com/office/2019/extlst" xmlns:r="http://schemas.openxmlformats.org/officeDocument/2006/relationships" xmlns:m="http://schemas.openxmlformats.org/officeDocument/2006/math" xmlns:v="urn:schemas-microsoft-com:vml" xmlns:wp14="http://schemas.microsoft.com/office/word/2010/wordprocessingDrawing" xmlns:wp="http://schemas.openxmlformats.org/drawingml/2006/wordprocessingDrawing" xmlns:w10="urn:schemas-microsoft-com:office:word" xmlns:w="http://schemas.openxmlformats.org/wordprocessingml/2006/main" xmlns:w14="http://schemas.microsoft.com/office/word/2010/wordml" xmlns:w15="http://schemas.microsoft.com/office/word/2012/wordml" xmlns:w16cex="http://schemas.microsoft.com/office/word/2018/wordml/cex" xmlns:w16cid="http://schemas.microsoft.com/office/word/2016/wordml/cid" xmlns:w16="http://schemas.microsoft.com/office/word/2018/wordml" xmlns:w16du="http://schemas.microsoft.com/office/word/2023/wordml/word16du" xmlns:w16sdtdh="http://schemas.microsoft.com/office/word/2020/wordml/sdtdatahash" xmlns:w16sdtfl="http://schemas.microsoft.com/office/word/2024/wordml/sdtformatlock" xmlns:w16se="http://schemas.microsoft.com/office/word/2015/wordml/symex" xmlns:wpg="http://schemas.microsoft.com/office/word/2010/wordprocessingGroup" xmlns:wpi="http://schemas.microsoft.com/office/word/2010/wordprocessingInk" xmlns:wne="http://schemas.microsoft.com/office/word/2006/wordml" xmlns:wps="http://schemas.microsoft.com/office/word/2010/wordprocessingShape" mc:Ignorable="w14 w15 w16se w16cid w16 w16cex w16sdtdh w16sdtfl w16du wp14">
   <w:body>
     <w:p>
       <w:pPr>
@@ -1345,7 +1345,27 @@
                 <w:sz w:val="20"/>
                 <w:szCs w:val="20"/>
               </w:rPr>
-              <w:t>La tutoría es la modalidad de orientación educativa, inherente al currículo, que se encarga del acompañamiento socio-afectivo, cognitivo y pedagógico de los estudiantes dentro de un marco formativo y preventivo, desde la perspectiva del desarrollo humano. La tutoría juega un rol fundamental en la tarea de brindar una formación integral a nuestros estudiantes, que los prepare para la vida como personas y miembros de una comunidad.</w:t>
+              <w:t xml:space="preserve">La tutoría es la modalidad de orientación educativa, inherente al currículo, que se encarga del acompañamiento </w:t>
+            </w:r>
+            <w:proofErr w:type="gramStart"/>
+            <w:r>
+              <w:rPr>
+                <w:rFonts w:ascii="Arial Nova Cond Light" w:hAnsi="Arial Nova Cond Light" w:cs="Times New Roman"/>
+                <w:color w:val="000000" w:themeColor="text1"/>
+                <w:sz w:val="20"/>
+                <w:szCs w:val="20"/>
+              </w:rPr>
+              <w:t>socio-afectivo</w:t>
+            </w:r>
+            <w:proofErr w:type="gramEnd"/>
+            <w:r>
+              <w:rPr>
+                <w:rFonts w:ascii="Arial Nova Cond Light" w:hAnsi="Arial Nova Cond Light" w:cs="Times New Roman"/>
+                <w:color w:val="000000" w:themeColor="text1"/>
+                <w:sz w:val="20"/>
+                <w:szCs w:val="20"/>
+              </w:rPr>
+              <w:t>, cognitivo y pedagógico de los estudiantes dentro de un marco formativo y preventivo, desde la perspectiva del desarrollo humano. La tutoría juega un rol fundamental en la tarea de brindar una formación integral a nuestros estudiantes, que los prepare para la vida como personas y miembros de una comunidad.</w:t>
             </w:r>
           </w:p>
           <w:p>
@@ -9721,4049 +9741,6 @@
     <w:p>
       <w:pPr>
         <w:pStyle w:val="Prrafodelista"/>
-        <w:spacing w:after="0" w:line="276" w:lineRule="auto"/>
-        <w:ind w:left="-284" w:right="-455"/>
-        <w:textDirection w:val="btLr"/>
-        <w:rPr>
-          <w:rFonts w:ascii="Arial Nova Cond Light" w:hAnsi="Arial Nova Cond Light" w:cs="Times New Roman"/>
-          <w:b/>
-          <w:bCs/>
-          <w:color w:val="000000" w:themeColor="text1"/>
-          <w:sz w:val="20"/>
-          <w:szCs w:val="20"/>
-        </w:rPr>
-      </w:pPr>
-    </w:p>
-    <w:p>
-      <w:pPr>
-        <w:pStyle w:val="Prrafodelista"/>
-        <w:numPr>
-          <w:ilvl w:val="0"/>
-          <w:numId w:val="2"/>
-        </w:numPr>
-        <w:shd w:val="clear" w:color="auto" w:fill="2EC440"/>
-        <w:spacing w:after="0" w:line="276" w:lineRule="auto"/>
-        <w:ind w:left="-284" w:right="-455" w:hanging="142"/>
-        <w:textDirection w:val="btLr"/>
-        <w:rPr>
-          <w:rFonts w:ascii="Arial Nova Cond Light" w:hAnsi="Arial Nova Cond Light" w:cs="Times New Roman"/>
-          <w:b/>
-          <w:bCs/>
-          <w:color w:val="000000" w:themeColor="text1"/>
-          <w:sz w:val="20"/>
-          <w:szCs w:val="20"/>
-        </w:rPr>
-      </w:pPr>
-      <w:r>
-        <w:rPr>
-          <w:rFonts w:ascii="Arial Nova Cond Light" w:hAnsi="Arial Nova Cond Light" w:cs="Times New Roman"/>
-          <w:b/>
-          <w:bCs/>
-          <w:color w:val="000000" w:themeColor="text1"/>
-          <w:sz w:val="20"/>
-          <w:szCs w:val="20"/>
-        </w:rPr>
-        <w:t xml:space="preserve">RESULTADOS DE ACTAS DEL </w:t>
-      </w:r>
-      <w:r>
-        <w:rPr>
-          <w:rFonts w:ascii="Arial Nova Cond Light" w:hAnsi="Arial Nova Cond Light" w:cs="Times New Roman"/>
-          <w:b/>
-          <w:bCs/>
-          <w:color w:val="000000" w:themeColor="text1"/>
-          <w:sz w:val="20"/>
-          <w:szCs w:val="20"/>
-        </w:rPr>
-        <w:t>AÑO ANTERIOR</w:t>
-      </w:r>
-      <w:r>
-        <w:rPr>
-          <w:rFonts w:ascii="Arial Nova Cond Light" w:hAnsi="Arial Nova Cond Light" w:cs="Times New Roman"/>
-          <w:b/>
-          <w:bCs/>
-          <w:color w:val="000000" w:themeColor="text1"/>
-          <w:sz w:val="20"/>
-          <w:szCs w:val="20"/>
-        </w:rPr>
-        <w:t>:</w:t>
-      </w:r>
-      <w:r>
-        <w:rPr>
-          <w:rFonts w:ascii="Arial Nova Cond Light" w:hAnsi="Arial Nova Cond Light" w:cs="Times New Roman"/>
-          <w:b/>
-          <w:bCs/>
-          <w:color w:val="000000" w:themeColor="text1"/>
-          <w:sz w:val="20"/>
-          <w:szCs w:val="20"/>
-        </w:rPr>
-        <w:tab/>
-      </w:r>
-    </w:p>
-    <w:p>
-      <w:pPr>
-        <w:pStyle w:val="Prrafodelista"/>
-        <w:spacing w:line="276" w:lineRule="auto"/>
-        <w:ind w:left="-284" w:right="-455"/>
-        <w:rPr>
-          <w:rFonts w:ascii="Arial Nova Cond Light" w:hAnsi="Arial Nova Cond Light" w:cs="Times New Roman"/>
-          <w:b/>
-          <w:bCs/>
-          <w:color w:val="000000" w:themeColor="text1"/>
-          <w:sz w:val="20"/>
-          <w:szCs w:val="20"/>
-        </w:rPr>
-      </w:pPr>
-    </w:p>
-    <w:tbl>
-      <w:tblPr>
-        <w:tblStyle w:val="Tablaconcuadrcula"/>
-        <w:tblW w:w="14890" w:type="dxa"/>
-        <w:tblInd w:w="-441" w:type="dxa"/>
-        <w:tblBorders>
-          <w:top w:val="double" w:sz="4" w:space="0" w:color="47D459" w:themeColor="accent3" w:themeTint="99"/>
-          <w:left w:val="double" w:sz="4" w:space="0" w:color="47D459" w:themeColor="accent3" w:themeTint="99"/>
-          <w:bottom w:val="double" w:sz="4" w:space="0" w:color="47D459" w:themeColor="accent3" w:themeTint="99"/>
-          <w:right w:val="double" w:sz="4" w:space="0" w:color="47D459" w:themeColor="accent3" w:themeTint="99"/>
-          <w:insideH w:val="double" w:sz="4" w:space="0" w:color="47D459" w:themeColor="accent3" w:themeTint="99"/>
-          <w:insideV w:val="double" w:sz="4" w:space="0" w:color="47D459" w:themeColor="accent3" w:themeTint="99"/>
-        </w:tblBorders>
-        <w:tblLook w:val="04A0" w:firstRow="1" w:lastRow="0" w:firstColumn="1" w:lastColumn="0" w:noHBand="0" w:noVBand="1"/>
-      </w:tblPr>
-      <w:tblGrid>
-        <w:gridCol w:w="1719"/>
-        <w:gridCol w:w="1801"/>
-        <w:gridCol w:w="1442"/>
-        <w:gridCol w:w="1972"/>
-        <w:gridCol w:w="1997"/>
-        <w:gridCol w:w="1418"/>
-        <w:gridCol w:w="1735"/>
-        <w:gridCol w:w="1403"/>
-        <w:gridCol w:w="1403"/>
-      </w:tblGrid>
-      <w:tr>
-        <w:trPr>
-          <w:trHeight w:val="282"/>
-        </w:trPr>
-        <w:tc>
-          <w:tcPr>
-            <w:tcW w:w="1719" w:type="dxa"/>
-            <w:shd w:val="clear" w:color="auto" w:fill="84E290" w:themeFill="accent3" w:themeFillTint="66"/>
-          </w:tcPr>
-          <w:p>
-            <w:pPr>
-              <w:pStyle w:val="Prrafodelista"/>
-              <w:spacing w:line="276" w:lineRule="auto"/>
-              <w:ind w:left="0"/>
-              <w:jc w:val="center"/>
-              <w:rPr>
-                <w:rFonts w:ascii="Arial Nova Cond Light" w:hAnsi="Arial Nova Cond Light" w:cs="Times New Roman"/>
-                <w:b/>
-                <w:bCs/>
-                <w:color w:val="000000" w:themeColor="text1"/>
-                <w:sz w:val="20"/>
-                <w:szCs w:val="20"/>
-              </w:rPr>
-            </w:pPr>
-            <w:r>
-              <w:rPr>
-                <w:rFonts w:ascii="Arial Nova Cond Light" w:hAnsi="Arial Nova Cond Light" w:cs="Times New Roman"/>
-                <w:b/>
-                <w:bCs/>
-                <w:color w:val="000000" w:themeColor="text1"/>
-                <w:sz w:val="20"/>
-                <w:szCs w:val="20"/>
-              </w:rPr>
-              <w:t>COMPETENCIA 1</w:t>
-            </w:r>
-          </w:p>
-        </w:tc>
-        <w:tc>
-          <w:tcPr>
-            <w:tcW w:w="3243" w:type="dxa"/>
-            <w:gridSpan w:val="2"/>
-          </w:tcPr>
-          <w:p>
-            <w:pPr>
-              <w:pStyle w:val="Prrafodelista"/>
-              <w:spacing w:line="276" w:lineRule="auto"/>
-              <w:ind w:left="0" w:right="-455"/>
-              <w:rPr>
-                <w:rFonts w:ascii="Arial Nova Cond Light" w:hAnsi="Arial Nova Cond Light" w:cs="Times New Roman"/>
-                <w:b/>
-                <w:bCs/>
-                <w:color w:val="000000" w:themeColor="text1"/>
-                <w:sz w:val="20"/>
-                <w:szCs w:val="20"/>
-              </w:rPr>
-            </w:pPr>
-          </w:p>
-        </w:tc>
-        <w:tc>
-          <w:tcPr>
-            <w:tcW w:w="1972" w:type="dxa"/>
-            <w:shd w:val="clear" w:color="auto" w:fill="84E290" w:themeFill="accent3" w:themeFillTint="66"/>
-          </w:tcPr>
-          <w:p>
-            <w:pPr>
-              <w:pStyle w:val="Prrafodelista"/>
-              <w:spacing w:line="276" w:lineRule="auto"/>
-              <w:ind w:left="0" w:right="86"/>
-              <w:jc w:val="center"/>
-              <w:rPr>
-                <w:rFonts w:ascii="Arial Nova Cond Light" w:hAnsi="Arial Nova Cond Light" w:cs="Times New Roman"/>
-                <w:b/>
-                <w:bCs/>
-                <w:color w:val="000000" w:themeColor="text1"/>
-                <w:sz w:val="20"/>
-                <w:szCs w:val="20"/>
-              </w:rPr>
-            </w:pPr>
-            <w:r>
-              <w:rPr>
-                <w:rFonts w:ascii="Arial Nova Cond Light" w:hAnsi="Arial Nova Cond Light" w:cs="Times New Roman"/>
-                <w:b/>
-                <w:bCs/>
-                <w:color w:val="000000" w:themeColor="text1"/>
-                <w:sz w:val="20"/>
-                <w:szCs w:val="20"/>
-              </w:rPr>
-              <w:t>COMPETENCIA 2</w:t>
-            </w:r>
-          </w:p>
-        </w:tc>
-        <w:tc>
-          <w:tcPr>
-            <w:tcW w:w="3415" w:type="dxa"/>
-            <w:gridSpan w:val="2"/>
-          </w:tcPr>
-          <w:p>
-            <w:pPr>
-              <w:pStyle w:val="Prrafodelista"/>
-              <w:spacing w:line="276" w:lineRule="auto"/>
-              <w:ind w:left="0" w:right="-455"/>
-              <w:rPr>
-                <w:rFonts w:ascii="Arial Nova Cond Light" w:hAnsi="Arial Nova Cond Light" w:cs="Times New Roman"/>
-                <w:b/>
-                <w:bCs/>
-                <w:color w:val="000000" w:themeColor="text1"/>
-                <w:sz w:val="20"/>
-                <w:szCs w:val="20"/>
-              </w:rPr>
-            </w:pPr>
-          </w:p>
-        </w:tc>
-        <w:tc>
-          <w:tcPr>
-            <w:tcW w:w="1735" w:type="dxa"/>
-            <w:shd w:val="clear" w:color="auto" w:fill="84E290" w:themeFill="accent3" w:themeFillTint="66"/>
-          </w:tcPr>
-          <w:p>
-            <w:pPr>
-              <w:pStyle w:val="Prrafodelista"/>
-              <w:spacing w:line="276" w:lineRule="auto"/>
-              <w:ind w:left="0"/>
-              <w:jc w:val="center"/>
-              <w:rPr>
-                <w:rFonts w:ascii="Arial Nova Cond Light" w:hAnsi="Arial Nova Cond Light" w:cs="Times New Roman"/>
-                <w:b/>
-                <w:bCs/>
-                <w:color w:val="000000" w:themeColor="text1"/>
-                <w:sz w:val="20"/>
-                <w:szCs w:val="20"/>
-              </w:rPr>
-            </w:pPr>
-            <w:r>
-              <w:rPr>
-                <w:rFonts w:ascii="Arial Nova Cond Light" w:hAnsi="Arial Nova Cond Light" w:cs="Times New Roman"/>
-                <w:b/>
-                <w:bCs/>
-                <w:color w:val="000000" w:themeColor="text1"/>
-                <w:sz w:val="20"/>
-                <w:szCs w:val="20"/>
-              </w:rPr>
-              <w:t>COMPETENCIA 3</w:t>
-            </w:r>
-          </w:p>
-        </w:tc>
-        <w:tc>
-          <w:tcPr>
-            <w:tcW w:w="2806" w:type="dxa"/>
-            <w:gridSpan w:val="2"/>
-          </w:tcPr>
-          <w:p>
-            <w:pPr>
-              <w:pStyle w:val="Prrafodelista"/>
-              <w:spacing w:line="276" w:lineRule="auto"/>
-              <w:ind w:left="0" w:right="-455"/>
-              <w:rPr>
-                <w:rFonts w:ascii="Arial Nova Cond Light" w:hAnsi="Arial Nova Cond Light" w:cs="Times New Roman"/>
-                <w:b/>
-                <w:bCs/>
-                <w:color w:val="000000" w:themeColor="text1"/>
-                <w:sz w:val="20"/>
-                <w:szCs w:val="20"/>
-              </w:rPr>
-            </w:pPr>
-          </w:p>
-        </w:tc>
-      </w:tr>
-      <w:tr>
-        <w:trPr>
-          <w:trHeight w:val="282"/>
-        </w:trPr>
-        <w:tc>
-          <w:tcPr>
-            <w:tcW w:w="1719" w:type="dxa"/>
-            <w:shd w:val="clear" w:color="auto" w:fill="C1F0C7" w:themeFill="accent3" w:themeFillTint="33"/>
-            <w:vAlign w:val="center"/>
-          </w:tcPr>
-          <w:p>
-            <w:pPr>
-              <w:pStyle w:val="Prrafodelista"/>
-              <w:spacing w:line="276" w:lineRule="auto"/>
-              <w:ind w:left="0"/>
-              <w:jc w:val="center"/>
-              <w:rPr>
-                <w:rFonts w:ascii="Arial Nova Cond Light" w:hAnsi="Arial Nova Cond Light" w:cs="Times New Roman"/>
-                <w:b/>
-                <w:bCs/>
-                <w:color w:val="000000" w:themeColor="text1"/>
-                <w:sz w:val="20"/>
-                <w:szCs w:val="20"/>
-              </w:rPr>
-            </w:pPr>
-            <w:r>
-              <w:rPr>
-                <w:rFonts w:ascii="Arial Nova Cond Light" w:hAnsi="Arial Nova Cond Light" w:cs="Times New Roman"/>
-                <w:b/>
-                <w:bCs/>
-                <w:color w:val="000000" w:themeColor="text1"/>
-                <w:sz w:val="20"/>
-                <w:szCs w:val="20"/>
-              </w:rPr>
-              <w:t>NIVELES DE LOGRO</w:t>
-            </w:r>
-          </w:p>
-        </w:tc>
-        <w:tc>
-          <w:tcPr>
-            <w:tcW w:w="1801" w:type="dxa"/>
-            <w:shd w:val="clear" w:color="auto" w:fill="C1F0C7" w:themeFill="accent3" w:themeFillTint="33"/>
-            <w:vAlign w:val="center"/>
-          </w:tcPr>
-          <w:p>
-            <w:pPr>
-              <w:pStyle w:val="Prrafodelista"/>
-              <w:spacing w:line="276" w:lineRule="auto"/>
-              <w:ind w:left="0"/>
-              <w:jc w:val="center"/>
-              <w:rPr>
-                <w:rFonts w:ascii="Arial Nova Cond Light" w:hAnsi="Arial Nova Cond Light" w:cs="Times New Roman"/>
-                <w:b/>
-                <w:bCs/>
-                <w:color w:val="000000" w:themeColor="text1"/>
-                <w:sz w:val="20"/>
-                <w:szCs w:val="20"/>
-              </w:rPr>
-            </w:pPr>
-            <w:r>
-              <w:rPr>
-                <w:rFonts w:ascii="Arial Nova Cond Light" w:hAnsi="Arial Nova Cond Light" w:cs="Times New Roman"/>
-                <w:b/>
-                <w:bCs/>
-                <w:color w:val="000000" w:themeColor="text1"/>
-                <w:sz w:val="20"/>
-                <w:szCs w:val="20"/>
-              </w:rPr>
-              <w:t>Cantidad</w:t>
-            </w:r>
-          </w:p>
-        </w:tc>
-        <w:tc>
-          <w:tcPr>
-            <w:tcW w:w="1442" w:type="dxa"/>
-            <w:shd w:val="clear" w:color="auto" w:fill="C1F0C7" w:themeFill="accent3" w:themeFillTint="33"/>
-            <w:vAlign w:val="center"/>
-          </w:tcPr>
-          <w:p>
-            <w:pPr>
-              <w:pStyle w:val="Prrafodelista"/>
-              <w:spacing w:line="276" w:lineRule="auto"/>
-              <w:ind w:left="0"/>
-              <w:jc w:val="center"/>
-              <w:rPr>
-                <w:rFonts w:ascii="Arial Nova Cond Light" w:hAnsi="Arial Nova Cond Light" w:cs="Times New Roman"/>
-                <w:b/>
-                <w:bCs/>
-                <w:color w:val="000000" w:themeColor="text1"/>
-                <w:sz w:val="20"/>
-                <w:szCs w:val="20"/>
-                <w:highlight w:val="yellow"/>
-              </w:rPr>
-            </w:pPr>
-            <w:r>
-              <w:rPr>
-                <w:rFonts w:ascii="Arial Nova Cond Light" w:hAnsi="Arial Nova Cond Light" w:cs="Times New Roman"/>
-                <w:b/>
-                <w:bCs/>
-                <w:color w:val="000000" w:themeColor="text1"/>
-                <w:sz w:val="20"/>
-                <w:szCs w:val="20"/>
-              </w:rPr>
-              <w:t>%</w:t>
-            </w:r>
-          </w:p>
-        </w:tc>
-        <w:tc>
-          <w:tcPr>
-            <w:tcW w:w="1972" w:type="dxa"/>
-            <w:shd w:val="clear" w:color="auto" w:fill="C1F0C7" w:themeFill="accent3" w:themeFillTint="33"/>
-            <w:vAlign w:val="center"/>
-          </w:tcPr>
-          <w:p>
-            <w:pPr>
-              <w:pStyle w:val="Prrafodelista"/>
-              <w:spacing w:line="276" w:lineRule="auto"/>
-              <w:ind w:left="0" w:right="86"/>
-              <w:jc w:val="center"/>
-              <w:rPr>
-                <w:rFonts w:ascii="Arial Nova Cond Light" w:hAnsi="Arial Nova Cond Light" w:cs="Times New Roman"/>
-                <w:b/>
-                <w:bCs/>
-                <w:color w:val="000000" w:themeColor="text1"/>
-                <w:sz w:val="20"/>
-                <w:szCs w:val="20"/>
-              </w:rPr>
-            </w:pPr>
-            <w:r>
-              <w:rPr>
-                <w:rFonts w:ascii="Arial Nova Cond Light" w:hAnsi="Arial Nova Cond Light" w:cs="Times New Roman"/>
-                <w:b/>
-                <w:bCs/>
-                <w:color w:val="000000" w:themeColor="text1"/>
-                <w:sz w:val="20"/>
-                <w:szCs w:val="20"/>
-              </w:rPr>
-              <w:t>NIVELES DE LOGRO</w:t>
-            </w:r>
-          </w:p>
-        </w:tc>
-        <w:tc>
-          <w:tcPr>
-            <w:tcW w:w="1997" w:type="dxa"/>
-            <w:shd w:val="clear" w:color="auto" w:fill="C1F0C7" w:themeFill="accent3" w:themeFillTint="33"/>
-            <w:vAlign w:val="center"/>
-          </w:tcPr>
-          <w:p>
-            <w:pPr>
-              <w:pStyle w:val="Prrafodelista"/>
-              <w:spacing w:line="276" w:lineRule="auto"/>
-              <w:ind w:left="0" w:right="174"/>
-              <w:jc w:val="center"/>
-              <w:rPr>
-                <w:rFonts w:ascii="Arial Nova Cond Light" w:hAnsi="Arial Nova Cond Light" w:cs="Times New Roman"/>
-                <w:b/>
-                <w:bCs/>
-                <w:color w:val="000000" w:themeColor="text1"/>
-                <w:sz w:val="20"/>
-                <w:szCs w:val="20"/>
-              </w:rPr>
-            </w:pPr>
-            <w:r>
-              <w:rPr>
-                <w:rFonts w:ascii="Arial Nova Cond Light" w:hAnsi="Arial Nova Cond Light" w:cs="Times New Roman"/>
-                <w:b/>
-                <w:bCs/>
-                <w:color w:val="000000" w:themeColor="text1"/>
-                <w:sz w:val="20"/>
-                <w:szCs w:val="20"/>
-              </w:rPr>
-              <w:t>Cantidad</w:t>
-            </w:r>
-          </w:p>
-        </w:tc>
-        <w:tc>
-          <w:tcPr>
-            <w:tcW w:w="1418" w:type="dxa"/>
-            <w:shd w:val="clear" w:color="auto" w:fill="C1F0C7" w:themeFill="accent3" w:themeFillTint="33"/>
-            <w:vAlign w:val="center"/>
-          </w:tcPr>
-          <w:p>
-            <w:pPr>
-              <w:pStyle w:val="Prrafodelista"/>
-              <w:spacing w:line="276" w:lineRule="auto"/>
-              <w:ind w:left="0"/>
-              <w:jc w:val="center"/>
-              <w:rPr>
-                <w:rFonts w:ascii="Arial Nova Cond Light" w:hAnsi="Arial Nova Cond Light" w:cs="Times New Roman"/>
-                <w:b/>
-                <w:bCs/>
-                <w:color w:val="000000" w:themeColor="text1"/>
-                <w:sz w:val="20"/>
-                <w:szCs w:val="20"/>
-              </w:rPr>
-            </w:pPr>
-            <w:r>
-              <w:rPr>
-                <w:rFonts w:ascii="Arial Nova Cond Light" w:hAnsi="Arial Nova Cond Light" w:cs="Times New Roman"/>
-                <w:b/>
-                <w:bCs/>
-                <w:color w:val="000000" w:themeColor="text1"/>
-                <w:sz w:val="20"/>
-                <w:szCs w:val="20"/>
-              </w:rPr>
-              <w:t>%</w:t>
-            </w:r>
-          </w:p>
-        </w:tc>
-        <w:tc>
-          <w:tcPr>
-            <w:tcW w:w="1735" w:type="dxa"/>
-            <w:shd w:val="clear" w:color="auto" w:fill="C1F0C7" w:themeFill="accent3" w:themeFillTint="33"/>
-            <w:vAlign w:val="center"/>
-          </w:tcPr>
-          <w:p>
-            <w:pPr>
-              <w:pStyle w:val="Prrafodelista"/>
-              <w:spacing w:line="276" w:lineRule="auto"/>
-              <w:ind w:left="0" w:right="68"/>
-              <w:jc w:val="center"/>
-              <w:rPr>
-                <w:rFonts w:ascii="Arial Nova Cond Light" w:hAnsi="Arial Nova Cond Light" w:cs="Times New Roman"/>
-                <w:b/>
-                <w:bCs/>
-                <w:color w:val="000000" w:themeColor="text1"/>
-                <w:sz w:val="20"/>
-                <w:szCs w:val="20"/>
-              </w:rPr>
-            </w:pPr>
-            <w:r>
-              <w:rPr>
-                <w:rFonts w:ascii="Arial Nova Cond Light" w:hAnsi="Arial Nova Cond Light" w:cs="Times New Roman"/>
-                <w:b/>
-                <w:bCs/>
-                <w:color w:val="000000" w:themeColor="text1"/>
-                <w:sz w:val="20"/>
-                <w:szCs w:val="20"/>
-              </w:rPr>
-              <w:t>NIVELES DE LOGRO</w:t>
-            </w:r>
-          </w:p>
-        </w:tc>
-        <w:tc>
-          <w:tcPr>
-            <w:tcW w:w="1403" w:type="dxa"/>
-            <w:shd w:val="clear" w:color="auto" w:fill="C1F0C7" w:themeFill="accent3" w:themeFillTint="33"/>
-            <w:vAlign w:val="center"/>
-          </w:tcPr>
-          <w:p>
-            <w:pPr>
-              <w:pStyle w:val="Prrafodelista"/>
-              <w:spacing w:line="276" w:lineRule="auto"/>
-              <w:ind w:left="0"/>
-              <w:jc w:val="center"/>
-              <w:rPr>
-                <w:rFonts w:ascii="Arial Nova Cond Light" w:hAnsi="Arial Nova Cond Light" w:cs="Times New Roman"/>
-                <w:b/>
-                <w:bCs/>
-                <w:color w:val="000000" w:themeColor="text1"/>
-                <w:sz w:val="20"/>
-                <w:szCs w:val="20"/>
-              </w:rPr>
-            </w:pPr>
-            <w:r>
-              <w:rPr>
-                <w:rFonts w:ascii="Arial Nova Cond Light" w:hAnsi="Arial Nova Cond Light" w:cs="Times New Roman"/>
-                <w:b/>
-                <w:bCs/>
-                <w:color w:val="000000" w:themeColor="text1"/>
-                <w:sz w:val="20"/>
-                <w:szCs w:val="20"/>
-              </w:rPr>
-              <w:t>Cantidad</w:t>
-            </w:r>
-          </w:p>
-        </w:tc>
-        <w:tc>
-          <w:tcPr>
-            <w:tcW w:w="1403" w:type="dxa"/>
-            <w:shd w:val="clear" w:color="auto" w:fill="C1F0C7" w:themeFill="accent3" w:themeFillTint="33"/>
-            <w:vAlign w:val="center"/>
-          </w:tcPr>
-          <w:p>
-            <w:pPr>
-              <w:pStyle w:val="Prrafodelista"/>
-              <w:spacing w:line="276" w:lineRule="auto"/>
-              <w:ind w:left="0"/>
-              <w:jc w:val="center"/>
-              <w:rPr>
-                <w:rFonts w:ascii="Arial Nova Cond Light" w:hAnsi="Arial Nova Cond Light" w:cs="Times New Roman"/>
-                <w:b/>
-                <w:bCs/>
-                <w:color w:val="000000" w:themeColor="text1"/>
-                <w:sz w:val="20"/>
-                <w:szCs w:val="20"/>
-              </w:rPr>
-            </w:pPr>
-            <w:r>
-              <w:rPr>
-                <w:rFonts w:ascii="Arial Nova Cond Light" w:hAnsi="Arial Nova Cond Light" w:cs="Times New Roman"/>
-                <w:b/>
-                <w:bCs/>
-                <w:color w:val="000000" w:themeColor="text1"/>
-                <w:sz w:val="20"/>
-                <w:szCs w:val="20"/>
-              </w:rPr>
-              <w:t>%</w:t>
-            </w:r>
-          </w:p>
-        </w:tc>
-      </w:tr>
-      <w:tr>
-        <w:trPr>
-          <w:trHeight w:val="282"/>
-        </w:trPr>
-        <w:tc>
-          <w:tcPr>
-            <w:tcW w:w="1719" w:type="dxa"/>
-            <w:shd w:val="clear" w:color="auto" w:fill="C1F0C7" w:themeFill="accent3" w:themeFillTint="33"/>
-            <w:vAlign w:val="center"/>
-          </w:tcPr>
-          <w:p>
-            <w:pPr>
-              <w:pStyle w:val="Prrafodelista"/>
-              <w:spacing w:line="276" w:lineRule="auto"/>
-              <w:ind w:left="0"/>
-              <w:jc w:val="center"/>
-              <w:rPr>
-                <w:rFonts w:ascii="Arial Nova Cond Light" w:hAnsi="Arial Nova Cond Light" w:cs="Times New Roman"/>
-                <w:b/>
-                <w:bCs/>
-                <w:color w:val="000000" w:themeColor="text1"/>
-                <w:sz w:val="20"/>
-                <w:szCs w:val="20"/>
-              </w:rPr>
-            </w:pPr>
-            <w:r>
-              <w:rPr>
-                <w:rFonts w:ascii="Arial Nova Cond Light" w:hAnsi="Arial Nova Cond Light" w:cs="Times New Roman"/>
-                <w:b/>
-                <w:bCs/>
-                <w:color w:val="000000" w:themeColor="text1"/>
-                <w:sz w:val="20"/>
-                <w:szCs w:val="20"/>
-              </w:rPr>
-              <w:t>AD</w:t>
-            </w:r>
-          </w:p>
-        </w:tc>
-        <w:tc>
-          <w:tcPr>
-            <w:tcW w:w="1801" w:type="dxa"/>
-          </w:tcPr>
-          <w:p>
-            <w:pPr>
-              <w:pStyle w:val="Prrafodelista"/>
-              <w:spacing w:line="276" w:lineRule="auto"/>
-              <w:ind w:left="0" w:right="-455"/>
-              <w:rPr>
-                <w:rFonts w:ascii="Arial Nova Cond Light" w:hAnsi="Arial Nova Cond Light" w:cs="Times New Roman"/>
-                <w:b/>
-                <w:bCs/>
-                <w:color w:val="000000" w:themeColor="text1"/>
-                <w:sz w:val="20"/>
-                <w:szCs w:val="20"/>
-              </w:rPr>
-            </w:pPr>
-          </w:p>
-        </w:tc>
-        <w:tc>
-          <w:tcPr>
-            <w:tcW w:w="1442" w:type="dxa"/>
-          </w:tcPr>
-          <w:p>
-            <w:pPr>
-              <w:pStyle w:val="Prrafodelista"/>
-              <w:spacing w:line="276" w:lineRule="auto"/>
-              <w:ind w:left="0" w:right="-455"/>
-              <w:rPr>
-                <w:rFonts w:ascii="Arial Nova Cond Light" w:hAnsi="Arial Nova Cond Light" w:cs="Times New Roman"/>
-                <w:b/>
-                <w:bCs/>
-                <w:color w:val="000000" w:themeColor="text1"/>
-                <w:sz w:val="20"/>
-                <w:szCs w:val="20"/>
-                <w:highlight w:val="yellow"/>
-              </w:rPr>
-            </w:pPr>
-          </w:p>
-        </w:tc>
-        <w:tc>
-          <w:tcPr>
-            <w:tcW w:w="1972" w:type="dxa"/>
-            <w:shd w:val="clear" w:color="auto" w:fill="C1F0C7" w:themeFill="accent3" w:themeFillTint="33"/>
-            <w:vAlign w:val="center"/>
-          </w:tcPr>
-          <w:p>
-            <w:pPr>
-              <w:pStyle w:val="Prrafodelista"/>
-              <w:spacing w:line="276" w:lineRule="auto"/>
-              <w:ind w:left="0" w:right="86"/>
-              <w:jc w:val="center"/>
-              <w:rPr>
-                <w:rFonts w:ascii="Arial Nova Cond Light" w:hAnsi="Arial Nova Cond Light" w:cs="Times New Roman"/>
-                <w:b/>
-                <w:bCs/>
-                <w:color w:val="000000" w:themeColor="text1"/>
-                <w:sz w:val="20"/>
-                <w:szCs w:val="20"/>
-              </w:rPr>
-            </w:pPr>
-            <w:r>
-              <w:rPr>
-                <w:rFonts w:ascii="Arial Nova Cond Light" w:hAnsi="Arial Nova Cond Light" w:cs="Times New Roman"/>
-                <w:b/>
-                <w:bCs/>
-                <w:color w:val="000000" w:themeColor="text1"/>
-                <w:sz w:val="20"/>
-                <w:szCs w:val="20"/>
-              </w:rPr>
-              <w:t>AD</w:t>
-            </w:r>
-          </w:p>
-        </w:tc>
-        <w:tc>
-          <w:tcPr>
-            <w:tcW w:w="1997" w:type="dxa"/>
-          </w:tcPr>
-          <w:p>
-            <w:pPr>
-              <w:pStyle w:val="Prrafodelista"/>
-              <w:spacing w:line="276" w:lineRule="auto"/>
-              <w:ind w:left="0" w:right="-455"/>
-              <w:rPr>
-                <w:rFonts w:ascii="Arial Nova Cond Light" w:hAnsi="Arial Nova Cond Light" w:cs="Times New Roman"/>
-                <w:b/>
-                <w:bCs/>
-                <w:color w:val="000000" w:themeColor="text1"/>
-                <w:sz w:val="20"/>
-                <w:szCs w:val="20"/>
-              </w:rPr>
-            </w:pPr>
-          </w:p>
-        </w:tc>
-        <w:tc>
-          <w:tcPr>
-            <w:tcW w:w="1418" w:type="dxa"/>
-          </w:tcPr>
-          <w:p>
-            <w:pPr>
-              <w:pStyle w:val="Prrafodelista"/>
-              <w:spacing w:line="276" w:lineRule="auto"/>
-              <w:ind w:left="0" w:right="-455"/>
-              <w:rPr>
-                <w:rFonts w:ascii="Arial Nova Cond Light" w:hAnsi="Arial Nova Cond Light" w:cs="Times New Roman"/>
-                <w:b/>
-                <w:bCs/>
-                <w:color w:val="000000" w:themeColor="text1"/>
-                <w:sz w:val="20"/>
-                <w:szCs w:val="20"/>
-              </w:rPr>
-            </w:pPr>
-          </w:p>
-        </w:tc>
-        <w:tc>
-          <w:tcPr>
-            <w:tcW w:w="1735" w:type="dxa"/>
-            <w:shd w:val="clear" w:color="auto" w:fill="C1F0C7" w:themeFill="accent3" w:themeFillTint="33"/>
-            <w:vAlign w:val="center"/>
-          </w:tcPr>
-          <w:p>
-            <w:pPr>
-              <w:pStyle w:val="Prrafodelista"/>
-              <w:spacing w:line="276" w:lineRule="auto"/>
-              <w:ind w:left="0" w:right="68"/>
-              <w:jc w:val="center"/>
-              <w:rPr>
-                <w:rFonts w:ascii="Arial Nova Cond Light" w:hAnsi="Arial Nova Cond Light" w:cs="Times New Roman"/>
-                <w:b/>
-                <w:bCs/>
-                <w:color w:val="000000" w:themeColor="text1"/>
-                <w:sz w:val="20"/>
-                <w:szCs w:val="20"/>
-              </w:rPr>
-            </w:pPr>
-            <w:r>
-              <w:rPr>
-                <w:rFonts w:ascii="Arial Nova Cond Light" w:hAnsi="Arial Nova Cond Light" w:cs="Times New Roman"/>
-                <w:b/>
-                <w:bCs/>
-                <w:color w:val="000000" w:themeColor="text1"/>
-                <w:sz w:val="20"/>
-                <w:szCs w:val="20"/>
-              </w:rPr>
-              <w:t>AD</w:t>
-            </w:r>
-          </w:p>
-        </w:tc>
-        <w:tc>
-          <w:tcPr>
-            <w:tcW w:w="1403" w:type="dxa"/>
-          </w:tcPr>
-          <w:p>
-            <w:pPr>
-              <w:pStyle w:val="Prrafodelista"/>
-              <w:spacing w:line="276" w:lineRule="auto"/>
-              <w:ind w:left="0" w:right="-455"/>
-              <w:rPr>
-                <w:rFonts w:ascii="Arial Nova Cond Light" w:hAnsi="Arial Nova Cond Light" w:cs="Times New Roman"/>
-                <w:b/>
-                <w:bCs/>
-                <w:color w:val="000000" w:themeColor="text1"/>
-                <w:sz w:val="20"/>
-                <w:szCs w:val="20"/>
-              </w:rPr>
-            </w:pPr>
-          </w:p>
-        </w:tc>
-        <w:tc>
-          <w:tcPr>
-            <w:tcW w:w="1403" w:type="dxa"/>
-          </w:tcPr>
-          <w:p>
-            <w:pPr>
-              <w:pStyle w:val="Prrafodelista"/>
-              <w:spacing w:line="276" w:lineRule="auto"/>
-              <w:ind w:left="0" w:right="-455"/>
-              <w:rPr>
-                <w:rFonts w:ascii="Arial Nova Cond Light" w:hAnsi="Arial Nova Cond Light" w:cs="Times New Roman"/>
-                <w:b/>
-                <w:bCs/>
-                <w:color w:val="000000" w:themeColor="text1"/>
-                <w:sz w:val="20"/>
-                <w:szCs w:val="20"/>
-              </w:rPr>
-            </w:pPr>
-          </w:p>
-        </w:tc>
-      </w:tr>
-      <w:tr>
-        <w:trPr>
-          <w:trHeight w:val="282"/>
-        </w:trPr>
-        <w:tc>
-          <w:tcPr>
-            <w:tcW w:w="1719" w:type="dxa"/>
-            <w:shd w:val="clear" w:color="auto" w:fill="C1F0C7" w:themeFill="accent3" w:themeFillTint="33"/>
-            <w:vAlign w:val="center"/>
-          </w:tcPr>
-          <w:p>
-            <w:pPr>
-              <w:pStyle w:val="Prrafodelista"/>
-              <w:spacing w:line="276" w:lineRule="auto"/>
-              <w:ind w:left="0"/>
-              <w:jc w:val="center"/>
-              <w:rPr>
-                <w:rFonts w:ascii="Arial Nova Cond Light" w:hAnsi="Arial Nova Cond Light" w:cs="Times New Roman"/>
-                <w:b/>
-                <w:bCs/>
-                <w:color w:val="000000" w:themeColor="text1"/>
-                <w:sz w:val="20"/>
-                <w:szCs w:val="20"/>
-              </w:rPr>
-            </w:pPr>
-            <w:r>
-              <w:rPr>
-                <w:rFonts w:ascii="Arial Nova Cond Light" w:hAnsi="Arial Nova Cond Light" w:cs="Times New Roman"/>
-                <w:b/>
-                <w:bCs/>
-                <w:color w:val="000000" w:themeColor="text1"/>
-                <w:sz w:val="20"/>
-                <w:szCs w:val="20"/>
-              </w:rPr>
-              <w:t>A</w:t>
-            </w:r>
-          </w:p>
-        </w:tc>
-        <w:tc>
-          <w:tcPr>
-            <w:tcW w:w="1801" w:type="dxa"/>
-          </w:tcPr>
-          <w:p>
-            <w:pPr>
-              <w:pStyle w:val="Prrafodelista"/>
-              <w:spacing w:line="276" w:lineRule="auto"/>
-              <w:ind w:left="0" w:right="-455"/>
-              <w:rPr>
-                <w:rFonts w:ascii="Arial Nova Cond Light" w:hAnsi="Arial Nova Cond Light" w:cs="Times New Roman"/>
-                <w:b/>
-                <w:bCs/>
-                <w:color w:val="000000" w:themeColor="text1"/>
-                <w:sz w:val="20"/>
-                <w:szCs w:val="20"/>
-              </w:rPr>
-            </w:pPr>
-          </w:p>
-        </w:tc>
-        <w:tc>
-          <w:tcPr>
-            <w:tcW w:w="1442" w:type="dxa"/>
-          </w:tcPr>
-          <w:p>
-            <w:pPr>
-              <w:pStyle w:val="Prrafodelista"/>
-              <w:spacing w:line="276" w:lineRule="auto"/>
-              <w:ind w:left="0" w:right="-455"/>
-              <w:rPr>
-                <w:rFonts w:ascii="Arial Nova Cond Light" w:hAnsi="Arial Nova Cond Light" w:cs="Times New Roman"/>
-                <w:b/>
-                <w:bCs/>
-                <w:color w:val="000000" w:themeColor="text1"/>
-                <w:sz w:val="20"/>
-                <w:szCs w:val="20"/>
-                <w:highlight w:val="yellow"/>
-              </w:rPr>
-            </w:pPr>
-          </w:p>
-        </w:tc>
-        <w:tc>
-          <w:tcPr>
-            <w:tcW w:w="1972" w:type="dxa"/>
-            <w:shd w:val="clear" w:color="auto" w:fill="C1F0C7" w:themeFill="accent3" w:themeFillTint="33"/>
-            <w:vAlign w:val="center"/>
-          </w:tcPr>
-          <w:p>
-            <w:pPr>
-              <w:pStyle w:val="Prrafodelista"/>
-              <w:spacing w:line="276" w:lineRule="auto"/>
-              <w:ind w:left="0" w:right="86"/>
-              <w:jc w:val="center"/>
-              <w:rPr>
-                <w:rFonts w:ascii="Arial Nova Cond Light" w:hAnsi="Arial Nova Cond Light" w:cs="Times New Roman"/>
-                <w:b/>
-                <w:bCs/>
-                <w:color w:val="000000" w:themeColor="text1"/>
-                <w:sz w:val="20"/>
-                <w:szCs w:val="20"/>
-              </w:rPr>
-            </w:pPr>
-            <w:r>
-              <w:rPr>
-                <w:rFonts w:ascii="Arial Nova Cond Light" w:hAnsi="Arial Nova Cond Light" w:cs="Times New Roman"/>
-                <w:b/>
-                <w:bCs/>
-                <w:color w:val="000000" w:themeColor="text1"/>
-                <w:sz w:val="20"/>
-                <w:szCs w:val="20"/>
-              </w:rPr>
-              <w:t>A</w:t>
-            </w:r>
-          </w:p>
-        </w:tc>
-        <w:tc>
-          <w:tcPr>
-            <w:tcW w:w="1997" w:type="dxa"/>
-          </w:tcPr>
-          <w:p>
-            <w:pPr>
-              <w:pStyle w:val="Prrafodelista"/>
-              <w:spacing w:line="276" w:lineRule="auto"/>
-              <w:ind w:left="0" w:right="-455"/>
-              <w:rPr>
-                <w:rFonts w:ascii="Arial Nova Cond Light" w:hAnsi="Arial Nova Cond Light" w:cs="Times New Roman"/>
-                <w:b/>
-                <w:bCs/>
-                <w:color w:val="000000" w:themeColor="text1"/>
-                <w:sz w:val="20"/>
-                <w:szCs w:val="20"/>
-              </w:rPr>
-            </w:pPr>
-          </w:p>
-        </w:tc>
-        <w:tc>
-          <w:tcPr>
-            <w:tcW w:w="1418" w:type="dxa"/>
-          </w:tcPr>
-          <w:p>
-            <w:pPr>
-              <w:pStyle w:val="Prrafodelista"/>
-              <w:spacing w:line="276" w:lineRule="auto"/>
-              <w:ind w:left="0" w:right="-455"/>
-              <w:rPr>
-                <w:rFonts w:ascii="Arial Nova Cond Light" w:hAnsi="Arial Nova Cond Light" w:cs="Times New Roman"/>
-                <w:b/>
-                <w:bCs/>
-                <w:color w:val="000000" w:themeColor="text1"/>
-                <w:sz w:val="20"/>
-                <w:szCs w:val="20"/>
-              </w:rPr>
-            </w:pPr>
-          </w:p>
-        </w:tc>
-        <w:tc>
-          <w:tcPr>
-            <w:tcW w:w="1735" w:type="dxa"/>
-            <w:shd w:val="clear" w:color="auto" w:fill="C1F0C7" w:themeFill="accent3" w:themeFillTint="33"/>
-            <w:vAlign w:val="center"/>
-          </w:tcPr>
-          <w:p>
-            <w:pPr>
-              <w:pStyle w:val="Prrafodelista"/>
-              <w:spacing w:line="276" w:lineRule="auto"/>
-              <w:ind w:left="0" w:right="68"/>
-              <w:jc w:val="center"/>
-              <w:rPr>
-                <w:rFonts w:ascii="Arial Nova Cond Light" w:hAnsi="Arial Nova Cond Light" w:cs="Times New Roman"/>
-                <w:b/>
-                <w:bCs/>
-                <w:color w:val="000000" w:themeColor="text1"/>
-                <w:sz w:val="20"/>
-                <w:szCs w:val="20"/>
-              </w:rPr>
-            </w:pPr>
-            <w:r>
-              <w:rPr>
-                <w:rFonts w:ascii="Arial Nova Cond Light" w:hAnsi="Arial Nova Cond Light" w:cs="Times New Roman"/>
-                <w:b/>
-                <w:bCs/>
-                <w:color w:val="000000" w:themeColor="text1"/>
-                <w:sz w:val="20"/>
-                <w:szCs w:val="20"/>
-              </w:rPr>
-              <w:t>A</w:t>
-            </w:r>
-          </w:p>
-        </w:tc>
-        <w:tc>
-          <w:tcPr>
-            <w:tcW w:w="1403" w:type="dxa"/>
-          </w:tcPr>
-          <w:p>
-            <w:pPr>
-              <w:pStyle w:val="Prrafodelista"/>
-              <w:spacing w:line="276" w:lineRule="auto"/>
-              <w:ind w:left="0" w:right="-455"/>
-              <w:rPr>
-                <w:rFonts w:ascii="Arial Nova Cond Light" w:hAnsi="Arial Nova Cond Light" w:cs="Times New Roman"/>
-                <w:b/>
-                <w:bCs/>
-                <w:color w:val="000000" w:themeColor="text1"/>
-                <w:sz w:val="20"/>
-                <w:szCs w:val="20"/>
-              </w:rPr>
-            </w:pPr>
-          </w:p>
-        </w:tc>
-        <w:tc>
-          <w:tcPr>
-            <w:tcW w:w="1403" w:type="dxa"/>
-          </w:tcPr>
-          <w:p>
-            <w:pPr>
-              <w:pStyle w:val="Prrafodelista"/>
-              <w:spacing w:line="276" w:lineRule="auto"/>
-              <w:ind w:left="0" w:right="-455"/>
-              <w:rPr>
-                <w:rFonts w:ascii="Arial Nova Cond Light" w:hAnsi="Arial Nova Cond Light" w:cs="Times New Roman"/>
-                <w:b/>
-                <w:bCs/>
-                <w:color w:val="000000" w:themeColor="text1"/>
-                <w:sz w:val="20"/>
-                <w:szCs w:val="20"/>
-              </w:rPr>
-            </w:pPr>
-          </w:p>
-        </w:tc>
-      </w:tr>
-      <w:tr>
-        <w:trPr>
-          <w:trHeight w:val="282"/>
-        </w:trPr>
-        <w:tc>
-          <w:tcPr>
-            <w:tcW w:w="1719" w:type="dxa"/>
-            <w:shd w:val="clear" w:color="auto" w:fill="C1F0C7" w:themeFill="accent3" w:themeFillTint="33"/>
-            <w:vAlign w:val="center"/>
-          </w:tcPr>
-          <w:p>
-            <w:pPr>
-              <w:pStyle w:val="Prrafodelista"/>
-              <w:spacing w:line="276" w:lineRule="auto"/>
-              <w:ind w:left="0"/>
-              <w:jc w:val="center"/>
-              <w:rPr>
-                <w:rFonts w:ascii="Arial Nova Cond Light" w:hAnsi="Arial Nova Cond Light" w:cs="Times New Roman"/>
-                <w:b/>
-                <w:bCs/>
-                <w:color w:val="000000" w:themeColor="text1"/>
-                <w:sz w:val="20"/>
-                <w:szCs w:val="20"/>
-              </w:rPr>
-            </w:pPr>
-            <w:r>
-              <w:rPr>
-                <w:rFonts w:ascii="Arial Nova Cond Light" w:hAnsi="Arial Nova Cond Light" w:cs="Times New Roman"/>
-                <w:b/>
-                <w:bCs/>
-                <w:color w:val="000000" w:themeColor="text1"/>
-                <w:sz w:val="20"/>
-                <w:szCs w:val="20"/>
-              </w:rPr>
-              <w:t>B</w:t>
-            </w:r>
-          </w:p>
-        </w:tc>
-        <w:tc>
-          <w:tcPr>
-            <w:tcW w:w="1801" w:type="dxa"/>
-          </w:tcPr>
-          <w:p>
-            <w:pPr>
-              <w:pStyle w:val="Prrafodelista"/>
-              <w:spacing w:line="276" w:lineRule="auto"/>
-              <w:ind w:left="0" w:right="-455"/>
-              <w:rPr>
-                <w:rFonts w:ascii="Arial Nova Cond Light" w:hAnsi="Arial Nova Cond Light" w:cs="Times New Roman"/>
-                <w:b/>
-                <w:bCs/>
-                <w:color w:val="000000" w:themeColor="text1"/>
-                <w:sz w:val="20"/>
-                <w:szCs w:val="20"/>
-              </w:rPr>
-            </w:pPr>
-          </w:p>
-        </w:tc>
-        <w:tc>
-          <w:tcPr>
-            <w:tcW w:w="1442" w:type="dxa"/>
-          </w:tcPr>
-          <w:p>
-            <w:pPr>
-              <w:pStyle w:val="Prrafodelista"/>
-              <w:spacing w:line="276" w:lineRule="auto"/>
-              <w:ind w:left="0" w:right="-455"/>
-              <w:rPr>
-                <w:rFonts w:ascii="Arial Nova Cond Light" w:hAnsi="Arial Nova Cond Light" w:cs="Times New Roman"/>
-                <w:b/>
-                <w:bCs/>
-                <w:color w:val="000000" w:themeColor="text1"/>
-                <w:sz w:val="20"/>
-                <w:szCs w:val="20"/>
-                <w:highlight w:val="yellow"/>
-              </w:rPr>
-            </w:pPr>
-          </w:p>
-        </w:tc>
-        <w:tc>
-          <w:tcPr>
-            <w:tcW w:w="1972" w:type="dxa"/>
-            <w:shd w:val="clear" w:color="auto" w:fill="C1F0C7" w:themeFill="accent3" w:themeFillTint="33"/>
-            <w:vAlign w:val="center"/>
-          </w:tcPr>
-          <w:p>
-            <w:pPr>
-              <w:pStyle w:val="Prrafodelista"/>
-              <w:spacing w:line="276" w:lineRule="auto"/>
-              <w:ind w:left="0" w:right="86"/>
-              <w:jc w:val="center"/>
-              <w:rPr>
-                <w:rFonts w:ascii="Arial Nova Cond Light" w:hAnsi="Arial Nova Cond Light" w:cs="Times New Roman"/>
-                <w:b/>
-                <w:bCs/>
-                <w:color w:val="000000" w:themeColor="text1"/>
-                <w:sz w:val="20"/>
-                <w:szCs w:val="20"/>
-              </w:rPr>
-            </w:pPr>
-            <w:r>
-              <w:rPr>
-                <w:rFonts w:ascii="Arial Nova Cond Light" w:hAnsi="Arial Nova Cond Light" w:cs="Times New Roman"/>
-                <w:b/>
-                <w:bCs/>
-                <w:color w:val="000000" w:themeColor="text1"/>
-                <w:sz w:val="20"/>
-                <w:szCs w:val="20"/>
-              </w:rPr>
-              <w:t>B</w:t>
-            </w:r>
-          </w:p>
-        </w:tc>
-        <w:tc>
-          <w:tcPr>
-            <w:tcW w:w="1997" w:type="dxa"/>
-          </w:tcPr>
-          <w:p>
-            <w:pPr>
-              <w:pStyle w:val="Prrafodelista"/>
-              <w:spacing w:line="276" w:lineRule="auto"/>
-              <w:ind w:left="0" w:right="-455"/>
-              <w:rPr>
-                <w:rFonts w:ascii="Arial Nova Cond Light" w:hAnsi="Arial Nova Cond Light" w:cs="Times New Roman"/>
-                <w:b/>
-                <w:bCs/>
-                <w:color w:val="000000" w:themeColor="text1"/>
-                <w:sz w:val="20"/>
-                <w:szCs w:val="20"/>
-              </w:rPr>
-            </w:pPr>
-          </w:p>
-        </w:tc>
-        <w:tc>
-          <w:tcPr>
-            <w:tcW w:w="1418" w:type="dxa"/>
-          </w:tcPr>
-          <w:p>
-            <w:pPr>
-              <w:pStyle w:val="Prrafodelista"/>
-              <w:spacing w:line="276" w:lineRule="auto"/>
-              <w:ind w:left="0" w:right="-455"/>
-              <w:rPr>
-                <w:rFonts w:ascii="Arial Nova Cond Light" w:hAnsi="Arial Nova Cond Light" w:cs="Times New Roman"/>
-                <w:b/>
-                <w:bCs/>
-                <w:color w:val="000000" w:themeColor="text1"/>
-                <w:sz w:val="20"/>
-                <w:szCs w:val="20"/>
-              </w:rPr>
-            </w:pPr>
-          </w:p>
-        </w:tc>
-        <w:tc>
-          <w:tcPr>
-            <w:tcW w:w="1735" w:type="dxa"/>
-            <w:shd w:val="clear" w:color="auto" w:fill="C1F0C7" w:themeFill="accent3" w:themeFillTint="33"/>
-            <w:vAlign w:val="center"/>
-          </w:tcPr>
-          <w:p>
-            <w:pPr>
-              <w:pStyle w:val="Prrafodelista"/>
-              <w:spacing w:line="276" w:lineRule="auto"/>
-              <w:ind w:left="0" w:right="68"/>
-              <w:jc w:val="center"/>
-              <w:rPr>
-                <w:rFonts w:ascii="Arial Nova Cond Light" w:hAnsi="Arial Nova Cond Light" w:cs="Times New Roman"/>
-                <w:b/>
-                <w:bCs/>
-                <w:color w:val="000000" w:themeColor="text1"/>
-                <w:sz w:val="20"/>
-                <w:szCs w:val="20"/>
-              </w:rPr>
-            </w:pPr>
-            <w:r>
-              <w:rPr>
-                <w:rFonts w:ascii="Arial Nova Cond Light" w:hAnsi="Arial Nova Cond Light" w:cs="Times New Roman"/>
-                <w:b/>
-                <w:bCs/>
-                <w:color w:val="000000" w:themeColor="text1"/>
-                <w:sz w:val="20"/>
-                <w:szCs w:val="20"/>
-              </w:rPr>
-              <w:t>B</w:t>
-            </w:r>
-          </w:p>
-        </w:tc>
-        <w:tc>
-          <w:tcPr>
-            <w:tcW w:w="1403" w:type="dxa"/>
-          </w:tcPr>
-          <w:p>
-            <w:pPr>
-              <w:pStyle w:val="Prrafodelista"/>
-              <w:spacing w:line="276" w:lineRule="auto"/>
-              <w:ind w:left="0" w:right="-455"/>
-              <w:rPr>
-                <w:rFonts w:ascii="Arial Nova Cond Light" w:hAnsi="Arial Nova Cond Light" w:cs="Times New Roman"/>
-                <w:b/>
-                <w:bCs/>
-                <w:color w:val="000000" w:themeColor="text1"/>
-                <w:sz w:val="20"/>
-                <w:szCs w:val="20"/>
-              </w:rPr>
-            </w:pPr>
-          </w:p>
-        </w:tc>
-        <w:tc>
-          <w:tcPr>
-            <w:tcW w:w="1403" w:type="dxa"/>
-          </w:tcPr>
-          <w:p>
-            <w:pPr>
-              <w:pStyle w:val="Prrafodelista"/>
-              <w:spacing w:line="276" w:lineRule="auto"/>
-              <w:ind w:left="0" w:right="-455"/>
-              <w:rPr>
-                <w:rFonts w:ascii="Arial Nova Cond Light" w:hAnsi="Arial Nova Cond Light" w:cs="Times New Roman"/>
-                <w:b/>
-                <w:bCs/>
-                <w:color w:val="000000" w:themeColor="text1"/>
-                <w:sz w:val="20"/>
-                <w:szCs w:val="20"/>
-              </w:rPr>
-            </w:pPr>
-          </w:p>
-        </w:tc>
-      </w:tr>
-      <w:tr>
-        <w:trPr>
-          <w:trHeight w:val="282"/>
-        </w:trPr>
-        <w:tc>
-          <w:tcPr>
-            <w:tcW w:w="1719" w:type="dxa"/>
-            <w:shd w:val="clear" w:color="auto" w:fill="C1F0C7" w:themeFill="accent3" w:themeFillTint="33"/>
-            <w:vAlign w:val="center"/>
-          </w:tcPr>
-          <w:p>
-            <w:pPr>
-              <w:pStyle w:val="Prrafodelista"/>
-              <w:spacing w:line="276" w:lineRule="auto"/>
-              <w:ind w:left="0"/>
-              <w:jc w:val="center"/>
-              <w:rPr>
-                <w:rFonts w:ascii="Arial Nova Cond Light" w:hAnsi="Arial Nova Cond Light" w:cs="Times New Roman"/>
-                <w:b/>
-                <w:bCs/>
-                <w:color w:val="000000" w:themeColor="text1"/>
-                <w:sz w:val="20"/>
-                <w:szCs w:val="20"/>
-              </w:rPr>
-            </w:pPr>
-            <w:r>
-              <w:rPr>
-                <w:rFonts w:ascii="Arial Nova Cond Light" w:hAnsi="Arial Nova Cond Light" w:cs="Times New Roman"/>
-                <w:b/>
-                <w:bCs/>
-                <w:color w:val="000000" w:themeColor="text1"/>
-                <w:sz w:val="20"/>
-                <w:szCs w:val="20"/>
-              </w:rPr>
-              <w:t>C</w:t>
-            </w:r>
-          </w:p>
-        </w:tc>
-        <w:tc>
-          <w:tcPr>
-            <w:tcW w:w="1801" w:type="dxa"/>
-          </w:tcPr>
-          <w:p>
-            <w:pPr>
-              <w:pStyle w:val="Prrafodelista"/>
-              <w:spacing w:line="276" w:lineRule="auto"/>
-              <w:ind w:left="0" w:right="-455"/>
-              <w:rPr>
-                <w:rFonts w:ascii="Arial Nova Cond Light" w:hAnsi="Arial Nova Cond Light" w:cs="Times New Roman"/>
-                <w:b/>
-                <w:bCs/>
-                <w:color w:val="000000" w:themeColor="text1"/>
-                <w:sz w:val="20"/>
-                <w:szCs w:val="20"/>
-              </w:rPr>
-            </w:pPr>
-          </w:p>
-        </w:tc>
-        <w:tc>
-          <w:tcPr>
-            <w:tcW w:w="1442" w:type="dxa"/>
-          </w:tcPr>
-          <w:p>
-            <w:pPr>
-              <w:pStyle w:val="Prrafodelista"/>
-              <w:spacing w:line="276" w:lineRule="auto"/>
-              <w:ind w:left="0" w:right="-455"/>
-              <w:rPr>
-                <w:rFonts w:ascii="Arial Nova Cond Light" w:hAnsi="Arial Nova Cond Light" w:cs="Times New Roman"/>
-                <w:b/>
-                <w:bCs/>
-                <w:color w:val="000000" w:themeColor="text1"/>
-                <w:sz w:val="20"/>
-                <w:szCs w:val="20"/>
-                <w:highlight w:val="yellow"/>
-              </w:rPr>
-            </w:pPr>
-          </w:p>
-        </w:tc>
-        <w:tc>
-          <w:tcPr>
-            <w:tcW w:w="1972" w:type="dxa"/>
-            <w:shd w:val="clear" w:color="auto" w:fill="C1F0C7" w:themeFill="accent3" w:themeFillTint="33"/>
-            <w:vAlign w:val="center"/>
-          </w:tcPr>
-          <w:p>
-            <w:pPr>
-              <w:pStyle w:val="Prrafodelista"/>
-              <w:spacing w:line="276" w:lineRule="auto"/>
-              <w:ind w:left="0" w:right="86"/>
-              <w:jc w:val="center"/>
-              <w:rPr>
-                <w:rFonts w:ascii="Arial Nova Cond Light" w:hAnsi="Arial Nova Cond Light" w:cs="Times New Roman"/>
-                <w:b/>
-                <w:bCs/>
-                <w:color w:val="000000" w:themeColor="text1"/>
-                <w:sz w:val="20"/>
-                <w:szCs w:val="20"/>
-              </w:rPr>
-            </w:pPr>
-            <w:r>
-              <w:rPr>
-                <w:rFonts w:ascii="Arial Nova Cond Light" w:hAnsi="Arial Nova Cond Light" w:cs="Times New Roman"/>
-                <w:b/>
-                <w:bCs/>
-                <w:color w:val="000000" w:themeColor="text1"/>
-                <w:sz w:val="20"/>
-                <w:szCs w:val="20"/>
-              </w:rPr>
-              <w:t>C</w:t>
-            </w:r>
-          </w:p>
-        </w:tc>
-        <w:tc>
-          <w:tcPr>
-            <w:tcW w:w="1997" w:type="dxa"/>
-          </w:tcPr>
-          <w:p>
-            <w:pPr>
-              <w:pStyle w:val="Prrafodelista"/>
-              <w:spacing w:line="276" w:lineRule="auto"/>
-              <w:ind w:left="0" w:right="-455"/>
-              <w:rPr>
-                <w:rFonts w:ascii="Arial Nova Cond Light" w:hAnsi="Arial Nova Cond Light" w:cs="Times New Roman"/>
-                <w:b/>
-                <w:bCs/>
-                <w:color w:val="000000" w:themeColor="text1"/>
-                <w:sz w:val="20"/>
-                <w:szCs w:val="20"/>
-              </w:rPr>
-            </w:pPr>
-          </w:p>
-        </w:tc>
-        <w:tc>
-          <w:tcPr>
-            <w:tcW w:w="1418" w:type="dxa"/>
-          </w:tcPr>
-          <w:p>
-            <w:pPr>
-              <w:pStyle w:val="Prrafodelista"/>
-              <w:spacing w:line="276" w:lineRule="auto"/>
-              <w:ind w:left="0" w:right="-455"/>
-              <w:rPr>
-                <w:rFonts w:ascii="Arial Nova Cond Light" w:hAnsi="Arial Nova Cond Light" w:cs="Times New Roman"/>
-                <w:b/>
-                <w:bCs/>
-                <w:color w:val="000000" w:themeColor="text1"/>
-                <w:sz w:val="20"/>
-                <w:szCs w:val="20"/>
-              </w:rPr>
-            </w:pPr>
-          </w:p>
-        </w:tc>
-        <w:tc>
-          <w:tcPr>
-            <w:tcW w:w="1735" w:type="dxa"/>
-            <w:shd w:val="clear" w:color="auto" w:fill="C1F0C7" w:themeFill="accent3" w:themeFillTint="33"/>
-            <w:vAlign w:val="center"/>
-          </w:tcPr>
-          <w:p>
-            <w:pPr>
-              <w:pStyle w:val="Prrafodelista"/>
-              <w:spacing w:line="276" w:lineRule="auto"/>
-              <w:ind w:left="0" w:right="68"/>
-              <w:jc w:val="center"/>
-              <w:rPr>
-                <w:rFonts w:ascii="Arial Nova Cond Light" w:hAnsi="Arial Nova Cond Light" w:cs="Times New Roman"/>
-                <w:b/>
-                <w:bCs/>
-                <w:color w:val="000000" w:themeColor="text1"/>
-                <w:sz w:val="20"/>
-                <w:szCs w:val="20"/>
-              </w:rPr>
-            </w:pPr>
-            <w:r>
-              <w:rPr>
-                <w:rFonts w:ascii="Arial Nova Cond Light" w:hAnsi="Arial Nova Cond Light" w:cs="Times New Roman"/>
-                <w:b/>
-                <w:bCs/>
-                <w:color w:val="000000" w:themeColor="text1"/>
-                <w:sz w:val="20"/>
-                <w:szCs w:val="20"/>
-              </w:rPr>
-              <w:t>C</w:t>
-            </w:r>
-          </w:p>
-        </w:tc>
-        <w:tc>
-          <w:tcPr>
-            <w:tcW w:w="1403" w:type="dxa"/>
-          </w:tcPr>
-          <w:p>
-            <w:pPr>
-              <w:pStyle w:val="Prrafodelista"/>
-              <w:spacing w:line="276" w:lineRule="auto"/>
-              <w:ind w:left="0" w:right="-455"/>
-              <w:rPr>
-                <w:rFonts w:ascii="Arial Nova Cond Light" w:hAnsi="Arial Nova Cond Light" w:cs="Times New Roman"/>
-                <w:b/>
-                <w:bCs/>
-                <w:color w:val="000000" w:themeColor="text1"/>
-                <w:sz w:val="20"/>
-                <w:szCs w:val="20"/>
-              </w:rPr>
-            </w:pPr>
-          </w:p>
-        </w:tc>
-        <w:tc>
-          <w:tcPr>
-            <w:tcW w:w="1403" w:type="dxa"/>
-          </w:tcPr>
-          <w:p>
-            <w:pPr>
-              <w:pStyle w:val="Prrafodelista"/>
-              <w:spacing w:line="276" w:lineRule="auto"/>
-              <w:ind w:left="0" w:right="-455"/>
-              <w:rPr>
-                <w:rFonts w:ascii="Arial Nova Cond Light" w:hAnsi="Arial Nova Cond Light" w:cs="Times New Roman"/>
-                <w:b/>
-                <w:bCs/>
-                <w:color w:val="000000" w:themeColor="text1"/>
-                <w:sz w:val="20"/>
-                <w:szCs w:val="20"/>
-              </w:rPr>
-            </w:pPr>
-          </w:p>
-        </w:tc>
-      </w:tr>
-      <w:tr>
-        <w:trPr>
-          <w:trHeight w:val="331"/>
-        </w:trPr>
-        <w:tc>
-          <w:tcPr>
-            <w:tcW w:w="1719" w:type="dxa"/>
-            <w:shd w:val="clear" w:color="auto" w:fill="C1F0C7" w:themeFill="accent3" w:themeFillTint="33"/>
-            <w:vAlign w:val="center"/>
-          </w:tcPr>
-          <w:p>
-            <w:pPr>
-              <w:pStyle w:val="Prrafodelista"/>
-              <w:spacing w:line="276" w:lineRule="auto"/>
-              <w:ind w:left="0"/>
-              <w:jc w:val="center"/>
-              <w:rPr>
-                <w:rFonts w:ascii="Arial Nova Cond Light" w:hAnsi="Arial Nova Cond Light" w:cs="Times New Roman"/>
-                <w:b/>
-                <w:bCs/>
-                <w:color w:val="000000" w:themeColor="text1"/>
-                <w:sz w:val="20"/>
-                <w:szCs w:val="20"/>
-              </w:rPr>
-            </w:pPr>
-            <w:r>
-              <w:rPr>
-                <w:rFonts w:ascii="Arial Nova Cond Light" w:hAnsi="Arial Nova Cond Light" w:cs="Times New Roman"/>
-                <w:b/>
-                <w:bCs/>
-                <w:color w:val="000000" w:themeColor="text1"/>
-                <w:sz w:val="20"/>
-                <w:szCs w:val="20"/>
-              </w:rPr>
-              <w:t>TOTAL, DE ESTUDIANTES</w:t>
-            </w:r>
-          </w:p>
-        </w:tc>
-        <w:tc>
-          <w:tcPr>
-            <w:tcW w:w="1801" w:type="dxa"/>
-          </w:tcPr>
-          <w:p>
-            <w:pPr>
-              <w:pStyle w:val="Prrafodelista"/>
-              <w:spacing w:line="276" w:lineRule="auto"/>
-              <w:ind w:left="0" w:right="-455"/>
-              <w:rPr>
-                <w:rFonts w:ascii="Arial Nova Cond Light" w:hAnsi="Arial Nova Cond Light" w:cs="Times New Roman"/>
-                <w:b/>
-                <w:bCs/>
-                <w:color w:val="000000" w:themeColor="text1"/>
-                <w:sz w:val="20"/>
-                <w:szCs w:val="20"/>
-              </w:rPr>
-            </w:pPr>
-          </w:p>
-        </w:tc>
-        <w:tc>
-          <w:tcPr>
-            <w:tcW w:w="1442" w:type="dxa"/>
-          </w:tcPr>
-          <w:p>
-            <w:pPr>
-              <w:pStyle w:val="Prrafodelista"/>
-              <w:spacing w:line="276" w:lineRule="auto"/>
-              <w:ind w:left="0" w:right="-455"/>
-              <w:rPr>
-                <w:rFonts w:ascii="Arial Nova Cond Light" w:hAnsi="Arial Nova Cond Light" w:cs="Times New Roman"/>
-                <w:b/>
-                <w:bCs/>
-                <w:color w:val="000000" w:themeColor="text1"/>
-                <w:sz w:val="20"/>
-                <w:szCs w:val="20"/>
-                <w:highlight w:val="yellow"/>
-              </w:rPr>
-            </w:pPr>
-          </w:p>
-        </w:tc>
-        <w:tc>
-          <w:tcPr>
-            <w:tcW w:w="1972" w:type="dxa"/>
-            <w:shd w:val="clear" w:color="auto" w:fill="C1F0C7" w:themeFill="accent3" w:themeFillTint="33"/>
-            <w:vAlign w:val="center"/>
-          </w:tcPr>
-          <w:p>
-            <w:pPr>
-              <w:pStyle w:val="Prrafodelista"/>
-              <w:spacing w:line="276" w:lineRule="auto"/>
-              <w:ind w:left="0" w:right="86"/>
-              <w:jc w:val="center"/>
-              <w:rPr>
-                <w:rFonts w:ascii="Arial Nova Cond Light" w:hAnsi="Arial Nova Cond Light" w:cs="Times New Roman"/>
-                <w:b/>
-                <w:bCs/>
-                <w:color w:val="000000" w:themeColor="text1"/>
-                <w:sz w:val="20"/>
-                <w:szCs w:val="20"/>
-              </w:rPr>
-            </w:pPr>
-            <w:r>
-              <w:rPr>
-                <w:rFonts w:ascii="Arial Nova Cond Light" w:hAnsi="Arial Nova Cond Light" w:cs="Times New Roman"/>
-                <w:b/>
-                <w:bCs/>
-                <w:color w:val="000000" w:themeColor="text1"/>
-                <w:sz w:val="20"/>
-                <w:szCs w:val="20"/>
-              </w:rPr>
-              <w:t>TOTAL, DE ESTUDIANTES</w:t>
-            </w:r>
-          </w:p>
-        </w:tc>
-        <w:tc>
-          <w:tcPr>
-            <w:tcW w:w="1997" w:type="dxa"/>
-          </w:tcPr>
-          <w:p>
-            <w:pPr>
-              <w:pStyle w:val="Prrafodelista"/>
-              <w:spacing w:line="276" w:lineRule="auto"/>
-              <w:ind w:left="0" w:right="-455"/>
-              <w:rPr>
-                <w:rFonts w:ascii="Arial Nova Cond Light" w:hAnsi="Arial Nova Cond Light" w:cs="Times New Roman"/>
-                <w:b/>
-                <w:bCs/>
-                <w:color w:val="000000" w:themeColor="text1"/>
-                <w:sz w:val="20"/>
-                <w:szCs w:val="20"/>
-              </w:rPr>
-            </w:pPr>
-          </w:p>
-        </w:tc>
-        <w:tc>
-          <w:tcPr>
-            <w:tcW w:w="1418" w:type="dxa"/>
-          </w:tcPr>
-          <w:p>
-            <w:pPr>
-              <w:pStyle w:val="Prrafodelista"/>
-              <w:spacing w:line="276" w:lineRule="auto"/>
-              <w:ind w:left="0" w:right="-455"/>
-              <w:rPr>
-                <w:rFonts w:ascii="Arial Nova Cond Light" w:hAnsi="Arial Nova Cond Light" w:cs="Times New Roman"/>
-                <w:b/>
-                <w:bCs/>
-                <w:color w:val="000000" w:themeColor="text1"/>
-                <w:sz w:val="20"/>
-                <w:szCs w:val="20"/>
-              </w:rPr>
-            </w:pPr>
-          </w:p>
-        </w:tc>
-        <w:tc>
-          <w:tcPr>
-            <w:tcW w:w="1735" w:type="dxa"/>
-            <w:shd w:val="clear" w:color="auto" w:fill="C1F0C7" w:themeFill="accent3" w:themeFillTint="33"/>
-            <w:vAlign w:val="center"/>
-          </w:tcPr>
-          <w:p>
-            <w:pPr>
-              <w:pStyle w:val="Prrafodelista"/>
-              <w:spacing w:line="276" w:lineRule="auto"/>
-              <w:ind w:left="0" w:right="68"/>
-              <w:jc w:val="center"/>
-              <w:rPr>
-                <w:rFonts w:ascii="Arial Nova Cond Light" w:hAnsi="Arial Nova Cond Light" w:cs="Times New Roman"/>
-                <w:b/>
-                <w:bCs/>
-                <w:color w:val="000000" w:themeColor="text1"/>
-                <w:sz w:val="20"/>
-                <w:szCs w:val="20"/>
-              </w:rPr>
-            </w:pPr>
-            <w:r>
-              <w:rPr>
-                <w:rFonts w:ascii="Arial Nova Cond Light" w:hAnsi="Arial Nova Cond Light" w:cs="Times New Roman"/>
-                <w:b/>
-                <w:bCs/>
-                <w:color w:val="000000" w:themeColor="text1"/>
-                <w:sz w:val="20"/>
-                <w:szCs w:val="20"/>
-              </w:rPr>
-              <w:t>TOTAL, DE ESTUDIANTES</w:t>
-            </w:r>
-          </w:p>
-        </w:tc>
-        <w:tc>
-          <w:tcPr>
-            <w:tcW w:w="1403" w:type="dxa"/>
-          </w:tcPr>
-          <w:p>
-            <w:pPr>
-              <w:pStyle w:val="Prrafodelista"/>
-              <w:spacing w:line="276" w:lineRule="auto"/>
-              <w:ind w:left="0" w:right="-455"/>
-              <w:rPr>
-                <w:rFonts w:ascii="Arial Nova Cond Light" w:hAnsi="Arial Nova Cond Light" w:cs="Times New Roman"/>
-                <w:b/>
-                <w:bCs/>
-                <w:color w:val="000000" w:themeColor="text1"/>
-                <w:sz w:val="20"/>
-                <w:szCs w:val="20"/>
-              </w:rPr>
-            </w:pPr>
-          </w:p>
-        </w:tc>
-        <w:tc>
-          <w:tcPr>
-            <w:tcW w:w="1403" w:type="dxa"/>
-          </w:tcPr>
-          <w:p>
-            <w:pPr>
-              <w:pStyle w:val="Prrafodelista"/>
-              <w:spacing w:line="276" w:lineRule="auto"/>
-              <w:ind w:left="0" w:right="-455"/>
-              <w:rPr>
-                <w:rFonts w:ascii="Arial Nova Cond Light" w:hAnsi="Arial Nova Cond Light" w:cs="Times New Roman"/>
-                <w:b/>
-                <w:bCs/>
-                <w:color w:val="000000" w:themeColor="text1"/>
-                <w:sz w:val="20"/>
-                <w:szCs w:val="20"/>
-              </w:rPr>
-            </w:pPr>
-          </w:p>
-        </w:tc>
-      </w:tr>
-    </w:tbl>
-    <w:p>
-      <w:pPr>
-        <w:tabs>
-          <w:tab w:val="left" w:pos="965"/>
-        </w:tabs>
-        <w:spacing w:line="276" w:lineRule="auto"/>
-        <w:ind w:right="-455"/>
-        <w:rPr>
-          <w:rFonts w:ascii="Arial Nova Cond Light" w:hAnsi="Arial Nova Cond Light" w:cs="Times New Roman"/>
-          <w:b/>
-          <w:bCs/>
-          <w:color w:val="000000" w:themeColor="text1"/>
-          <w:sz w:val="20"/>
-          <w:szCs w:val="20"/>
-        </w:rPr>
-      </w:pPr>
-    </w:p>
-    <w:p>
-      <w:pPr>
-        <w:pStyle w:val="Prrafodelista"/>
-        <w:numPr>
-          <w:ilvl w:val="0"/>
-          <w:numId w:val="2"/>
-        </w:numPr>
-        <w:shd w:val="clear" w:color="auto" w:fill="2EC440"/>
-        <w:spacing w:after="0" w:line="276" w:lineRule="auto"/>
-        <w:ind w:left="-284" w:right="-455" w:hanging="142"/>
-        <w:textDirection w:val="btLr"/>
-        <w:rPr>
-          <w:rFonts w:ascii="Arial Nova Cond Light" w:hAnsi="Arial Nova Cond Light" w:cs="Times New Roman"/>
-          <w:b/>
-          <w:bCs/>
-          <w:color w:val="000000" w:themeColor="text1"/>
-          <w:sz w:val="20"/>
-          <w:szCs w:val="20"/>
-        </w:rPr>
-      </w:pPr>
-      <w:r>
-        <w:rPr>
-          <w:rFonts w:ascii="Arial Nova Cond Light" w:hAnsi="Arial Nova Cond Light" w:cs="Times New Roman"/>
-          <w:b/>
-          <w:bCs/>
-          <w:color w:val="000000" w:themeColor="text1"/>
-          <w:sz w:val="20"/>
-          <w:szCs w:val="20"/>
-        </w:rPr>
-        <w:t xml:space="preserve">RESULTADOS DE LA EVALUACIÓN DIAGNOSTICA: </w:t>
-      </w:r>
-      <w:r>
-        <w:rPr>
-          <w:rFonts w:ascii="Arial Nova Cond Light" w:hAnsi="Arial Nova Cond Light" w:cs="Times New Roman"/>
-          <w:b/>
-          <w:bCs/>
-          <w:color w:val="000000" w:themeColor="text1"/>
-          <w:sz w:val="20"/>
-          <w:szCs w:val="20"/>
-        </w:rPr>
-        <w:tab/>
-      </w:r>
-    </w:p>
-    <w:p>
-      <w:pPr>
-        <w:spacing w:after="0" w:line="276" w:lineRule="auto"/>
-        <w:ind w:right="-455"/>
-        <w:rPr>
-          <w:rFonts w:ascii="Arial Nova Cond Light" w:hAnsi="Arial Nova Cond Light" w:cs="Times New Roman"/>
-          <w:b/>
-          <w:bCs/>
-          <w:color w:val="000000" w:themeColor="text1"/>
-          <w:sz w:val="20"/>
-          <w:szCs w:val="20"/>
-        </w:rPr>
-      </w:pPr>
-    </w:p>
-    <w:tbl>
-      <w:tblPr>
-        <w:tblStyle w:val="Tablaconcuadrcula"/>
-        <w:tblW w:w="14885" w:type="dxa"/>
-        <w:tblInd w:w="-441" w:type="dxa"/>
-        <w:tblBorders>
-          <w:top w:val="double" w:sz="4" w:space="0" w:color="47D459" w:themeColor="accent3" w:themeTint="99"/>
-          <w:left w:val="double" w:sz="4" w:space="0" w:color="47D459" w:themeColor="accent3" w:themeTint="99"/>
-          <w:bottom w:val="double" w:sz="4" w:space="0" w:color="47D459" w:themeColor="accent3" w:themeTint="99"/>
-          <w:right w:val="double" w:sz="4" w:space="0" w:color="47D459" w:themeColor="accent3" w:themeTint="99"/>
-          <w:insideH w:val="double" w:sz="4" w:space="0" w:color="47D459" w:themeColor="accent3" w:themeTint="99"/>
-          <w:insideV w:val="double" w:sz="4" w:space="0" w:color="47D459" w:themeColor="accent3" w:themeTint="99"/>
-        </w:tblBorders>
-        <w:tblLook w:val="04A0" w:firstRow="1" w:lastRow="0" w:firstColumn="1" w:lastColumn="0" w:noHBand="0" w:noVBand="1"/>
-      </w:tblPr>
-      <w:tblGrid>
-        <w:gridCol w:w="1547"/>
-        <w:gridCol w:w="1002"/>
-        <w:gridCol w:w="1089"/>
-        <w:gridCol w:w="1093"/>
-        <w:gridCol w:w="1538"/>
-        <w:gridCol w:w="1368"/>
-        <w:gridCol w:w="999"/>
-        <w:gridCol w:w="1288"/>
-        <w:gridCol w:w="1701"/>
-        <w:gridCol w:w="1134"/>
-        <w:gridCol w:w="992"/>
-        <w:gridCol w:w="1134"/>
-      </w:tblGrid>
-      <w:tr>
-        <w:trPr>
-          <w:trHeight w:val="265"/>
-        </w:trPr>
-        <w:tc>
-          <w:tcPr>
-            <w:tcW w:w="1547" w:type="dxa"/>
-            <w:shd w:val="clear" w:color="auto" w:fill="84E290" w:themeFill="accent3" w:themeFillTint="66"/>
-            <w:vAlign w:val="center"/>
-          </w:tcPr>
-          <w:p>
-            <w:pPr>
-              <w:pStyle w:val="Prrafodelista"/>
-              <w:spacing w:line="276" w:lineRule="auto"/>
-              <w:ind w:left="0"/>
-              <w:jc w:val="center"/>
-              <w:rPr>
-                <w:rFonts w:ascii="Arial Nova Cond Light" w:hAnsi="Arial Nova Cond Light" w:cs="Times New Roman"/>
-                <w:b/>
-                <w:bCs/>
-                <w:color w:val="000000" w:themeColor="text1"/>
-                <w:sz w:val="20"/>
-                <w:szCs w:val="20"/>
-              </w:rPr>
-            </w:pPr>
-            <w:r>
-              <w:rPr>
-                <w:rFonts w:ascii="Arial Nova Cond Light" w:hAnsi="Arial Nova Cond Light" w:cs="Times New Roman"/>
-                <w:b/>
-                <w:bCs/>
-                <w:color w:val="000000" w:themeColor="text1"/>
-                <w:sz w:val="20"/>
-                <w:szCs w:val="20"/>
-              </w:rPr>
-              <w:t xml:space="preserve">COMPETENCIA </w:t>
-            </w:r>
-          </w:p>
-          <w:p>
-            <w:pPr>
-              <w:pStyle w:val="Prrafodelista"/>
-              <w:spacing w:line="276" w:lineRule="auto"/>
-              <w:ind w:left="0"/>
-              <w:jc w:val="center"/>
-              <w:rPr>
-                <w:rFonts w:ascii="Arial Nova Cond Light" w:hAnsi="Arial Nova Cond Light" w:cs="Times New Roman"/>
-                <w:b/>
-                <w:bCs/>
-                <w:color w:val="000000" w:themeColor="text1"/>
-                <w:sz w:val="20"/>
-                <w:szCs w:val="20"/>
-              </w:rPr>
-            </w:pPr>
-            <w:r>
-              <w:rPr>
-                <w:rFonts w:ascii="Arial Nova Cond Light" w:hAnsi="Arial Nova Cond Light" w:cs="Times New Roman"/>
-                <w:b/>
-                <w:bCs/>
-                <w:color w:val="000000" w:themeColor="text1"/>
-                <w:sz w:val="20"/>
-                <w:szCs w:val="20"/>
-              </w:rPr>
-              <w:t>1</w:t>
-            </w:r>
-          </w:p>
-        </w:tc>
-        <w:tc>
-          <w:tcPr>
-            <w:tcW w:w="3184" w:type="dxa"/>
-            <w:gridSpan w:val="3"/>
-            <w:vAlign w:val="center"/>
-          </w:tcPr>
-          <w:p>
-            <w:pPr>
-              <w:pStyle w:val="Prrafodelista"/>
-              <w:spacing w:line="276" w:lineRule="auto"/>
-              <w:ind w:left="0" w:right="-455"/>
-              <w:jc w:val="center"/>
-              <w:rPr>
-                <w:rFonts w:ascii="Arial Nova Cond Light" w:hAnsi="Arial Nova Cond Light" w:cs="Times New Roman"/>
-                <w:b/>
-                <w:bCs/>
-                <w:color w:val="000000" w:themeColor="text1"/>
-                <w:sz w:val="20"/>
-                <w:szCs w:val="20"/>
-              </w:rPr>
-            </w:pPr>
-          </w:p>
-        </w:tc>
-        <w:tc>
-          <w:tcPr>
-            <w:tcW w:w="1538" w:type="dxa"/>
-            <w:shd w:val="clear" w:color="auto" w:fill="84E290" w:themeFill="accent3" w:themeFillTint="66"/>
-            <w:vAlign w:val="center"/>
-          </w:tcPr>
-          <w:p>
-            <w:pPr>
-              <w:pStyle w:val="Prrafodelista"/>
-              <w:spacing w:line="276" w:lineRule="auto"/>
-              <w:ind w:left="0" w:right="86"/>
-              <w:jc w:val="center"/>
-              <w:rPr>
-                <w:rFonts w:ascii="Arial Nova Cond Light" w:hAnsi="Arial Nova Cond Light" w:cs="Times New Roman"/>
-                <w:b/>
-                <w:bCs/>
-                <w:color w:val="000000" w:themeColor="text1"/>
-                <w:sz w:val="20"/>
-                <w:szCs w:val="20"/>
-              </w:rPr>
-            </w:pPr>
-            <w:r>
-              <w:rPr>
-                <w:rFonts w:ascii="Arial Nova Cond Light" w:hAnsi="Arial Nova Cond Light" w:cs="Times New Roman"/>
-                <w:b/>
-                <w:bCs/>
-                <w:color w:val="000000" w:themeColor="text1"/>
-                <w:sz w:val="20"/>
-                <w:szCs w:val="20"/>
-              </w:rPr>
-              <w:t>COMPETENCIA 2</w:t>
-            </w:r>
-          </w:p>
-        </w:tc>
-        <w:tc>
-          <w:tcPr>
-            <w:tcW w:w="3655" w:type="dxa"/>
-            <w:gridSpan w:val="3"/>
-            <w:vAlign w:val="center"/>
-          </w:tcPr>
-          <w:p>
-            <w:pPr>
-              <w:pStyle w:val="Prrafodelista"/>
-              <w:spacing w:line="276" w:lineRule="auto"/>
-              <w:ind w:left="0" w:right="-455"/>
-              <w:jc w:val="center"/>
-              <w:rPr>
-                <w:rFonts w:ascii="Arial Nova Cond Light" w:hAnsi="Arial Nova Cond Light" w:cs="Times New Roman"/>
-                <w:b/>
-                <w:bCs/>
-                <w:color w:val="000000" w:themeColor="text1"/>
-                <w:sz w:val="20"/>
-                <w:szCs w:val="20"/>
-              </w:rPr>
-            </w:pPr>
-          </w:p>
-        </w:tc>
-        <w:tc>
-          <w:tcPr>
-            <w:tcW w:w="1701" w:type="dxa"/>
-            <w:shd w:val="clear" w:color="auto" w:fill="84E290" w:themeFill="accent3" w:themeFillTint="66"/>
-            <w:vAlign w:val="center"/>
-          </w:tcPr>
-          <w:p>
-            <w:pPr>
-              <w:pStyle w:val="Prrafodelista"/>
-              <w:spacing w:line="276" w:lineRule="auto"/>
-              <w:ind w:left="0"/>
-              <w:jc w:val="center"/>
-              <w:rPr>
-                <w:rFonts w:ascii="Arial Nova Cond Light" w:hAnsi="Arial Nova Cond Light" w:cs="Times New Roman"/>
-                <w:b/>
-                <w:bCs/>
-                <w:color w:val="000000" w:themeColor="text1"/>
-                <w:sz w:val="20"/>
-                <w:szCs w:val="20"/>
-              </w:rPr>
-            </w:pPr>
-            <w:r>
-              <w:rPr>
-                <w:rFonts w:ascii="Arial Nova Cond Light" w:hAnsi="Arial Nova Cond Light" w:cs="Times New Roman"/>
-                <w:b/>
-                <w:bCs/>
-                <w:color w:val="000000" w:themeColor="text1"/>
-                <w:sz w:val="20"/>
-                <w:szCs w:val="20"/>
-              </w:rPr>
-              <w:t xml:space="preserve">COMPETENCIA </w:t>
-            </w:r>
-          </w:p>
-          <w:p>
-            <w:pPr>
-              <w:pStyle w:val="Prrafodelista"/>
-              <w:spacing w:line="276" w:lineRule="auto"/>
-              <w:ind w:left="0"/>
-              <w:jc w:val="center"/>
-              <w:rPr>
-                <w:rFonts w:ascii="Arial Nova Cond Light" w:hAnsi="Arial Nova Cond Light" w:cs="Times New Roman"/>
-                <w:b/>
-                <w:bCs/>
-                <w:color w:val="000000" w:themeColor="text1"/>
-                <w:sz w:val="20"/>
-                <w:szCs w:val="20"/>
-              </w:rPr>
-            </w:pPr>
-            <w:r>
-              <w:rPr>
-                <w:rFonts w:ascii="Arial Nova Cond Light" w:hAnsi="Arial Nova Cond Light" w:cs="Times New Roman"/>
-                <w:b/>
-                <w:bCs/>
-                <w:color w:val="000000" w:themeColor="text1"/>
-                <w:sz w:val="20"/>
-                <w:szCs w:val="20"/>
-              </w:rPr>
-              <w:t>3</w:t>
-            </w:r>
-          </w:p>
-        </w:tc>
-        <w:tc>
-          <w:tcPr>
-            <w:tcW w:w="1134" w:type="dxa"/>
-          </w:tcPr>
-          <w:p>
-            <w:pPr>
-              <w:pStyle w:val="Prrafodelista"/>
-              <w:spacing w:line="276" w:lineRule="auto"/>
-              <w:ind w:left="0" w:right="-455"/>
-              <w:rPr>
-                <w:rFonts w:ascii="Arial Nova Cond Light" w:hAnsi="Arial Nova Cond Light" w:cs="Times New Roman"/>
-                <w:b/>
-                <w:bCs/>
-                <w:color w:val="000000" w:themeColor="text1"/>
-                <w:sz w:val="20"/>
-                <w:szCs w:val="20"/>
-              </w:rPr>
-            </w:pPr>
-          </w:p>
-        </w:tc>
-        <w:tc>
-          <w:tcPr>
-            <w:tcW w:w="992" w:type="dxa"/>
-          </w:tcPr>
-          <w:p>
-            <w:pPr>
-              <w:pStyle w:val="Prrafodelista"/>
-              <w:spacing w:line="276" w:lineRule="auto"/>
-              <w:ind w:left="0" w:right="-455"/>
-              <w:rPr>
-                <w:rFonts w:ascii="Arial Nova Cond Light" w:hAnsi="Arial Nova Cond Light" w:cs="Times New Roman"/>
-                <w:b/>
-                <w:bCs/>
-                <w:color w:val="000000" w:themeColor="text1"/>
-                <w:sz w:val="20"/>
-                <w:szCs w:val="20"/>
-              </w:rPr>
-            </w:pPr>
-          </w:p>
-        </w:tc>
-        <w:tc>
-          <w:tcPr>
-            <w:tcW w:w="1134" w:type="dxa"/>
-          </w:tcPr>
-          <w:p>
-            <w:pPr>
-              <w:pStyle w:val="Prrafodelista"/>
-              <w:spacing w:line="276" w:lineRule="auto"/>
-              <w:ind w:left="0" w:right="-455"/>
-              <w:rPr>
-                <w:rFonts w:ascii="Arial Nova Cond Light" w:hAnsi="Arial Nova Cond Light" w:cs="Times New Roman"/>
-                <w:b/>
-                <w:bCs/>
-                <w:color w:val="000000" w:themeColor="text1"/>
-                <w:sz w:val="20"/>
-                <w:szCs w:val="20"/>
-              </w:rPr>
-            </w:pPr>
-          </w:p>
-        </w:tc>
-      </w:tr>
-      <w:tr>
-        <w:trPr>
-          <w:trHeight w:val="265"/>
-        </w:trPr>
-        <w:tc>
-          <w:tcPr>
-            <w:tcW w:w="1547" w:type="dxa"/>
-            <w:shd w:val="clear" w:color="auto" w:fill="C1F0C7" w:themeFill="accent3" w:themeFillTint="33"/>
-            <w:vAlign w:val="center"/>
-          </w:tcPr>
-          <w:p>
-            <w:pPr>
-              <w:pStyle w:val="Prrafodelista"/>
-              <w:spacing w:line="276" w:lineRule="auto"/>
-              <w:ind w:left="0"/>
-              <w:jc w:val="center"/>
-              <w:rPr>
-                <w:rFonts w:ascii="Arial Nova Cond Light" w:hAnsi="Arial Nova Cond Light" w:cs="Times New Roman"/>
-                <w:b/>
-                <w:bCs/>
-                <w:color w:val="000000" w:themeColor="text1"/>
-                <w:sz w:val="20"/>
-                <w:szCs w:val="20"/>
-              </w:rPr>
-            </w:pPr>
-            <w:r>
-              <w:rPr>
-                <w:rFonts w:ascii="Arial Nova Cond Light" w:hAnsi="Arial Nova Cond Light" w:cs="Times New Roman"/>
-                <w:b/>
-                <w:bCs/>
-                <w:color w:val="000000" w:themeColor="text1"/>
-                <w:sz w:val="20"/>
-                <w:szCs w:val="20"/>
-              </w:rPr>
-              <w:t>NIVELES DE LOGRO</w:t>
-            </w:r>
-          </w:p>
-        </w:tc>
-        <w:tc>
-          <w:tcPr>
-            <w:tcW w:w="1002" w:type="dxa"/>
-            <w:shd w:val="clear" w:color="auto" w:fill="C1F0C7" w:themeFill="accent3" w:themeFillTint="33"/>
-          </w:tcPr>
-          <w:p>
-            <w:pPr>
-              <w:pStyle w:val="Prrafodelista"/>
-              <w:spacing w:line="276" w:lineRule="auto"/>
-              <w:ind w:left="0"/>
-              <w:jc w:val="center"/>
-              <w:rPr>
-                <w:rFonts w:ascii="Arial Nova Cond Light" w:hAnsi="Arial Nova Cond Light" w:cs="Times New Roman"/>
-                <w:b/>
-                <w:bCs/>
-                <w:color w:val="000000" w:themeColor="text1"/>
-                <w:sz w:val="20"/>
-                <w:szCs w:val="20"/>
-              </w:rPr>
-            </w:pPr>
-            <w:r>
-              <w:rPr>
-                <w:rFonts w:ascii="Arial Nova Cond Light" w:hAnsi="Arial Nova Cond Light" w:cs="Times New Roman"/>
-                <w:b/>
-                <w:bCs/>
-                <w:color w:val="000000" w:themeColor="text1"/>
-                <w:sz w:val="20"/>
-                <w:szCs w:val="20"/>
-              </w:rPr>
-              <w:t>Cantidad</w:t>
-            </w:r>
-          </w:p>
-        </w:tc>
-        <w:tc>
-          <w:tcPr>
-            <w:tcW w:w="1089" w:type="dxa"/>
-            <w:shd w:val="clear" w:color="auto" w:fill="C1F0C7" w:themeFill="accent3" w:themeFillTint="33"/>
-          </w:tcPr>
-          <w:p>
-            <w:pPr>
-              <w:pStyle w:val="Prrafodelista"/>
-              <w:spacing w:line="276" w:lineRule="auto"/>
-              <w:ind w:left="0" w:right="62"/>
-              <w:jc w:val="center"/>
-              <w:rPr>
-                <w:rFonts w:ascii="Arial Nova Cond Light" w:hAnsi="Arial Nova Cond Light" w:cs="Times New Roman"/>
-                <w:b/>
-                <w:bCs/>
-                <w:color w:val="000000" w:themeColor="text1"/>
-                <w:sz w:val="20"/>
-                <w:szCs w:val="20"/>
-              </w:rPr>
-            </w:pPr>
-            <w:r>
-              <w:rPr>
-                <w:rFonts w:ascii="Arial Nova Cond Light" w:hAnsi="Arial Nova Cond Light" w:cs="Times New Roman"/>
-                <w:b/>
-                <w:bCs/>
-                <w:color w:val="000000" w:themeColor="text1"/>
-                <w:sz w:val="20"/>
-                <w:szCs w:val="20"/>
-              </w:rPr>
-              <w:t>%</w:t>
-            </w:r>
-          </w:p>
-        </w:tc>
-        <w:tc>
-          <w:tcPr>
-            <w:tcW w:w="1093" w:type="dxa"/>
-            <w:shd w:val="clear" w:color="auto" w:fill="C1F0C7" w:themeFill="accent3" w:themeFillTint="33"/>
-          </w:tcPr>
-          <w:p>
-            <w:pPr>
-              <w:pStyle w:val="Prrafodelista"/>
-              <w:spacing w:line="276" w:lineRule="auto"/>
-              <w:ind w:left="0"/>
-              <w:jc w:val="center"/>
-              <w:rPr>
-                <w:rFonts w:ascii="Arial Nova Cond Light" w:hAnsi="Arial Nova Cond Light" w:cs="Times New Roman"/>
-                <w:b/>
-                <w:bCs/>
-                <w:color w:val="000000" w:themeColor="text1"/>
-                <w:sz w:val="20"/>
-                <w:szCs w:val="20"/>
-              </w:rPr>
-            </w:pPr>
-            <w:r>
-              <w:rPr>
-                <w:rFonts w:ascii="Arial Nova Cond Light" w:hAnsi="Arial Nova Cond Light" w:cs="Times New Roman"/>
-                <w:b/>
-                <w:bCs/>
-                <w:color w:val="000000" w:themeColor="text1"/>
-                <w:sz w:val="20"/>
-                <w:szCs w:val="20"/>
-              </w:rPr>
-              <w:t>META</w:t>
-            </w:r>
-          </w:p>
-        </w:tc>
-        <w:tc>
-          <w:tcPr>
-            <w:tcW w:w="1538" w:type="dxa"/>
-            <w:shd w:val="clear" w:color="auto" w:fill="C1F0C7" w:themeFill="accent3" w:themeFillTint="33"/>
-            <w:vAlign w:val="center"/>
-          </w:tcPr>
-          <w:p>
-            <w:pPr>
-              <w:pStyle w:val="Prrafodelista"/>
-              <w:spacing w:line="276" w:lineRule="auto"/>
-              <w:ind w:left="0" w:right="86"/>
-              <w:jc w:val="center"/>
-              <w:rPr>
-                <w:rFonts w:ascii="Arial Nova Cond Light" w:hAnsi="Arial Nova Cond Light" w:cs="Times New Roman"/>
-                <w:b/>
-                <w:bCs/>
-                <w:color w:val="000000" w:themeColor="text1"/>
-                <w:sz w:val="20"/>
-                <w:szCs w:val="20"/>
-              </w:rPr>
-            </w:pPr>
-            <w:r>
-              <w:rPr>
-                <w:rFonts w:ascii="Arial Nova Cond Light" w:hAnsi="Arial Nova Cond Light" w:cs="Times New Roman"/>
-                <w:b/>
-                <w:bCs/>
-                <w:color w:val="000000" w:themeColor="text1"/>
-                <w:sz w:val="20"/>
-                <w:szCs w:val="20"/>
-              </w:rPr>
-              <w:t>NIVELES DE LOGRO</w:t>
-            </w:r>
-          </w:p>
-        </w:tc>
-        <w:tc>
-          <w:tcPr>
-            <w:tcW w:w="1368" w:type="dxa"/>
-            <w:shd w:val="clear" w:color="auto" w:fill="C1F0C7" w:themeFill="accent3" w:themeFillTint="33"/>
-          </w:tcPr>
-          <w:p>
-            <w:pPr>
-              <w:pStyle w:val="Prrafodelista"/>
-              <w:spacing w:line="276" w:lineRule="auto"/>
-              <w:ind w:left="0" w:right="30"/>
-              <w:jc w:val="center"/>
-              <w:rPr>
-                <w:rFonts w:ascii="Arial Nova Cond Light" w:hAnsi="Arial Nova Cond Light" w:cs="Times New Roman"/>
-                <w:b/>
-                <w:bCs/>
-                <w:color w:val="000000" w:themeColor="text1"/>
-                <w:sz w:val="20"/>
-                <w:szCs w:val="20"/>
-              </w:rPr>
-            </w:pPr>
-            <w:r>
-              <w:rPr>
-                <w:rFonts w:ascii="Arial Nova Cond Light" w:hAnsi="Arial Nova Cond Light" w:cs="Times New Roman"/>
-                <w:b/>
-                <w:bCs/>
-                <w:color w:val="000000" w:themeColor="text1"/>
-                <w:sz w:val="20"/>
-                <w:szCs w:val="20"/>
-              </w:rPr>
-              <w:t>Cantidad</w:t>
-            </w:r>
-          </w:p>
-        </w:tc>
-        <w:tc>
-          <w:tcPr>
-            <w:tcW w:w="999" w:type="dxa"/>
-            <w:shd w:val="clear" w:color="auto" w:fill="C1F0C7" w:themeFill="accent3" w:themeFillTint="33"/>
-          </w:tcPr>
-          <w:p>
-            <w:pPr>
-              <w:pStyle w:val="Prrafodelista"/>
-              <w:spacing w:line="276" w:lineRule="auto"/>
-              <w:ind w:left="0" w:right="174"/>
-              <w:jc w:val="center"/>
-              <w:rPr>
-                <w:rFonts w:ascii="Arial Nova Cond Light" w:hAnsi="Arial Nova Cond Light" w:cs="Times New Roman"/>
-                <w:b/>
-                <w:bCs/>
-                <w:color w:val="000000" w:themeColor="text1"/>
-                <w:sz w:val="20"/>
-                <w:szCs w:val="20"/>
-              </w:rPr>
-            </w:pPr>
-            <w:r>
-              <w:rPr>
-                <w:rFonts w:ascii="Arial Nova Cond Light" w:hAnsi="Arial Nova Cond Light" w:cs="Times New Roman"/>
-                <w:b/>
-                <w:bCs/>
-                <w:color w:val="000000" w:themeColor="text1"/>
-                <w:sz w:val="20"/>
-                <w:szCs w:val="20"/>
-              </w:rPr>
-              <w:t>%</w:t>
-            </w:r>
-          </w:p>
-        </w:tc>
-        <w:tc>
-          <w:tcPr>
-            <w:tcW w:w="1288" w:type="dxa"/>
-            <w:shd w:val="clear" w:color="auto" w:fill="C1F0C7" w:themeFill="accent3" w:themeFillTint="33"/>
-          </w:tcPr>
-          <w:p>
-            <w:pPr>
-              <w:pStyle w:val="Prrafodelista"/>
-              <w:spacing w:line="276" w:lineRule="auto"/>
-              <w:ind w:left="0"/>
-              <w:jc w:val="center"/>
-              <w:rPr>
-                <w:rFonts w:ascii="Arial Nova Cond Light" w:hAnsi="Arial Nova Cond Light" w:cs="Times New Roman"/>
-                <w:b/>
-                <w:bCs/>
-                <w:color w:val="000000" w:themeColor="text1"/>
-                <w:sz w:val="20"/>
-                <w:szCs w:val="20"/>
-              </w:rPr>
-            </w:pPr>
-            <w:r>
-              <w:rPr>
-                <w:rFonts w:ascii="Arial Nova Cond Light" w:hAnsi="Arial Nova Cond Light" w:cs="Times New Roman"/>
-                <w:b/>
-                <w:bCs/>
-                <w:color w:val="000000" w:themeColor="text1"/>
-                <w:sz w:val="20"/>
-                <w:szCs w:val="20"/>
-              </w:rPr>
-              <w:t>META</w:t>
-            </w:r>
-          </w:p>
-        </w:tc>
-        <w:tc>
-          <w:tcPr>
-            <w:tcW w:w="1701" w:type="dxa"/>
-            <w:shd w:val="clear" w:color="auto" w:fill="C1F0C7" w:themeFill="accent3" w:themeFillTint="33"/>
-            <w:vAlign w:val="center"/>
-          </w:tcPr>
-          <w:p>
-            <w:pPr>
-              <w:pStyle w:val="Prrafodelista"/>
-              <w:spacing w:line="276" w:lineRule="auto"/>
-              <w:ind w:left="0" w:right="170"/>
-              <w:jc w:val="center"/>
-              <w:rPr>
-                <w:rFonts w:ascii="Arial Nova Cond Light" w:hAnsi="Arial Nova Cond Light" w:cs="Times New Roman"/>
-                <w:b/>
-                <w:bCs/>
-                <w:color w:val="000000" w:themeColor="text1"/>
-                <w:sz w:val="20"/>
-                <w:szCs w:val="20"/>
-              </w:rPr>
-            </w:pPr>
-            <w:r>
-              <w:rPr>
-                <w:rFonts w:ascii="Arial Nova Cond Light" w:hAnsi="Arial Nova Cond Light" w:cs="Times New Roman"/>
-                <w:b/>
-                <w:bCs/>
-                <w:color w:val="000000" w:themeColor="text1"/>
-                <w:sz w:val="20"/>
-                <w:szCs w:val="20"/>
-              </w:rPr>
-              <w:t>NIVELES DE LOGRO</w:t>
-            </w:r>
-          </w:p>
-        </w:tc>
-        <w:tc>
-          <w:tcPr>
-            <w:tcW w:w="1134" w:type="dxa"/>
-            <w:shd w:val="clear" w:color="auto" w:fill="C1F0C7" w:themeFill="accent3" w:themeFillTint="33"/>
-          </w:tcPr>
-          <w:p>
-            <w:pPr>
-              <w:pStyle w:val="Prrafodelista"/>
-              <w:spacing w:line="276" w:lineRule="auto"/>
-              <w:ind w:left="0"/>
-              <w:jc w:val="center"/>
-              <w:rPr>
-                <w:rFonts w:ascii="Arial Nova Cond Light" w:hAnsi="Arial Nova Cond Light" w:cs="Times New Roman"/>
-                <w:b/>
-                <w:bCs/>
-                <w:color w:val="000000" w:themeColor="text1"/>
-                <w:sz w:val="20"/>
-                <w:szCs w:val="20"/>
-              </w:rPr>
-            </w:pPr>
-            <w:r>
-              <w:rPr>
-                <w:rFonts w:ascii="Arial Nova Cond Light" w:hAnsi="Arial Nova Cond Light" w:cs="Times New Roman"/>
-                <w:b/>
-                <w:bCs/>
-                <w:color w:val="000000" w:themeColor="text1"/>
-                <w:sz w:val="20"/>
-                <w:szCs w:val="20"/>
-              </w:rPr>
-              <w:t>Cantidad</w:t>
-            </w:r>
-          </w:p>
-        </w:tc>
-        <w:tc>
-          <w:tcPr>
-            <w:tcW w:w="992" w:type="dxa"/>
-            <w:shd w:val="clear" w:color="auto" w:fill="C1F0C7" w:themeFill="accent3" w:themeFillTint="33"/>
-          </w:tcPr>
-          <w:p>
-            <w:pPr>
-              <w:pStyle w:val="Prrafodelista"/>
-              <w:spacing w:line="276" w:lineRule="auto"/>
-              <w:ind w:left="0"/>
-              <w:jc w:val="center"/>
-              <w:rPr>
-                <w:rFonts w:ascii="Arial Nova Cond Light" w:hAnsi="Arial Nova Cond Light" w:cs="Times New Roman"/>
-                <w:b/>
-                <w:bCs/>
-                <w:color w:val="000000" w:themeColor="text1"/>
-                <w:sz w:val="20"/>
-                <w:szCs w:val="20"/>
-              </w:rPr>
-            </w:pPr>
-            <w:r>
-              <w:rPr>
-                <w:rFonts w:ascii="Arial Nova Cond Light" w:hAnsi="Arial Nova Cond Light" w:cs="Times New Roman"/>
-                <w:b/>
-                <w:bCs/>
-                <w:color w:val="000000" w:themeColor="text1"/>
-                <w:sz w:val="20"/>
-                <w:szCs w:val="20"/>
-              </w:rPr>
-              <w:t>%</w:t>
-            </w:r>
-          </w:p>
-        </w:tc>
-        <w:tc>
-          <w:tcPr>
-            <w:tcW w:w="1134" w:type="dxa"/>
-            <w:shd w:val="clear" w:color="auto" w:fill="C1F0C7" w:themeFill="accent3" w:themeFillTint="33"/>
-          </w:tcPr>
-          <w:p>
-            <w:pPr>
-              <w:pStyle w:val="Prrafodelista"/>
-              <w:spacing w:line="276" w:lineRule="auto"/>
-              <w:ind w:left="0"/>
-              <w:jc w:val="center"/>
-              <w:rPr>
-                <w:rFonts w:ascii="Arial Nova Cond Light" w:hAnsi="Arial Nova Cond Light" w:cs="Times New Roman"/>
-                <w:b/>
-                <w:bCs/>
-                <w:color w:val="000000" w:themeColor="text1"/>
-                <w:sz w:val="20"/>
-                <w:szCs w:val="20"/>
-              </w:rPr>
-            </w:pPr>
-            <w:r>
-              <w:rPr>
-                <w:rFonts w:ascii="Arial Nova Cond Light" w:hAnsi="Arial Nova Cond Light" w:cs="Times New Roman"/>
-                <w:b/>
-                <w:bCs/>
-                <w:color w:val="000000" w:themeColor="text1"/>
-                <w:sz w:val="20"/>
-                <w:szCs w:val="20"/>
-              </w:rPr>
-              <w:t>META</w:t>
-            </w:r>
-          </w:p>
-        </w:tc>
-      </w:tr>
-      <w:tr>
-        <w:trPr>
-          <w:trHeight w:val="265"/>
-        </w:trPr>
-        <w:tc>
-          <w:tcPr>
-            <w:tcW w:w="1547" w:type="dxa"/>
-            <w:shd w:val="clear" w:color="auto" w:fill="C1F0C7" w:themeFill="accent3" w:themeFillTint="33"/>
-            <w:vAlign w:val="center"/>
-          </w:tcPr>
-          <w:p>
-            <w:pPr>
-              <w:pStyle w:val="Prrafodelista"/>
-              <w:spacing w:line="276" w:lineRule="auto"/>
-              <w:ind w:left="0"/>
-              <w:jc w:val="center"/>
-              <w:rPr>
-                <w:rFonts w:ascii="Arial Nova Cond Light" w:hAnsi="Arial Nova Cond Light" w:cs="Times New Roman"/>
-                <w:b/>
-                <w:bCs/>
-                <w:color w:val="000000" w:themeColor="text1"/>
-                <w:sz w:val="20"/>
-                <w:szCs w:val="20"/>
-              </w:rPr>
-            </w:pPr>
-            <w:r>
-              <w:rPr>
-                <w:rFonts w:ascii="Arial Nova Cond Light" w:hAnsi="Arial Nova Cond Light" w:cs="Times New Roman"/>
-                <w:b/>
-                <w:bCs/>
-                <w:color w:val="000000" w:themeColor="text1"/>
-                <w:sz w:val="20"/>
-                <w:szCs w:val="20"/>
-              </w:rPr>
-              <w:t>Nivel destacado</w:t>
-            </w:r>
-          </w:p>
-        </w:tc>
-        <w:tc>
-          <w:tcPr>
-            <w:tcW w:w="1002" w:type="dxa"/>
-          </w:tcPr>
-          <w:p>
-            <w:pPr>
-              <w:pStyle w:val="Prrafodelista"/>
-              <w:spacing w:line="276" w:lineRule="auto"/>
-              <w:ind w:left="0" w:right="-455"/>
-              <w:rPr>
-                <w:rFonts w:ascii="Arial Nova Cond Light" w:hAnsi="Arial Nova Cond Light" w:cs="Times New Roman"/>
-                <w:b/>
-                <w:bCs/>
-                <w:color w:val="000000" w:themeColor="text1"/>
-                <w:sz w:val="20"/>
-                <w:szCs w:val="20"/>
-              </w:rPr>
-            </w:pPr>
-          </w:p>
-        </w:tc>
-        <w:tc>
-          <w:tcPr>
-            <w:tcW w:w="1089" w:type="dxa"/>
-          </w:tcPr>
-          <w:p>
-            <w:pPr>
-              <w:pStyle w:val="Prrafodelista"/>
-              <w:spacing w:line="276" w:lineRule="auto"/>
-              <w:ind w:left="0" w:right="-455"/>
-              <w:rPr>
-                <w:rFonts w:ascii="Arial Nova Cond Light" w:hAnsi="Arial Nova Cond Light" w:cs="Times New Roman"/>
-                <w:b/>
-                <w:bCs/>
-                <w:color w:val="000000" w:themeColor="text1"/>
-                <w:sz w:val="20"/>
-                <w:szCs w:val="20"/>
-              </w:rPr>
-            </w:pPr>
-          </w:p>
-        </w:tc>
-        <w:tc>
-          <w:tcPr>
-            <w:tcW w:w="1093" w:type="dxa"/>
-          </w:tcPr>
-          <w:p>
-            <w:pPr>
-              <w:pStyle w:val="Prrafodelista"/>
-              <w:spacing w:line="276" w:lineRule="auto"/>
-              <w:ind w:left="0" w:right="-455"/>
-              <w:rPr>
-                <w:rFonts w:ascii="Arial Nova Cond Light" w:hAnsi="Arial Nova Cond Light" w:cs="Times New Roman"/>
-                <w:b/>
-                <w:bCs/>
-                <w:color w:val="000000" w:themeColor="text1"/>
-                <w:sz w:val="20"/>
-                <w:szCs w:val="20"/>
-              </w:rPr>
-            </w:pPr>
-          </w:p>
-        </w:tc>
-        <w:tc>
-          <w:tcPr>
-            <w:tcW w:w="1538" w:type="dxa"/>
-            <w:shd w:val="clear" w:color="auto" w:fill="C1F0C7" w:themeFill="accent3" w:themeFillTint="33"/>
-            <w:vAlign w:val="center"/>
-          </w:tcPr>
-          <w:p>
-            <w:pPr>
-              <w:pStyle w:val="Prrafodelista"/>
-              <w:spacing w:line="276" w:lineRule="auto"/>
-              <w:ind w:left="0" w:right="86"/>
-              <w:jc w:val="center"/>
-              <w:rPr>
-                <w:rFonts w:ascii="Arial Nova Cond Light" w:hAnsi="Arial Nova Cond Light" w:cs="Times New Roman"/>
-                <w:b/>
-                <w:bCs/>
-                <w:color w:val="000000" w:themeColor="text1"/>
-                <w:sz w:val="20"/>
-                <w:szCs w:val="20"/>
-              </w:rPr>
-            </w:pPr>
-            <w:r>
-              <w:rPr>
-                <w:rFonts w:ascii="Arial Nova Cond Light" w:hAnsi="Arial Nova Cond Light" w:cs="Times New Roman"/>
-                <w:b/>
-                <w:bCs/>
-                <w:color w:val="000000" w:themeColor="text1"/>
-                <w:sz w:val="20"/>
-                <w:szCs w:val="20"/>
-              </w:rPr>
-              <w:t>Nivel destacado</w:t>
-            </w:r>
-          </w:p>
-        </w:tc>
-        <w:tc>
-          <w:tcPr>
-            <w:tcW w:w="1368" w:type="dxa"/>
-          </w:tcPr>
-          <w:p>
-            <w:pPr>
-              <w:pStyle w:val="Prrafodelista"/>
-              <w:spacing w:line="276" w:lineRule="auto"/>
-              <w:ind w:left="0" w:right="-455"/>
-              <w:rPr>
-                <w:rFonts w:ascii="Arial Nova Cond Light" w:hAnsi="Arial Nova Cond Light" w:cs="Times New Roman"/>
-                <w:b/>
-                <w:bCs/>
-                <w:color w:val="000000" w:themeColor="text1"/>
-                <w:sz w:val="20"/>
-                <w:szCs w:val="20"/>
-              </w:rPr>
-            </w:pPr>
-          </w:p>
-        </w:tc>
-        <w:tc>
-          <w:tcPr>
-            <w:tcW w:w="999" w:type="dxa"/>
-          </w:tcPr>
-          <w:p>
-            <w:pPr>
-              <w:pStyle w:val="Prrafodelista"/>
-              <w:spacing w:line="276" w:lineRule="auto"/>
-              <w:ind w:left="0" w:right="-455"/>
-              <w:rPr>
-                <w:rFonts w:ascii="Arial Nova Cond Light" w:hAnsi="Arial Nova Cond Light" w:cs="Times New Roman"/>
-                <w:b/>
-                <w:bCs/>
-                <w:color w:val="000000" w:themeColor="text1"/>
-                <w:sz w:val="20"/>
-                <w:szCs w:val="20"/>
-              </w:rPr>
-            </w:pPr>
-          </w:p>
-        </w:tc>
-        <w:tc>
-          <w:tcPr>
-            <w:tcW w:w="1288" w:type="dxa"/>
-          </w:tcPr>
-          <w:p>
-            <w:pPr>
-              <w:pStyle w:val="Prrafodelista"/>
-              <w:spacing w:line="276" w:lineRule="auto"/>
-              <w:ind w:left="0" w:right="-455"/>
-              <w:rPr>
-                <w:rFonts w:ascii="Arial Nova Cond Light" w:hAnsi="Arial Nova Cond Light" w:cs="Times New Roman"/>
-                <w:b/>
-                <w:bCs/>
-                <w:color w:val="000000" w:themeColor="text1"/>
-                <w:sz w:val="20"/>
-                <w:szCs w:val="20"/>
-              </w:rPr>
-            </w:pPr>
-          </w:p>
-        </w:tc>
-        <w:tc>
-          <w:tcPr>
-            <w:tcW w:w="1701" w:type="dxa"/>
-            <w:vAlign w:val="center"/>
-          </w:tcPr>
-          <w:p>
-            <w:pPr>
-              <w:pStyle w:val="Prrafodelista"/>
-              <w:spacing w:line="276" w:lineRule="auto"/>
-              <w:ind w:left="0" w:right="170"/>
-              <w:jc w:val="center"/>
-              <w:rPr>
-                <w:rFonts w:ascii="Arial Nova Cond Light" w:hAnsi="Arial Nova Cond Light" w:cs="Times New Roman"/>
-                <w:b/>
-                <w:bCs/>
-                <w:color w:val="000000" w:themeColor="text1"/>
-                <w:sz w:val="20"/>
-                <w:szCs w:val="20"/>
-              </w:rPr>
-            </w:pPr>
-            <w:r>
-              <w:rPr>
-                <w:rFonts w:ascii="Arial Nova Cond Light" w:hAnsi="Arial Nova Cond Light" w:cs="Times New Roman"/>
-                <w:b/>
-                <w:bCs/>
-                <w:color w:val="000000" w:themeColor="text1"/>
-                <w:sz w:val="20"/>
-                <w:szCs w:val="20"/>
-              </w:rPr>
-              <w:t>Nivel destacado</w:t>
-            </w:r>
-          </w:p>
-        </w:tc>
-        <w:tc>
-          <w:tcPr>
-            <w:tcW w:w="1134" w:type="dxa"/>
-          </w:tcPr>
-          <w:p>
-            <w:pPr>
-              <w:pStyle w:val="Prrafodelista"/>
-              <w:spacing w:line="276" w:lineRule="auto"/>
-              <w:ind w:left="0" w:right="-455"/>
-              <w:rPr>
-                <w:rFonts w:ascii="Arial Nova Cond Light" w:hAnsi="Arial Nova Cond Light" w:cs="Times New Roman"/>
-                <w:b/>
-                <w:bCs/>
-                <w:color w:val="000000" w:themeColor="text1"/>
-                <w:sz w:val="20"/>
-                <w:szCs w:val="20"/>
-              </w:rPr>
-            </w:pPr>
-          </w:p>
-        </w:tc>
-        <w:tc>
-          <w:tcPr>
-            <w:tcW w:w="992" w:type="dxa"/>
-          </w:tcPr>
-          <w:p>
-            <w:pPr>
-              <w:pStyle w:val="Prrafodelista"/>
-              <w:spacing w:line="276" w:lineRule="auto"/>
-              <w:ind w:left="0" w:right="-455"/>
-              <w:rPr>
-                <w:rFonts w:ascii="Arial Nova Cond Light" w:hAnsi="Arial Nova Cond Light" w:cs="Times New Roman"/>
-                <w:b/>
-                <w:bCs/>
-                <w:color w:val="000000" w:themeColor="text1"/>
-                <w:sz w:val="20"/>
-                <w:szCs w:val="20"/>
-              </w:rPr>
-            </w:pPr>
-          </w:p>
-        </w:tc>
-        <w:tc>
-          <w:tcPr>
-            <w:tcW w:w="1134" w:type="dxa"/>
-          </w:tcPr>
-          <w:p>
-            <w:pPr>
-              <w:pStyle w:val="Prrafodelista"/>
-              <w:spacing w:line="276" w:lineRule="auto"/>
-              <w:ind w:left="0" w:right="-455"/>
-              <w:rPr>
-                <w:rFonts w:ascii="Arial Nova Cond Light" w:hAnsi="Arial Nova Cond Light" w:cs="Times New Roman"/>
-                <w:b/>
-                <w:bCs/>
-                <w:color w:val="000000" w:themeColor="text1"/>
-                <w:sz w:val="20"/>
-                <w:szCs w:val="20"/>
-              </w:rPr>
-            </w:pPr>
-          </w:p>
-        </w:tc>
-      </w:tr>
-      <w:tr>
-        <w:trPr>
-          <w:trHeight w:val="265"/>
-        </w:trPr>
-        <w:tc>
-          <w:tcPr>
-            <w:tcW w:w="1547" w:type="dxa"/>
-            <w:shd w:val="clear" w:color="auto" w:fill="C1F0C7" w:themeFill="accent3" w:themeFillTint="33"/>
-            <w:vAlign w:val="center"/>
-          </w:tcPr>
-          <w:p>
-            <w:pPr>
-              <w:pStyle w:val="Prrafodelista"/>
-              <w:spacing w:line="276" w:lineRule="auto"/>
-              <w:ind w:left="0"/>
-              <w:jc w:val="center"/>
-              <w:rPr>
-                <w:rFonts w:ascii="Arial Nova Cond Light" w:hAnsi="Arial Nova Cond Light" w:cs="Times New Roman"/>
-                <w:b/>
-                <w:bCs/>
-                <w:color w:val="000000" w:themeColor="text1"/>
-                <w:sz w:val="20"/>
-                <w:szCs w:val="20"/>
-              </w:rPr>
-            </w:pPr>
-            <w:r>
-              <w:rPr>
-                <w:rFonts w:ascii="Arial Nova Cond Light" w:hAnsi="Arial Nova Cond Light" w:cs="Times New Roman"/>
-                <w:b/>
-                <w:bCs/>
-                <w:color w:val="000000" w:themeColor="text1"/>
-                <w:sz w:val="20"/>
-                <w:szCs w:val="20"/>
-              </w:rPr>
-              <w:t>Nivel esperado</w:t>
-            </w:r>
-          </w:p>
-        </w:tc>
-        <w:tc>
-          <w:tcPr>
-            <w:tcW w:w="1002" w:type="dxa"/>
-          </w:tcPr>
-          <w:p>
-            <w:pPr>
-              <w:pStyle w:val="Prrafodelista"/>
-              <w:spacing w:line="276" w:lineRule="auto"/>
-              <w:ind w:left="0" w:right="-455"/>
-              <w:rPr>
-                <w:rFonts w:ascii="Arial Nova Cond Light" w:hAnsi="Arial Nova Cond Light" w:cs="Times New Roman"/>
-                <w:b/>
-                <w:bCs/>
-                <w:color w:val="000000" w:themeColor="text1"/>
-                <w:sz w:val="20"/>
-                <w:szCs w:val="20"/>
-              </w:rPr>
-            </w:pPr>
-          </w:p>
-        </w:tc>
-        <w:tc>
-          <w:tcPr>
-            <w:tcW w:w="1089" w:type="dxa"/>
-          </w:tcPr>
-          <w:p>
-            <w:pPr>
-              <w:pStyle w:val="Prrafodelista"/>
-              <w:spacing w:line="276" w:lineRule="auto"/>
-              <w:ind w:left="0" w:right="-455"/>
-              <w:rPr>
-                <w:rFonts w:ascii="Arial Nova Cond Light" w:hAnsi="Arial Nova Cond Light" w:cs="Times New Roman"/>
-                <w:b/>
-                <w:bCs/>
-                <w:color w:val="000000" w:themeColor="text1"/>
-                <w:sz w:val="20"/>
-                <w:szCs w:val="20"/>
-              </w:rPr>
-            </w:pPr>
-          </w:p>
-        </w:tc>
-        <w:tc>
-          <w:tcPr>
-            <w:tcW w:w="1093" w:type="dxa"/>
-          </w:tcPr>
-          <w:p>
-            <w:pPr>
-              <w:pStyle w:val="Prrafodelista"/>
-              <w:spacing w:line="276" w:lineRule="auto"/>
-              <w:ind w:left="0" w:right="-455"/>
-              <w:rPr>
-                <w:rFonts w:ascii="Arial Nova Cond Light" w:hAnsi="Arial Nova Cond Light" w:cs="Times New Roman"/>
-                <w:b/>
-                <w:bCs/>
-                <w:color w:val="000000" w:themeColor="text1"/>
-                <w:sz w:val="20"/>
-                <w:szCs w:val="20"/>
-              </w:rPr>
-            </w:pPr>
-          </w:p>
-        </w:tc>
-        <w:tc>
-          <w:tcPr>
-            <w:tcW w:w="1538" w:type="dxa"/>
-            <w:shd w:val="clear" w:color="auto" w:fill="C1F0C7" w:themeFill="accent3" w:themeFillTint="33"/>
-            <w:vAlign w:val="center"/>
-          </w:tcPr>
-          <w:p>
-            <w:pPr>
-              <w:pStyle w:val="Prrafodelista"/>
-              <w:spacing w:line="276" w:lineRule="auto"/>
-              <w:ind w:left="0" w:right="86"/>
-              <w:jc w:val="center"/>
-              <w:rPr>
-                <w:rFonts w:ascii="Arial Nova Cond Light" w:hAnsi="Arial Nova Cond Light" w:cs="Times New Roman"/>
-                <w:b/>
-                <w:bCs/>
-                <w:color w:val="000000" w:themeColor="text1"/>
-                <w:sz w:val="20"/>
-                <w:szCs w:val="20"/>
-              </w:rPr>
-            </w:pPr>
-            <w:r>
-              <w:rPr>
-                <w:rFonts w:ascii="Arial Nova Cond Light" w:hAnsi="Arial Nova Cond Light" w:cs="Times New Roman"/>
-                <w:b/>
-                <w:bCs/>
-                <w:color w:val="000000" w:themeColor="text1"/>
-                <w:sz w:val="20"/>
-                <w:szCs w:val="20"/>
-              </w:rPr>
-              <w:t>Nivel esperado</w:t>
-            </w:r>
-          </w:p>
-        </w:tc>
-        <w:tc>
-          <w:tcPr>
-            <w:tcW w:w="1368" w:type="dxa"/>
-          </w:tcPr>
-          <w:p>
-            <w:pPr>
-              <w:pStyle w:val="Prrafodelista"/>
-              <w:spacing w:line="276" w:lineRule="auto"/>
-              <w:ind w:left="0" w:right="-455"/>
-              <w:rPr>
-                <w:rFonts w:ascii="Arial Nova Cond Light" w:hAnsi="Arial Nova Cond Light" w:cs="Times New Roman"/>
-                <w:b/>
-                <w:bCs/>
-                <w:color w:val="000000" w:themeColor="text1"/>
-                <w:sz w:val="20"/>
-                <w:szCs w:val="20"/>
-              </w:rPr>
-            </w:pPr>
-          </w:p>
-        </w:tc>
-        <w:tc>
-          <w:tcPr>
-            <w:tcW w:w="999" w:type="dxa"/>
-          </w:tcPr>
-          <w:p>
-            <w:pPr>
-              <w:pStyle w:val="Prrafodelista"/>
-              <w:spacing w:line="276" w:lineRule="auto"/>
-              <w:ind w:left="0" w:right="-455"/>
-              <w:rPr>
-                <w:rFonts w:ascii="Arial Nova Cond Light" w:hAnsi="Arial Nova Cond Light" w:cs="Times New Roman"/>
-                <w:b/>
-                <w:bCs/>
-                <w:color w:val="000000" w:themeColor="text1"/>
-                <w:sz w:val="20"/>
-                <w:szCs w:val="20"/>
-              </w:rPr>
-            </w:pPr>
-          </w:p>
-        </w:tc>
-        <w:tc>
-          <w:tcPr>
-            <w:tcW w:w="1288" w:type="dxa"/>
-          </w:tcPr>
-          <w:p>
-            <w:pPr>
-              <w:pStyle w:val="Prrafodelista"/>
-              <w:spacing w:line="276" w:lineRule="auto"/>
-              <w:ind w:left="0" w:right="-455"/>
-              <w:rPr>
-                <w:rFonts w:ascii="Arial Nova Cond Light" w:hAnsi="Arial Nova Cond Light" w:cs="Times New Roman"/>
-                <w:b/>
-                <w:bCs/>
-                <w:color w:val="000000" w:themeColor="text1"/>
-                <w:sz w:val="20"/>
-                <w:szCs w:val="20"/>
-              </w:rPr>
-            </w:pPr>
-          </w:p>
-        </w:tc>
-        <w:tc>
-          <w:tcPr>
-            <w:tcW w:w="1701" w:type="dxa"/>
-            <w:vAlign w:val="center"/>
-          </w:tcPr>
-          <w:p>
-            <w:pPr>
-              <w:pStyle w:val="Prrafodelista"/>
-              <w:spacing w:line="276" w:lineRule="auto"/>
-              <w:ind w:left="0" w:right="170"/>
-              <w:jc w:val="center"/>
-              <w:rPr>
-                <w:rFonts w:ascii="Arial Nova Cond Light" w:hAnsi="Arial Nova Cond Light" w:cs="Times New Roman"/>
-                <w:b/>
-                <w:bCs/>
-                <w:color w:val="000000" w:themeColor="text1"/>
-                <w:sz w:val="20"/>
-                <w:szCs w:val="20"/>
-              </w:rPr>
-            </w:pPr>
-            <w:r>
-              <w:rPr>
-                <w:rFonts w:ascii="Arial Nova Cond Light" w:hAnsi="Arial Nova Cond Light" w:cs="Times New Roman"/>
-                <w:b/>
-                <w:bCs/>
-                <w:color w:val="000000" w:themeColor="text1"/>
-                <w:sz w:val="20"/>
-                <w:szCs w:val="20"/>
-              </w:rPr>
-              <w:t>Nivel esperado</w:t>
-            </w:r>
-          </w:p>
-        </w:tc>
-        <w:tc>
-          <w:tcPr>
-            <w:tcW w:w="1134" w:type="dxa"/>
-          </w:tcPr>
-          <w:p>
-            <w:pPr>
-              <w:pStyle w:val="Prrafodelista"/>
-              <w:spacing w:line="276" w:lineRule="auto"/>
-              <w:ind w:left="0" w:right="-455"/>
-              <w:rPr>
-                <w:rFonts w:ascii="Arial Nova Cond Light" w:hAnsi="Arial Nova Cond Light" w:cs="Times New Roman"/>
-                <w:b/>
-                <w:bCs/>
-                <w:color w:val="000000" w:themeColor="text1"/>
-                <w:sz w:val="20"/>
-                <w:szCs w:val="20"/>
-              </w:rPr>
-            </w:pPr>
-          </w:p>
-        </w:tc>
-        <w:tc>
-          <w:tcPr>
-            <w:tcW w:w="992" w:type="dxa"/>
-          </w:tcPr>
-          <w:p>
-            <w:pPr>
-              <w:pStyle w:val="Prrafodelista"/>
-              <w:spacing w:line="276" w:lineRule="auto"/>
-              <w:ind w:left="0" w:right="-455"/>
-              <w:rPr>
-                <w:rFonts w:ascii="Arial Nova Cond Light" w:hAnsi="Arial Nova Cond Light" w:cs="Times New Roman"/>
-                <w:b/>
-                <w:bCs/>
-                <w:color w:val="000000" w:themeColor="text1"/>
-                <w:sz w:val="20"/>
-                <w:szCs w:val="20"/>
-              </w:rPr>
-            </w:pPr>
-          </w:p>
-        </w:tc>
-        <w:tc>
-          <w:tcPr>
-            <w:tcW w:w="1134" w:type="dxa"/>
-          </w:tcPr>
-          <w:p>
-            <w:pPr>
-              <w:pStyle w:val="Prrafodelista"/>
-              <w:spacing w:line="276" w:lineRule="auto"/>
-              <w:ind w:left="0" w:right="-455"/>
-              <w:rPr>
-                <w:rFonts w:ascii="Arial Nova Cond Light" w:hAnsi="Arial Nova Cond Light" w:cs="Times New Roman"/>
-                <w:b/>
-                <w:bCs/>
-                <w:color w:val="000000" w:themeColor="text1"/>
-                <w:sz w:val="20"/>
-                <w:szCs w:val="20"/>
-              </w:rPr>
-            </w:pPr>
-          </w:p>
-        </w:tc>
-      </w:tr>
-      <w:tr>
-        <w:trPr>
-          <w:trHeight w:val="265"/>
-        </w:trPr>
-        <w:tc>
-          <w:tcPr>
-            <w:tcW w:w="1547" w:type="dxa"/>
-            <w:shd w:val="clear" w:color="auto" w:fill="C1F0C7" w:themeFill="accent3" w:themeFillTint="33"/>
-            <w:vAlign w:val="center"/>
-          </w:tcPr>
-          <w:p>
-            <w:pPr>
-              <w:pStyle w:val="Prrafodelista"/>
-              <w:spacing w:line="276" w:lineRule="auto"/>
-              <w:ind w:left="0"/>
-              <w:jc w:val="center"/>
-              <w:rPr>
-                <w:rFonts w:ascii="Arial Nova Cond Light" w:hAnsi="Arial Nova Cond Light" w:cs="Times New Roman"/>
-                <w:b/>
-                <w:bCs/>
-                <w:color w:val="000000" w:themeColor="text1"/>
-                <w:sz w:val="20"/>
-                <w:szCs w:val="20"/>
-              </w:rPr>
-            </w:pPr>
-            <w:r>
-              <w:rPr>
-                <w:rFonts w:ascii="Arial Nova Cond Light" w:hAnsi="Arial Nova Cond Light" w:cs="Times New Roman"/>
-                <w:b/>
-                <w:bCs/>
-                <w:color w:val="000000" w:themeColor="text1"/>
-                <w:sz w:val="20"/>
-                <w:szCs w:val="20"/>
-              </w:rPr>
-              <w:t>Nivel inicio</w:t>
-            </w:r>
-          </w:p>
-        </w:tc>
-        <w:tc>
-          <w:tcPr>
-            <w:tcW w:w="1002" w:type="dxa"/>
-          </w:tcPr>
-          <w:p>
-            <w:pPr>
-              <w:pStyle w:val="Prrafodelista"/>
-              <w:spacing w:line="276" w:lineRule="auto"/>
-              <w:ind w:left="0" w:right="-455"/>
-              <w:rPr>
-                <w:rFonts w:ascii="Arial Nova Cond Light" w:hAnsi="Arial Nova Cond Light" w:cs="Times New Roman"/>
-                <w:b/>
-                <w:bCs/>
-                <w:color w:val="000000" w:themeColor="text1"/>
-                <w:sz w:val="20"/>
-                <w:szCs w:val="20"/>
-              </w:rPr>
-            </w:pPr>
-          </w:p>
-        </w:tc>
-        <w:tc>
-          <w:tcPr>
-            <w:tcW w:w="1089" w:type="dxa"/>
-          </w:tcPr>
-          <w:p>
-            <w:pPr>
-              <w:pStyle w:val="Prrafodelista"/>
-              <w:spacing w:line="276" w:lineRule="auto"/>
-              <w:ind w:left="0" w:right="-455"/>
-              <w:rPr>
-                <w:rFonts w:ascii="Arial Nova Cond Light" w:hAnsi="Arial Nova Cond Light" w:cs="Times New Roman"/>
-                <w:b/>
-                <w:bCs/>
-                <w:color w:val="000000" w:themeColor="text1"/>
-                <w:sz w:val="20"/>
-                <w:szCs w:val="20"/>
-              </w:rPr>
-            </w:pPr>
-          </w:p>
-        </w:tc>
-        <w:tc>
-          <w:tcPr>
-            <w:tcW w:w="1093" w:type="dxa"/>
-          </w:tcPr>
-          <w:p>
-            <w:pPr>
-              <w:pStyle w:val="Prrafodelista"/>
-              <w:spacing w:line="276" w:lineRule="auto"/>
-              <w:ind w:left="0" w:right="-455"/>
-              <w:rPr>
-                <w:rFonts w:ascii="Arial Nova Cond Light" w:hAnsi="Arial Nova Cond Light" w:cs="Times New Roman"/>
-                <w:b/>
-                <w:bCs/>
-                <w:color w:val="000000" w:themeColor="text1"/>
-                <w:sz w:val="20"/>
-                <w:szCs w:val="20"/>
-              </w:rPr>
-            </w:pPr>
-          </w:p>
-        </w:tc>
-        <w:tc>
-          <w:tcPr>
-            <w:tcW w:w="1538" w:type="dxa"/>
-            <w:shd w:val="clear" w:color="auto" w:fill="C1F0C7" w:themeFill="accent3" w:themeFillTint="33"/>
-            <w:vAlign w:val="center"/>
-          </w:tcPr>
-          <w:p>
-            <w:pPr>
-              <w:pStyle w:val="Prrafodelista"/>
-              <w:spacing w:line="276" w:lineRule="auto"/>
-              <w:ind w:left="0" w:right="86"/>
-              <w:jc w:val="center"/>
-              <w:rPr>
-                <w:rFonts w:ascii="Arial Nova Cond Light" w:hAnsi="Arial Nova Cond Light" w:cs="Times New Roman"/>
-                <w:b/>
-                <w:bCs/>
-                <w:color w:val="000000" w:themeColor="text1"/>
-                <w:sz w:val="20"/>
-                <w:szCs w:val="20"/>
-              </w:rPr>
-            </w:pPr>
-            <w:r>
-              <w:rPr>
-                <w:rFonts w:ascii="Arial Nova Cond Light" w:hAnsi="Arial Nova Cond Light" w:cs="Times New Roman"/>
-                <w:b/>
-                <w:bCs/>
-                <w:color w:val="000000" w:themeColor="text1"/>
-                <w:sz w:val="20"/>
-                <w:szCs w:val="20"/>
-              </w:rPr>
-              <w:t>Nivel inicio</w:t>
-            </w:r>
-          </w:p>
-        </w:tc>
-        <w:tc>
-          <w:tcPr>
-            <w:tcW w:w="1368" w:type="dxa"/>
-          </w:tcPr>
-          <w:p>
-            <w:pPr>
-              <w:pStyle w:val="Prrafodelista"/>
-              <w:spacing w:line="276" w:lineRule="auto"/>
-              <w:ind w:left="0" w:right="-455"/>
-              <w:rPr>
-                <w:rFonts w:ascii="Arial Nova Cond Light" w:hAnsi="Arial Nova Cond Light" w:cs="Times New Roman"/>
-                <w:b/>
-                <w:bCs/>
-                <w:color w:val="000000" w:themeColor="text1"/>
-                <w:sz w:val="20"/>
-                <w:szCs w:val="20"/>
-              </w:rPr>
-            </w:pPr>
-          </w:p>
-        </w:tc>
-        <w:tc>
-          <w:tcPr>
-            <w:tcW w:w="999" w:type="dxa"/>
-          </w:tcPr>
-          <w:p>
-            <w:pPr>
-              <w:pStyle w:val="Prrafodelista"/>
-              <w:spacing w:line="276" w:lineRule="auto"/>
-              <w:ind w:left="0" w:right="-455"/>
-              <w:rPr>
-                <w:rFonts w:ascii="Arial Nova Cond Light" w:hAnsi="Arial Nova Cond Light" w:cs="Times New Roman"/>
-                <w:b/>
-                <w:bCs/>
-                <w:color w:val="000000" w:themeColor="text1"/>
-                <w:sz w:val="20"/>
-                <w:szCs w:val="20"/>
-              </w:rPr>
-            </w:pPr>
-          </w:p>
-        </w:tc>
-        <w:tc>
-          <w:tcPr>
-            <w:tcW w:w="1288" w:type="dxa"/>
-          </w:tcPr>
-          <w:p>
-            <w:pPr>
-              <w:pStyle w:val="Prrafodelista"/>
-              <w:spacing w:line="276" w:lineRule="auto"/>
-              <w:ind w:left="0" w:right="-455"/>
-              <w:rPr>
-                <w:rFonts w:ascii="Arial Nova Cond Light" w:hAnsi="Arial Nova Cond Light" w:cs="Times New Roman"/>
-                <w:b/>
-                <w:bCs/>
-                <w:color w:val="000000" w:themeColor="text1"/>
-                <w:sz w:val="20"/>
-                <w:szCs w:val="20"/>
-              </w:rPr>
-            </w:pPr>
-          </w:p>
-        </w:tc>
-        <w:tc>
-          <w:tcPr>
-            <w:tcW w:w="1701" w:type="dxa"/>
-            <w:vAlign w:val="center"/>
-          </w:tcPr>
-          <w:p>
-            <w:pPr>
-              <w:pStyle w:val="Prrafodelista"/>
-              <w:spacing w:line="276" w:lineRule="auto"/>
-              <w:ind w:left="0" w:right="170"/>
-              <w:jc w:val="center"/>
-              <w:rPr>
-                <w:rFonts w:ascii="Arial Nova Cond Light" w:hAnsi="Arial Nova Cond Light" w:cs="Times New Roman"/>
-                <w:b/>
-                <w:bCs/>
-                <w:color w:val="000000" w:themeColor="text1"/>
-                <w:sz w:val="20"/>
-                <w:szCs w:val="20"/>
-              </w:rPr>
-            </w:pPr>
-            <w:r>
-              <w:rPr>
-                <w:rFonts w:ascii="Arial Nova Cond Light" w:hAnsi="Arial Nova Cond Light" w:cs="Times New Roman"/>
-                <w:b/>
-                <w:bCs/>
-                <w:color w:val="000000" w:themeColor="text1"/>
-                <w:sz w:val="20"/>
-                <w:szCs w:val="20"/>
-              </w:rPr>
-              <w:t>Nivel inicio</w:t>
-            </w:r>
-          </w:p>
-        </w:tc>
-        <w:tc>
-          <w:tcPr>
-            <w:tcW w:w="1134" w:type="dxa"/>
-          </w:tcPr>
-          <w:p>
-            <w:pPr>
-              <w:pStyle w:val="Prrafodelista"/>
-              <w:spacing w:line="276" w:lineRule="auto"/>
-              <w:ind w:left="0" w:right="-455"/>
-              <w:rPr>
-                <w:rFonts w:ascii="Arial Nova Cond Light" w:hAnsi="Arial Nova Cond Light" w:cs="Times New Roman"/>
-                <w:b/>
-                <w:bCs/>
-                <w:color w:val="000000" w:themeColor="text1"/>
-                <w:sz w:val="20"/>
-                <w:szCs w:val="20"/>
-              </w:rPr>
-            </w:pPr>
-          </w:p>
-        </w:tc>
-        <w:tc>
-          <w:tcPr>
-            <w:tcW w:w="992" w:type="dxa"/>
-          </w:tcPr>
-          <w:p>
-            <w:pPr>
-              <w:pStyle w:val="Prrafodelista"/>
-              <w:spacing w:line="276" w:lineRule="auto"/>
-              <w:ind w:left="0" w:right="-455"/>
-              <w:rPr>
-                <w:rFonts w:ascii="Arial Nova Cond Light" w:hAnsi="Arial Nova Cond Light" w:cs="Times New Roman"/>
-                <w:b/>
-                <w:bCs/>
-                <w:color w:val="000000" w:themeColor="text1"/>
-                <w:sz w:val="20"/>
-                <w:szCs w:val="20"/>
-              </w:rPr>
-            </w:pPr>
-          </w:p>
-        </w:tc>
-        <w:tc>
-          <w:tcPr>
-            <w:tcW w:w="1134" w:type="dxa"/>
-          </w:tcPr>
-          <w:p>
-            <w:pPr>
-              <w:pStyle w:val="Prrafodelista"/>
-              <w:spacing w:line="276" w:lineRule="auto"/>
-              <w:ind w:left="0" w:right="-455"/>
-              <w:rPr>
-                <w:rFonts w:ascii="Arial Nova Cond Light" w:hAnsi="Arial Nova Cond Light" w:cs="Times New Roman"/>
-                <w:b/>
-                <w:bCs/>
-                <w:color w:val="000000" w:themeColor="text1"/>
-                <w:sz w:val="20"/>
-                <w:szCs w:val="20"/>
-              </w:rPr>
-            </w:pPr>
-          </w:p>
-        </w:tc>
-      </w:tr>
-      <w:tr>
-        <w:trPr>
-          <w:trHeight w:val="265"/>
-        </w:trPr>
-        <w:tc>
-          <w:tcPr>
-            <w:tcW w:w="1547" w:type="dxa"/>
-            <w:shd w:val="clear" w:color="auto" w:fill="C1F0C7" w:themeFill="accent3" w:themeFillTint="33"/>
-            <w:vAlign w:val="center"/>
-          </w:tcPr>
-          <w:p>
-            <w:pPr>
-              <w:pStyle w:val="Prrafodelista"/>
-              <w:spacing w:line="276" w:lineRule="auto"/>
-              <w:ind w:left="0"/>
-              <w:jc w:val="center"/>
-              <w:rPr>
-                <w:rFonts w:ascii="Arial Nova Cond Light" w:hAnsi="Arial Nova Cond Light" w:cs="Times New Roman"/>
-                <w:b/>
-                <w:bCs/>
-                <w:color w:val="000000" w:themeColor="text1"/>
-                <w:sz w:val="20"/>
-                <w:szCs w:val="20"/>
-              </w:rPr>
-            </w:pPr>
-            <w:r>
-              <w:rPr>
-                <w:rFonts w:ascii="Arial Nova Cond Light" w:hAnsi="Arial Nova Cond Light" w:cs="Times New Roman"/>
-                <w:b/>
-                <w:bCs/>
-                <w:color w:val="000000" w:themeColor="text1"/>
-                <w:sz w:val="20"/>
-                <w:szCs w:val="20"/>
-              </w:rPr>
-              <w:t>Previo al grado</w:t>
-            </w:r>
-          </w:p>
-        </w:tc>
-        <w:tc>
-          <w:tcPr>
-            <w:tcW w:w="1002" w:type="dxa"/>
-          </w:tcPr>
-          <w:p>
-            <w:pPr>
-              <w:pStyle w:val="Prrafodelista"/>
-              <w:spacing w:line="276" w:lineRule="auto"/>
-              <w:ind w:left="0" w:right="-455"/>
-              <w:rPr>
-                <w:rFonts w:ascii="Arial Nova Cond Light" w:hAnsi="Arial Nova Cond Light" w:cs="Times New Roman"/>
-                <w:b/>
-                <w:bCs/>
-                <w:color w:val="000000" w:themeColor="text1"/>
-                <w:sz w:val="20"/>
-                <w:szCs w:val="20"/>
-              </w:rPr>
-            </w:pPr>
-          </w:p>
-        </w:tc>
-        <w:tc>
-          <w:tcPr>
-            <w:tcW w:w="1089" w:type="dxa"/>
-          </w:tcPr>
-          <w:p>
-            <w:pPr>
-              <w:pStyle w:val="Prrafodelista"/>
-              <w:spacing w:line="276" w:lineRule="auto"/>
-              <w:ind w:left="0" w:right="-455"/>
-              <w:rPr>
-                <w:rFonts w:ascii="Arial Nova Cond Light" w:hAnsi="Arial Nova Cond Light" w:cs="Times New Roman"/>
-                <w:b/>
-                <w:bCs/>
-                <w:color w:val="000000" w:themeColor="text1"/>
-                <w:sz w:val="20"/>
-                <w:szCs w:val="20"/>
-              </w:rPr>
-            </w:pPr>
-          </w:p>
-        </w:tc>
-        <w:tc>
-          <w:tcPr>
-            <w:tcW w:w="1093" w:type="dxa"/>
-          </w:tcPr>
-          <w:p>
-            <w:pPr>
-              <w:pStyle w:val="Prrafodelista"/>
-              <w:spacing w:line="276" w:lineRule="auto"/>
-              <w:ind w:left="0" w:right="-455"/>
-              <w:rPr>
-                <w:rFonts w:ascii="Arial Nova Cond Light" w:hAnsi="Arial Nova Cond Light" w:cs="Times New Roman"/>
-                <w:b/>
-                <w:bCs/>
-                <w:color w:val="000000" w:themeColor="text1"/>
-                <w:sz w:val="20"/>
-                <w:szCs w:val="20"/>
-              </w:rPr>
-            </w:pPr>
-          </w:p>
-        </w:tc>
-        <w:tc>
-          <w:tcPr>
-            <w:tcW w:w="1538" w:type="dxa"/>
-            <w:shd w:val="clear" w:color="auto" w:fill="C1F0C7" w:themeFill="accent3" w:themeFillTint="33"/>
-            <w:vAlign w:val="center"/>
-          </w:tcPr>
-          <w:p>
-            <w:pPr>
-              <w:pStyle w:val="Prrafodelista"/>
-              <w:spacing w:line="276" w:lineRule="auto"/>
-              <w:ind w:left="0" w:right="86"/>
-              <w:jc w:val="center"/>
-              <w:rPr>
-                <w:rFonts w:ascii="Arial Nova Cond Light" w:hAnsi="Arial Nova Cond Light" w:cs="Times New Roman"/>
-                <w:b/>
-                <w:bCs/>
-                <w:color w:val="000000" w:themeColor="text1"/>
-                <w:sz w:val="20"/>
-                <w:szCs w:val="20"/>
-              </w:rPr>
-            </w:pPr>
-            <w:r>
-              <w:rPr>
-                <w:rFonts w:ascii="Arial Nova Cond Light" w:hAnsi="Arial Nova Cond Light" w:cs="Times New Roman"/>
-                <w:b/>
-                <w:bCs/>
-                <w:color w:val="000000" w:themeColor="text1"/>
-                <w:sz w:val="20"/>
-                <w:szCs w:val="20"/>
-              </w:rPr>
-              <w:t>Previo al grado</w:t>
-            </w:r>
-          </w:p>
-        </w:tc>
-        <w:tc>
-          <w:tcPr>
-            <w:tcW w:w="1368" w:type="dxa"/>
-          </w:tcPr>
-          <w:p>
-            <w:pPr>
-              <w:pStyle w:val="Prrafodelista"/>
-              <w:spacing w:line="276" w:lineRule="auto"/>
-              <w:ind w:left="0" w:right="-455"/>
-              <w:rPr>
-                <w:rFonts w:ascii="Arial Nova Cond Light" w:hAnsi="Arial Nova Cond Light" w:cs="Times New Roman"/>
-                <w:b/>
-                <w:bCs/>
-                <w:color w:val="000000" w:themeColor="text1"/>
-                <w:sz w:val="20"/>
-                <w:szCs w:val="20"/>
-              </w:rPr>
-            </w:pPr>
-          </w:p>
-        </w:tc>
-        <w:tc>
-          <w:tcPr>
-            <w:tcW w:w="999" w:type="dxa"/>
-          </w:tcPr>
-          <w:p>
-            <w:pPr>
-              <w:pStyle w:val="Prrafodelista"/>
-              <w:spacing w:line="276" w:lineRule="auto"/>
-              <w:ind w:left="0" w:right="-455"/>
-              <w:rPr>
-                <w:rFonts w:ascii="Arial Nova Cond Light" w:hAnsi="Arial Nova Cond Light" w:cs="Times New Roman"/>
-                <w:b/>
-                <w:bCs/>
-                <w:color w:val="000000" w:themeColor="text1"/>
-                <w:sz w:val="20"/>
-                <w:szCs w:val="20"/>
-              </w:rPr>
-            </w:pPr>
-          </w:p>
-        </w:tc>
-        <w:tc>
-          <w:tcPr>
-            <w:tcW w:w="1288" w:type="dxa"/>
-          </w:tcPr>
-          <w:p>
-            <w:pPr>
-              <w:pStyle w:val="Prrafodelista"/>
-              <w:spacing w:line="276" w:lineRule="auto"/>
-              <w:ind w:left="0" w:right="-455"/>
-              <w:rPr>
-                <w:rFonts w:ascii="Arial Nova Cond Light" w:hAnsi="Arial Nova Cond Light" w:cs="Times New Roman"/>
-                <w:b/>
-                <w:bCs/>
-                <w:color w:val="000000" w:themeColor="text1"/>
-                <w:sz w:val="20"/>
-                <w:szCs w:val="20"/>
-              </w:rPr>
-            </w:pPr>
-          </w:p>
-        </w:tc>
-        <w:tc>
-          <w:tcPr>
-            <w:tcW w:w="1701" w:type="dxa"/>
-            <w:vAlign w:val="center"/>
-          </w:tcPr>
-          <w:p>
-            <w:pPr>
-              <w:pStyle w:val="Prrafodelista"/>
-              <w:spacing w:line="276" w:lineRule="auto"/>
-              <w:ind w:left="0" w:right="170"/>
-              <w:jc w:val="center"/>
-              <w:rPr>
-                <w:rFonts w:ascii="Arial Nova Cond Light" w:hAnsi="Arial Nova Cond Light" w:cs="Times New Roman"/>
-                <w:b/>
-                <w:bCs/>
-                <w:color w:val="000000" w:themeColor="text1"/>
-                <w:sz w:val="20"/>
-                <w:szCs w:val="20"/>
-              </w:rPr>
-            </w:pPr>
-            <w:r>
-              <w:rPr>
-                <w:rFonts w:ascii="Arial Nova Cond Light" w:hAnsi="Arial Nova Cond Light" w:cs="Times New Roman"/>
-                <w:b/>
-                <w:bCs/>
-                <w:color w:val="000000" w:themeColor="text1"/>
-                <w:sz w:val="20"/>
-                <w:szCs w:val="20"/>
-              </w:rPr>
-              <w:t>Previo al grado</w:t>
-            </w:r>
-          </w:p>
-        </w:tc>
-        <w:tc>
-          <w:tcPr>
-            <w:tcW w:w="1134" w:type="dxa"/>
-          </w:tcPr>
-          <w:p>
-            <w:pPr>
-              <w:pStyle w:val="Prrafodelista"/>
-              <w:spacing w:line="276" w:lineRule="auto"/>
-              <w:ind w:left="0" w:right="-455"/>
-              <w:rPr>
-                <w:rFonts w:ascii="Arial Nova Cond Light" w:hAnsi="Arial Nova Cond Light" w:cs="Times New Roman"/>
-                <w:b/>
-                <w:bCs/>
-                <w:color w:val="000000" w:themeColor="text1"/>
-                <w:sz w:val="20"/>
-                <w:szCs w:val="20"/>
-              </w:rPr>
-            </w:pPr>
-          </w:p>
-        </w:tc>
-        <w:tc>
-          <w:tcPr>
-            <w:tcW w:w="992" w:type="dxa"/>
-          </w:tcPr>
-          <w:p>
-            <w:pPr>
-              <w:pStyle w:val="Prrafodelista"/>
-              <w:spacing w:line="276" w:lineRule="auto"/>
-              <w:ind w:left="0" w:right="-455"/>
-              <w:rPr>
-                <w:rFonts w:ascii="Arial Nova Cond Light" w:hAnsi="Arial Nova Cond Light" w:cs="Times New Roman"/>
-                <w:b/>
-                <w:bCs/>
-                <w:color w:val="000000" w:themeColor="text1"/>
-                <w:sz w:val="20"/>
-                <w:szCs w:val="20"/>
-              </w:rPr>
-            </w:pPr>
-          </w:p>
-        </w:tc>
-        <w:tc>
-          <w:tcPr>
-            <w:tcW w:w="1134" w:type="dxa"/>
-          </w:tcPr>
-          <w:p>
-            <w:pPr>
-              <w:pStyle w:val="Prrafodelista"/>
-              <w:spacing w:line="276" w:lineRule="auto"/>
-              <w:ind w:left="0" w:right="-455"/>
-              <w:rPr>
-                <w:rFonts w:ascii="Arial Nova Cond Light" w:hAnsi="Arial Nova Cond Light" w:cs="Times New Roman"/>
-                <w:b/>
-                <w:bCs/>
-                <w:color w:val="000000" w:themeColor="text1"/>
-                <w:sz w:val="20"/>
-                <w:szCs w:val="20"/>
-              </w:rPr>
-            </w:pPr>
-          </w:p>
-        </w:tc>
-      </w:tr>
-      <w:tr>
-        <w:trPr>
-          <w:trHeight w:val="311"/>
-        </w:trPr>
-        <w:tc>
-          <w:tcPr>
-            <w:tcW w:w="1547" w:type="dxa"/>
-            <w:shd w:val="clear" w:color="auto" w:fill="C1F0C7" w:themeFill="accent3" w:themeFillTint="33"/>
-            <w:vAlign w:val="center"/>
-          </w:tcPr>
-          <w:p>
-            <w:pPr>
-              <w:pStyle w:val="Prrafodelista"/>
-              <w:spacing w:line="276" w:lineRule="auto"/>
-              <w:ind w:left="0"/>
-              <w:jc w:val="center"/>
-              <w:rPr>
-                <w:rFonts w:ascii="Arial Nova Cond Light" w:hAnsi="Arial Nova Cond Light" w:cs="Times New Roman"/>
-                <w:b/>
-                <w:bCs/>
-                <w:color w:val="000000" w:themeColor="text1"/>
-                <w:sz w:val="20"/>
-                <w:szCs w:val="20"/>
-              </w:rPr>
-            </w:pPr>
-            <w:r>
-              <w:rPr>
-                <w:rFonts w:ascii="Arial Nova Cond Light" w:hAnsi="Arial Nova Cond Light" w:cs="Times New Roman"/>
-                <w:b/>
-                <w:bCs/>
-                <w:color w:val="000000" w:themeColor="text1"/>
-                <w:sz w:val="20"/>
-                <w:szCs w:val="20"/>
-              </w:rPr>
-              <w:t>TOTAL, DE ESTUDIANTES</w:t>
-            </w:r>
-          </w:p>
-        </w:tc>
-        <w:tc>
-          <w:tcPr>
-            <w:tcW w:w="1002" w:type="dxa"/>
-          </w:tcPr>
-          <w:p>
-            <w:pPr>
-              <w:pStyle w:val="Prrafodelista"/>
-              <w:spacing w:line="276" w:lineRule="auto"/>
-              <w:ind w:left="0" w:right="-455"/>
-              <w:rPr>
-                <w:rFonts w:ascii="Arial Nova Cond Light" w:hAnsi="Arial Nova Cond Light" w:cs="Times New Roman"/>
-                <w:b/>
-                <w:bCs/>
-                <w:color w:val="000000" w:themeColor="text1"/>
-                <w:sz w:val="20"/>
-                <w:szCs w:val="20"/>
-              </w:rPr>
-            </w:pPr>
-          </w:p>
-        </w:tc>
-        <w:tc>
-          <w:tcPr>
-            <w:tcW w:w="1089" w:type="dxa"/>
-          </w:tcPr>
-          <w:p>
-            <w:pPr>
-              <w:pStyle w:val="Prrafodelista"/>
-              <w:spacing w:line="276" w:lineRule="auto"/>
-              <w:ind w:left="0" w:right="-455"/>
-              <w:rPr>
-                <w:rFonts w:ascii="Arial Nova Cond Light" w:hAnsi="Arial Nova Cond Light" w:cs="Times New Roman"/>
-                <w:b/>
-                <w:bCs/>
-                <w:color w:val="000000" w:themeColor="text1"/>
-                <w:sz w:val="20"/>
-                <w:szCs w:val="20"/>
-              </w:rPr>
-            </w:pPr>
-          </w:p>
-        </w:tc>
-        <w:tc>
-          <w:tcPr>
-            <w:tcW w:w="1093" w:type="dxa"/>
-          </w:tcPr>
-          <w:p>
-            <w:pPr>
-              <w:pStyle w:val="Prrafodelista"/>
-              <w:spacing w:line="276" w:lineRule="auto"/>
-              <w:ind w:left="0" w:right="-455"/>
-              <w:rPr>
-                <w:rFonts w:ascii="Arial Nova Cond Light" w:hAnsi="Arial Nova Cond Light" w:cs="Times New Roman"/>
-                <w:b/>
-                <w:bCs/>
-                <w:color w:val="000000" w:themeColor="text1"/>
-                <w:sz w:val="20"/>
-                <w:szCs w:val="20"/>
-              </w:rPr>
-            </w:pPr>
-          </w:p>
-        </w:tc>
-        <w:tc>
-          <w:tcPr>
-            <w:tcW w:w="1538" w:type="dxa"/>
-            <w:shd w:val="clear" w:color="auto" w:fill="C1F0C7" w:themeFill="accent3" w:themeFillTint="33"/>
-            <w:vAlign w:val="center"/>
-          </w:tcPr>
-          <w:p>
-            <w:pPr>
-              <w:pStyle w:val="Prrafodelista"/>
-              <w:spacing w:line="276" w:lineRule="auto"/>
-              <w:ind w:left="0" w:right="86"/>
-              <w:jc w:val="center"/>
-              <w:rPr>
-                <w:rFonts w:ascii="Arial Nova Cond Light" w:hAnsi="Arial Nova Cond Light" w:cs="Times New Roman"/>
-                <w:b/>
-                <w:bCs/>
-                <w:color w:val="000000" w:themeColor="text1"/>
-                <w:sz w:val="20"/>
-                <w:szCs w:val="20"/>
-              </w:rPr>
-            </w:pPr>
-            <w:r>
-              <w:rPr>
-                <w:rFonts w:ascii="Arial Nova Cond Light" w:hAnsi="Arial Nova Cond Light" w:cs="Times New Roman"/>
-                <w:b/>
-                <w:bCs/>
-                <w:color w:val="000000" w:themeColor="text1"/>
-                <w:sz w:val="20"/>
-                <w:szCs w:val="20"/>
-              </w:rPr>
-              <w:t>TOTAL, DE ESTUDIANTES</w:t>
-            </w:r>
-          </w:p>
-        </w:tc>
-        <w:tc>
-          <w:tcPr>
-            <w:tcW w:w="1368" w:type="dxa"/>
-          </w:tcPr>
-          <w:p>
-            <w:pPr>
-              <w:pStyle w:val="Prrafodelista"/>
-              <w:spacing w:line="276" w:lineRule="auto"/>
-              <w:ind w:left="0" w:right="-455"/>
-              <w:rPr>
-                <w:rFonts w:ascii="Arial Nova Cond Light" w:hAnsi="Arial Nova Cond Light" w:cs="Times New Roman"/>
-                <w:b/>
-                <w:bCs/>
-                <w:color w:val="000000" w:themeColor="text1"/>
-                <w:sz w:val="20"/>
-                <w:szCs w:val="20"/>
-              </w:rPr>
-            </w:pPr>
-          </w:p>
-        </w:tc>
-        <w:tc>
-          <w:tcPr>
-            <w:tcW w:w="999" w:type="dxa"/>
-          </w:tcPr>
-          <w:p>
-            <w:pPr>
-              <w:pStyle w:val="Prrafodelista"/>
-              <w:spacing w:line="276" w:lineRule="auto"/>
-              <w:ind w:left="0" w:right="-455"/>
-              <w:rPr>
-                <w:rFonts w:ascii="Arial Nova Cond Light" w:hAnsi="Arial Nova Cond Light" w:cs="Times New Roman"/>
-                <w:b/>
-                <w:bCs/>
-                <w:color w:val="000000" w:themeColor="text1"/>
-                <w:sz w:val="20"/>
-                <w:szCs w:val="20"/>
-              </w:rPr>
-            </w:pPr>
-          </w:p>
-        </w:tc>
-        <w:tc>
-          <w:tcPr>
-            <w:tcW w:w="1288" w:type="dxa"/>
-          </w:tcPr>
-          <w:p>
-            <w:pPr>
-              <w:pStyle w:val="Prrafodelista"/>
-              <w:spacing w:line="276" w:lineRule="auto"/>
-              <w:ind w:left="0" w:right="-455"/>
-              <w:rPr>
-                <w:rFonts w:ascii="Arial Nova Cond Light" w:hAnsi="Arial Nova Cond Light" w:cs="Times New Roman"/>
-                <w:b/>
-                <w:bCs/>
-                <w:color w:val="000000" w:themeColor="text1"/>
-                <w:sz w:val="20"/>
-                <w:szCs w:val="20"/>
-              </w:rPr>
-            </w:pPr>
-          </w:p>
-        </w:tc>
-        <w:tc>
-          <w:tcPr>
-            <w:tcW w:w="1701" w:type="dxa"/>
-            <w:vAlign w:val="center"/>
-          </w:tcPr>
-          <w:p>
-            <w:pPr>
-              <w:pStyle w:val="Prrafodelista"/>
-              <w:spacing w:line="276" w:lineRule="auto"/>
-              <w:ind w:left="0" w:right="170"/>
-              <w:jc w:val="center"/>
-              <w:rPr>
-                <w:rFonts w:ascii="Arial Nova Cond Light" w:hAnsi="Arial Nova Cond Light" w:cs="Times New Roman"/>
-                <w:b/>
-                <w:bCs/>
-                <w:color w:val="000000" w:themeColor="text1"/>
-                <w:sz w:val="20"/>
-                <w:szCs w:val="20"/>
-              </w:rPr>
-            </w:pPr>
-            <w:r>
-              <w:rPr>
-                <w:rFonts w:ascii="Arial Nova Cond Light" w:hAnsi="Arial Nova Cond Light" w:cs="Times New Roman"/>
-                <w:b/>
-                <w:bCs/>
-                <w:color w:val="000000" w:themeColor="text1"/>
-                <w:sz w:val="20"/>
-                <w:szCs w:val="20"/>
-              </w:rPr>
-              <w:t>TOTAL, DE ESTUDIANTES</w:t>
-            </w:r>
-          </w:p>
-        </w:tc>
-        <w:tc>
-          <w:tcPr>
-            <w:tcW w:w="1134" w:type="dxa"/>
-          </w:tcPr>
-          <w:p>
-            <w:pPr>
-              <w:pStyle w:val="Prrafodelista"/>
-              <w:spacing w:line="276" w:lineRule="auto"/>
-              <w:ind w:left="0" w:right="-455"/>
-              <w:rPr>
-                <w:rFonts w:ascii="Arial Nova Cond Light" w:hAnsi="Arial Nova Cond Light" w:cs="Times New Roman"/>
-                <w:b/>
-                <w:bCs/>
-                <w:color w:val="000000" w:themeColor="text1"/>
-                <w:sz w:val="20"/>
-                <w:szCs w:val="20"/>
-              </w:rPr>
-            </w:pPr>
-          </w:p>
-        </w:tc>
-        <w:tc>
-          <w:tcPr>
-            <w:tcW w:w="992" w:type="dxa"/>
-          </w:tcPr>
-          <w:p>
-            <w:pPr>
-              <w:pStyle w:val="Prrafodelista"/>
-              <w:spacing w:line="276" w:lineRule="auto"/>
-              <w:ind w:left="0" w:right="-455"/>
-              <w:rPr>
-                <w:rFonts w:ascii="Arial Nova Cond Light" w:hAnsi="Arial Nova Cond Light" w:cs="Times New Roman"/>
-                <w:b/>
-                <w:bCs/>
-                <w:color w:val="000000" w:themeColor="text1"/>
-                <w:sz w:val="20"/>
-                <w:szCs w:val="20"/>
-              </w:rPr>
-            </w:pPr>
-          </w:p>
-        </w:tc>
-        <w:tc>
-          <w:tcPr>
-            <w:tcW w:w="1134" w:type="dxa"/>
-          </w:tcPr>
-          <w:p>
-            <w:pPr>
-              <w:pStyle w:val="Prrafodelista"/>
-              <w:spacing w:line="276" w:lineRule="auto"/>
-              <w:ind w:left="0" w:right="-455"/>
-              <w:rPr>
-                <w:rFonts w:ascii="Arial Nova Cond Light" w:hAnsi="Arial Nova Cond Light" w:cs="Times New Roman"/>
-                <w:b/>
-                <w:bCs/>
-                <w:color w:val="000000" w:themeColor="text1"/>
-                <w:sz w:val="20"/>
-                <w:szCs w:val="20"/>
-              </w:rPr>
-            </w:pPr>
-          </w:p>
-        </w:tc>
-      </w:tr>
-    </w:tbl>
-    <w:p>
-      <w:pPr>
-        <w:pStyle w:val="Prrafodelista"/>
-        <w:spacing w:after="0" w:line="276" w:lineRule="auto"/>
-        <w:ind w:left="-284" w:right="-455"/>
-        <w:textDirection w:val="btLr"/>
-        <w:rPr>
-          <w:rFonts w:ascii="Arial Nova Cond Light" w:hAnsi="Arial Nova Cond Light" w:cs="Times New Roman"/>
-          <w:b/>
-          <w:bCs/>
-          <w:color w:val="000000" w:themeColor="text1"/>
-          <w:sz w:val="20"/>
-          <w:szCs w:val="20"/>
-        </w:rPr>
-      </w:pPr>
-    </w:p>
-    <w:p>
-      <w:pPr>
-        <w:pStyle w:val="Prrafodelista"/>
-        <w:spacing w:after="0" w:line="276" w:lineRule="auto"/>
-        <w:ind w:left="-284" w:right="-455"/>
-        <w:textDirection w:val="btLr"/>
-        <w:rPr>
-          <w:rFonts w:ascii="Arial Nova Cond Light" w:hAnsi="Arial Nova Cond Light" w:cs="Times New Roman"/>
-          <w:b/>
-          <w:bCs/>
-          <w:color w:val="000000" w:themeColor="text1"/>
-          <w:sz w:val="20"/>
-          <w:szCs w:val="20"/>
-        </w:rPr>
-      </w:pPr>
-    </w:p>
-    <w:p>
-      <w:pPr>
-        <w:pStyle w:val="Prrafodelista"/>
-        <w:spacing w:after="0" w:line="276" w:lineRule="auto"/>
-        <w:ind w:left="-284" w:right="-455"/>
-        <w:textDirection w:val="btLr"/>
-        <w:rPr>
-          <w:rFonts w:ascii="Arial Nova Cond Light" w:hAnsi="Arial Nova Cond Light" w:cs="Times New Roman"/>
-          <w:b/>
-          <w:bCs/>
-          <w:color w:val="000000" w:themeColor="text1"/>
-          <w:sz w:val="20"/>
-          <w:szCs w:val="20"/>
-        </w:rPr>
-      </w:pPr>
-    </w:p>
-    <w:p>
-      <w:pPr>
-        <w:pStyle w:val="Prrafodelista"/>
-        <w:spacing w:after="0" w:line="276" w:lineRule="auto"/>
-        <w:ind w:left="-284" w:right="-455"/>
-        <w:textDirection w:val="btLr"/>
-        <w:rPr>
-          <w:rFonts w:ascii="Arial Nova Cond Light" w:hAnsi="Arial Nova Cond Light" w:cs="Times New Roman"/>
-          <w:b/>
-          <w:bCs/>
-          <w:color w:val="000000" w:themeColor="text1"/>
-          <w:sz w:val="20"/>
-          <w:szCs w:val="20"/>
-        </w:rPr>
-      </w:pPr>
-    </w:p>
-    <w:p>
-      <w:pPr>
-        <w:pStyle w:val="Prrafodelista"/>
-        <w:spacing w:after="0" w:line="276" w:lineRule="auto"/>
-        <w:ind w:left="-284" w:right="-455"/>
-        <w:textDirection w:val="btLr"/>
-        <w:rPr>
-          <w:rFonts w:ascii="Arial Nova Cond Light" w:hAnsi="Arial Nova Cond Light" w:cs="Times New Roman"/>
-          <w:b/>
-          <w:bCs/>
-          <w:color w:val="000000" w:themeColor="text1"/>
-          <w:sz w:val="20"/>
-          <w:szCs w:val="20"/>
-        </w:rPr>
-      </w:pPr>
-    </w:p>
-    <w:p>
-      <w:pPr>
-        <w:pStyle w:val="Prrafodelista"/>
-        <w:spacing w:after="0" w:line="276" w:lineRule="auto"/>
-        <w:ind w:left="-284" w:right="-455"/>
-        <w:textDirection w:val="btLr"/>
-        <w:rPr>
-          <w:rFonts w:ascii="Arial Nova Cond Light" w:hAnsi="Arial Nova Cond Light" w:cs="Times New Roman"/>
-          <w:b/>
-          <w:bCs/>
-          <w:color w:val="000000" w:themeColor="text1"/>
-          <w:sz w:val="20"/>
-          <w:szCs w:val="20"/>
-        </w:rPr>
-      </w:pPr>
-    </w:p>
-    <w:p>
-      <w:pPr>
-        <w:pStyle w:val="Prrafodelista"/>
         <w:numPr>
           <w:ilvl w:val="0"/>
           <w:numId w:val="2"/>
@@ -13891,13 +9868,13 @@
         <w:tblLook w:val="04A0" w:firstRow="1" w:lastRow="0" w:firstColumn="1" w:lastColumn="0" w:noHBand="0" w:noVBand="1"/>
       </w:tblPr>
       <w:tblGrid>
-        <w:gridCol w:w="875"/>
-        <w:gridCol w:w="1095"/>
-        <w:gridCol w:w="1726"/>
-        <w:gridCol w:w="6169"/>
-        <w:gridCol w:w="2015"/>
-        <w:gridCol w:w="1634"/>
-        <w:gridCol w:w="1337"/>
+        <w:gridCol w:w="818"/>
+        <w:gridCol w:w="1018"/>
+        <w:gridCol w:w="5379"/>
+        <w:gridCol w:w="1984"/>
+        <w:gridCol w:w="2693"/>
+        <w:gridCol w:w="1560"/>
+        <w:gridCol w:w="1399"/>
       </w:tblGrid>
       <w:tr>
         <w:trPr>
@@ -13906,7 +9883,7 @@
         </w:trPr>
         <w:tc>
           <w:tcPr>
-            <w:tcW w:w="875" w:type="dxa"/>
+            <w:tcW w:w="818" w:type="dxa"/>
             <w:shd w:val="clear" w:color="auto" w:fill="C1F0C7" w:themeFill="accent3" w:themeFillTint="33"/>
             <w:vAlign w:val="center"/>
           </w:tcPr>
@@ -13940,7 +9917,7 @@
         </w:tc>
         <w:tc>
           <w:tcPr>
-            <w:tcW w:w="1095" w:type="dxa"/>
+            <w:tcW w:w="1018" w:type="dxa"/>
             <w:shd w:val="clear" w:color="auto" w:fill="C1F0C7" w:themeFill="accent3" w:themeFillTint="33"/>
             <w:vAlign w:val="center"/>
           </w:tcPr>
@@ -13973,7 +9950,7 @@
         </w:tc>
         <w:tc>
           <w:tcPr>
-            <w:tcW w:w="1726" w:type="dxa"/>
+            <w:tcW w:w="5379" w:type="dxa"/>
             <w:shd w:val="clear" w:color="auto" w:fill="C1F0C7" w:themeFill="accent3" w:themeFillTint="33"/>
             <w:vAlign w:val="center"/>
           </w:tcPr>
@@ -14000,13 +9977,35 @@
                 <w:sz w:val="20"/>
                 <w:szCs w:val="20"/>
               </w:rPr>
-              <w:t>PROBLEMA / POTENCIALIDAD</w:t>
-            </w:r>
-          </w:p>
-        </w:tc>
-        <w:tc>
-          <w:tcPr>
-            <w:tcW w:w="6169" w:type="dxa"/>
+              <w:t>SITUACIÓN SIGNIF</w:t>
+            </w:r>
+            <w:r>
+              <w:rPr>
+                <w:rFonts w:ascii="Arial Nova Cond" w:hAnsi="Arial Nova Cond" w:cs="Times New Roman"/>
+                <w:b/>
+                <w:bCs/>
+                <w:color w:val="000000" w:themeColor="text1"/>
+                <w:sz w:val="20"/>
+                <w:szCs w:val="20"/>
+              </w:rPr>
+              <w:t>I</w:t>
+            </w:r>
+            <w:r>
+              <w:rPr>
+                <w:rFonts w:ascii="Arial Nova Cond" w:hAnsi="Arial Nova Cond" w:cs="Times New Roman"/>
+                <w:b/>
+                <w:bCs/>
+                <w:color w:val="000000" w:themeColor="text1"/>
+                <w:sz w:val="20"/>
+                <w:szCs w:val="20"/>
+              </w:rPr>
+              <w:t>CATIVA</w:t>
+            </w:r>
+          </w:p>
+        </w:tc>
+        <w:tc>
+          <w:tcPr>
+            <w:tcW w:w="1984" w:type="dxa"/>
             <w:shd w:val="clear" w:color="auto" w:fill="C1F0C7" w:themeFill="accent3" w:themeFillTint="33"/>
             <w:vAlign w:val="center"/>
           </w:tcPr>
@@ -14033,7 +10032,7 @@
                 <w:sz w:val="20"/>
                 <w:szCs w:val="20"/>
               </w:rPr>
-              <w:t>SITUACIÓN SIGNIF</w:t>
+              <w:t>TÍTULO DE LA UNIDAD DID</w:t>
             </w:r>
             <w:r>
               <w:rPr>
@@ -14044,7 +10043,7 @@
                 <w:sz w:val="20"/>
                 <w:szCs w:val="20"/>
               </w:rPr>
-              <w:t>I</w:t>
+              <w:t>Á</w:t>
             </w:r>
             <w:r>
               <w:rPr>
@@ -14055,13 +10054,24 @@
                 <w:sz w:val="20"/>
                 <w:szCs w:val="20"/>
               </w:rPr>
-              <w:t>CATIVA</w:t>
-            </w:r>
-          </w:p>
-        </w:tc>
-        <w:tc>
-          <w:tcPr>
-            <w:tcW w:w="2015" w:type="dxa"/>
+              <w:t>CTICA</w:t>
+            </w:r>
+            <w:r>
+              <w:rPr>
+                <w:rFonts w:ascii="Arial Nova Cond" w:hAnsi="Arial Nova Cond" w:cs="Times New Roman"/>
+                <w:b/>
+                <w:bCs/>
+                <w:color w:val="000000" w:themeColor="text1"/>
+                <w:sz w:val="20"/>
+                <w:szCs w:val="20"/>
+              </w:rPr>
+              <w:t>.</w:t>
+            </w:r>
+          </w:p>
+        </w:tc>
+        <w:tc>
+          <w:tcPr>
+            <w:tcW w:w="2693" w:type="dxa"/>
             <w:shd w:val="clear" w:color="auto" w:fill="C1F0C7" w:themeFill="accent3" w:themeFillTint="33"/>
             <w:vAlign w:val="center"/>
           </w:tcPr>
@@ -14088,9 +10098,21 @@
                 <w:sz w:val="20"/>
                 <w:szCs w:val="20"/>
               </w:rPr>
-              <w:t>TÍTULO DE LA UNIDAD DID</w:t>
-            </w:r>
-            <w:r>
+              <w:t>CAMPO TEMATICO</w:t>
+            </w:r>
+          </w:p>
+        </w:tc>
+        <w:tc>
+          <w:tcPr>
+            <w:tcW w:w="1560" w:type="dxa"/>
+            <w:shd w:val="clear" w:color="auto" w:fill="C1F0C7" w:themeFill="accent3" w:themeFillTint="33"/>
+            <w:vAlign w:val="center"/>
+          </w:tcPr>
+          <w:p>
+            <w:pPr>
+              <w:pStyle w:val="Prrafodelista"/>
+              <w:ind w:left="0"/>
+              <w:jc w:val="center"/>
               <w:rPr>
                 <w:rFonts w:ascii="Arial Nova Cond" w:hAnsi="Arial Nova Cond" w:cs="Times New Roman"/>
                 <w:b/>
@@ -14099,8 +10121,7 @@
                 <w:sz w:val="20"/>
                 <w:szCs w:val="20"/>
               </w:rPr>
-              <w:t>Á</w:t>
-            </w:r>
+            </w:pPr>
             <w:r>
               <w:rPr>
                 <w:rFonts w:ascii="Arial Nova Cond" w:hAnsi="Arial Nova Cond" w:cs="Times New Roman"/>
@@ -14110,57 +10131,13 @@
                 <w:sz w:val="20"/>
                 <w:szCs w:val="20"/>
               </w:rPr>
-              <w:t>CTICA</w:t>
-            </w:r>
-            <w:r>
-              <w:rPr>
-                <w:rFonts w:ascii="Arial Nova Cond" w:hAnsi="Arial Nova Cond" w:cs="Times New Roman"/>
-                <w:b/>
-                <w:bCs/>
-                <w:color w:val="000000" w:themeColor="text1"/>
-                <w:sz w:val="20"/>
-                <w:szCs w:val="20"/>
-              </w:rPr>
-              <w:t>.</w:t>
-            </w:r>
-          </w:p>
-        </w:tc>
-        <w:tc>
-          <w:tcPr>
-            <w:tcW w:w="1634" w:type="dxa"/>
-            <w:shd w:val="clear" w:color="auto" w:fill="C1F0C7" w:themeFill="accent3" w:themeFillTint="33"/>
-            <w:vAlign w:val="center"/>
-          </w:tcPr>
-          <w:p>
-            <w:pPr>
-              <w:pStyle w:val="Prrafodelista"/>
-              <w:ind w:left="0"/>
-              <w:jc w:val="center"/>
-              <w:rPr>
-                <w:rFonts w:ascii="Arial Nova Cond" w:hAnsi="Arial Nova Cond" w:cs="Times New Roman"/>
-                <w:b/>
-                <w:bCs/>
-                <w:color w:val="000000" w:themeColor="text1"/>
-                <w:sz w:val="20"/>
-                <w:szCs w:val="20"/>
-              </w:rPr>
-            </w:pPr>
-            <w:r>
-              <w:rPr>
-                <w:rFonts w:ascii="Arial Nova Cond" w:hAnsi="Arial Nova Cond" w:cs="Times New Roman"/>
-                <w:b/>
-                <w:bCs/>
-                <w:color w:val="000000" w:themeColor="text1"/>
-                <w:sz w:val="20"/>
-                <w:szCs w:val="20"/>
-              </w:rPr>
               <w:t>COMPETENCIAS</w:t>
             </w:r>
           </w:p>
         </w:tc>
         <w:tc>
           <w:tcPr>
-            <w:tcW w:w="1337" w:type="dxa"/>
+            <w:tcW w:w="1399" w:type="dxa"/>
             <w:shd w:val="clear" w:color="auto" w:fill="C1F0C7" w:themeFill="accent3" w:themeFillTint="33"/>
             <w:vAlign w:val="center"/>
           </w:tcPr>
@@ -14199,7 +10176,7 @@
         </w:trPr>
         <w:tc>
           <w:tcPr>
-            <w:tcW w:w="875" w:type="dxa"/>
+            <w:tcW w:w="818" w:type="dxa"/>
             <w:vMerge w:val="restart"/>
             <w:vAlign w:val="center"/>
           </w:tcPr>
@@ -14238,7 +10215,7 @@
         </w:tc>
         <w:tc>
           <w:tcPr>
-            <w:tcW w:w="1095" w:type="dxa"/>
+            <w:tcW w:w="1018" w:type="dxa"/>
             <w:vAlign w:val="center"/>
           </w:tcPr>
           <w:p>
@@ -14276,7 +10253,7 @@
         </w:tc>
         <w:tc>
           <w:tcPr>
-            <w:tcW w:w="1726" w:type="dxa"/>
+            <w:tcW w:w="5379" w:type="dxa"/>
             <w:vAlign w:val="center"/>
           </w:tcPr>
           <w:p>
@@ -14304,47 +10281,13 @@
                 <w:szCs w:val="20"/>
                 <w:lang w:val="es-ES_tradnl"/>
               </w:rPr>
-              <w:t>{{problemapotencialidad0}}</w:t>
-            </w:r>
-          </w:p>
-        </w:tc>
-        <w:tc>
-          <w:tcPr>
-            <w:tcW w:w="6169" w:type="dxa"/>
-            <w:vAlign w:val="center"/>
-          </w:tcPr>
-          <w:p>
-            <w:pPr>
-              <w:pStyle w:val="Prrafodelista"/>
-              <w:tabs>
-                <w:tab w:val="left" w:pos="0"/>
-                <w:tab w:val="left" w:pos="142"/>
-                <w:tab w:val="left" w:pos="284"/>
-              </w:tabs>
-              <w:spacing w:line="276" w:lineRule="auto"/>
-              <w:ind w:left="0"/>
-              <w:jc w:val="both"/>
-              <w:rPr>
-                <w:rFonts w:ascii="Arial Nova Cond" w:eastAsia="Calibri" w:hAnsi="Arial Nova Cond" w:cs="Times New Roman"/>
-                <w:sz w:val="20"/>
-                <w:szCs w:val="20"/>
-                <w:lang w:val="es-ES_tradnl"/>
-              </w:rPr>
-            </w:pPr>
-            <w:r>
-              <w:rPr>
-                <w:rFonts w:ascii="Arial Nova Cond" w:eastAsia="Calibri" w:hAnsi="Arial Nova Cond" w:cs="Times New Roman"/>
-                <w:sz w:val="20"/>
-                <w:szCs w:val="20"/>
-                <w:lang w:val="es-ES_tradnl"/>
-              </w:rPr>
-              <w:t>{{situacionsignificativa0}}</w:t>
-            </w:r>
-          </w:p>
-        </w:tc>
-        <w:tc>
-          <w:tcPr>
-            <w:tcW w:w="2015" w:type="dxa"/>
+              <w:t xml:space="preserve">{{situacionsignificativa0}} </w:t>
+            </w:r>
+          </w:p>
+        </w:tc>
+        <w:tc>
+          <w:tcPr>
+            <w:tcW w:w="1984" w:type="dxa"/>
             <w:vAlign w:val="center"/>
           </w:tcPr>
           <w:p>
@@ -14375,7 +10318,7 @@
         </w:tc>
         <w:tc>
           <w:tcPr>
-            <w:tcW w:w="1634" w:type="dxa"/>
+            <w:tcW w:w="2693" w:type="dxa"/>
             <w:vAlign w:val="center"/>
           </w:tcPr>
           <w:p>
@@ -14400,13 +10343,13 @@
                 <w:sz w:val="20"/>
                 <w:szCs w:val="20"/>
               </w:rPr>
-              <w:t>{{competencias0}}</w:t>
-            </w:r>
-          </w:p>
-        </w:tc>
-        <w:tc>
-          <w:tcPr>
-            <w:tcW w:w="1337" w:type="dxa"/>
+              <w:t>{{campotematico0}}</w:t>
+            </w:r>
+          </w:p>
+        </w:tc>
+        <w:tc>
+          <w:tcPr>
+            <w:tcW w:w="1560" w:type="dxa"/>
             <w:vAlign w:val="center"/>
           </w:tcPr>
           <w:p>
@@ -14414,7 +10357,38 @@
               <w:autoSpaceDE w:val="0"/>
               <w:autoSpaceDN w:val="0"/>
               <w:adjustRightInd w:val="0"/>
-              <w:jc w:val="center"/>
+              <w:jc w:val="both"/>
+              <w:rPr>
+                <w:rFonts w:ascii="Arial Nova Cond" w:hAnsi="Arial Nova Cond" w:cs="Arial"/>
+                <w:color w:val="000000"/>
+                <w:kern w:val="0"/>
+                <w:sz w:val="20"/>
+                <w:szCs w:val="20"/>
+              </w:rPr>
+            </w:pPr>
+            <w:r>
+              <w:rPr>
+                <w:rFonts w:ascii="Arial Nova Cond" w:hAnsi="Arial Nova Cond" w:cs="Arial"/>
+                <w:color w:val="000000"/>
+                <w:kern w:val="0"/>
+                <w:sz w:val="20"/>
+                <w:szCs w:val="20"/>
+              </w:rPr>
+              <w:t>{{competencias0}}</w:t>
+            </w:r>
+          </w:p>
+        </w:tc>
+        <w:tc>
+          <w:tcPr>
+            <w:tcW w:w="1399" w:type="dxa"/>
+            <w:vAlign w:val="center"/>
+          </w:tcPr>
+          <w:p>
+            <w:pPr>
+              <w:autoSpaceDE w:val="0"/>
+              <w:autoSpaceDN w:val="0"/>
+              <w:adjustRightInd w:val="0"/>
+              <w:jc w:val="both"/>
               <w:rPr>
                 <w:rFonts w:ascii="Arial Nova Cond" w:hAnsi="Arial Nova Cond" w:cs="Arial"/>
                 <w:color w:val="000000"/>
@@ -14443,7 +10417,7 @@
         </w:trPr>
         <w:tc>
           <w:tcPr>
-            <w:tcW w:w="875" w:type="dxa"/>
+            <w:tcW w:w="818" w:type="dxa"/>
             <w:vMerge/>
             <w:vAlign w:val="center"/>
           </w:tcPr>
@@ -14471,7 +10445,7 @@
         </w:tc>
         <w:tc>
           <w:tcPr>
-            <w:tcW w:w="1095" w:type="dxa"/>
+            <w:tcW w:w="1018" w:type="dxa"/>
             <w:vAlign w:val="center"/>
           </w:tcPr>
           <w:p>
@@ -14509,33 +10483,7 @@
         </w:tc>
         <w:tc>
           <w:tcPr>
-            <w:tcW w:w="1726" w:type="dxa"/>
-            <w:vAlign w:val="center"/>
-          </w:tcPr>
-          <w:p>
-            <w:pPr>
-              <w:pStyle w:val="NormalWeb"/>
-              <w:jc w:val="both"/>
-              <w:rPr>
-                <w:rFonts w:ascii="Arial Nova Cond" w:hAnsi="Arial Nova Cond"/>
-                <w:sz w:val="20"/>
-                <w:szCs w:val="20"/>
-              </w:rPr>
-            </w:pPr>
-            <w:r>
-              <w:rPr>
-                <w:rFonts w:ascii="Arial Nova Cond" w:eastAsia="Calibri" w:hAnsi="Arial Nova Cond"/>
-                <w:sz w:val="20"/>
-                <w:szCs w:val="20"/>
-                <w:lang w:val="es-ES_tradnl"/>
-              </w:rPr>
-              <w:t>{{problemapotencialidad1}}</w:t>
-            </w:r>
-          </w:p>
-        </w:tc>
-        <w:tc>
-          <w:tcPr>
-            <w:tcW w:w="6169" w:type="dxa"/>
+            <w:tcW w:w="5379" w:type="dxa"/>
             <w:vAlign w:val="center"/>
           </w:tcPr>
           <w:p>
@@ -14569,7 +10517,7 @@
         </w:tc>
         <w:tc>
           <w:tcPr>
-            <w:tcW w:w="2015" w:type="dxa"/>
+            <w:tcW w:w="1984" w:type="dxa"/>
             <w:vAlign w:val="center"/>
           </w:tcPr>
           <w:p>
@@ -14600,7 +10548,7 @@
         </w:tc>
         <w:tc>
           <w:tcPr>
-            <w:tcW w:w="1634" w:type="dxa"/>
+            <w:tcW w:w="2693" w:type="dxa"/>
             <w:vAlign w:val="center"/>
           </w:tcPr>
           <w:p>
@@ -14625,13 +10573,13 @@
                 <w:sz w:val="20"/>
                 <w:szCs w:val="20"/>
               </w:rPr>
-              <w:t>{{competencias1}}</w:t>
-            </w:r>
-          </w:p>
-        </w:tc>
-        <w:tc>
-          <w:tcPr>
-            <w:tcW w:w="1337" w:type="dxa"/>
+              <w:t>{{campotematico1}}</w:t>
+            </w:r>
+          </w:p>
+        </w:tc>
+        <w:tc>
+          <w:tcPr>
+            <w:tcW w:w="1560" w:type="dxa"/>
             <w:vAlign w:val="center"/>
           </w:tcPr>
           <w:p>
@@ -14639,7 +10587,38 @@
               <w:autoSpaceDE w:val="0"/>
               <w:autoSpaceDN w:val="0"/>
               <w:adjustRightInd w:val="0"/>
-              <w:jc w:val="center"/>
+              <w:jc w:val="both"/>
+              <w:rPr>
+                <w:rFonts w:ascii="Arial Nova Cond" w:hAnsi="Arial Nova Cond" w:cs="Arial"/>
+                <w:color w:val="000000"/>
+                <w:kern w:val="0"/>
+                <w:sz w:val="20"/>
+                <w:szCs w:val="20"/>
+              </w:rPr>
+            </w:pPr>
+            <w:r>
+              <w:rPr>
+                <w:rFonts w:ascii="Arial Nova Cond" w:hAnsi="Arial Nova Cond" w:cs="Arial"/>
+                <w:color w:val="000000"/>
+                <w:kern w:val="0"/>
+                <w:sz w:val="20"/>
+                <w:szCs w:val="20"/>
+              </w:rPr>
+              <w:t>{{competencias1}}</w:t>
+            </w:r>
+          </w:p>
+        </w:tc>
+        <w:tc>
+          <w:tcPr>
+            <w:tcW w:w="1399" w:type="dxa"/>
+            <w:vAlign w:val="center"/>
+          </w:tcPr>
+          <w:p>
+            <w:pPr>
+              <w:autoSpaceDE w:val="0"/>
+              <w:autoSpaceDN w:val="0"/>
+              <w:adjustRightInd w:val="0"/>
+              <w:jc w:val="both"/>
               <w:rPr>
                 <w:rFonts w:ascii="Arial Nova Cond" w:hAnsi="Arial Nova Cond" w:cs="Arial"/>
                 <w:color w:val="000000"/>
@@ -14668,7 +10647,7 @@
         </w:trPr>
         <w:tc>
           <w:tcPr>
-            <w:tcW w:w="875" w:type="dxa"/>
+            <w:tcW w:w="818" w:type="dxa"/>
             <w:vMerge/>
             <w:vAlign w:val="center"/>
           </w:tcPr>
@@ -14696,7 +10675,7 @@
         </w:tc>
         <w:tc>
           <w:tcPr>
-            <w:tcW w:w="1095" w:type="dxa"/>
+            <w:tcW w:w="1018" w:type="dxa"/>
             <w:vAlign w:val="center"/>
           </w:tcPr>
           <w:p>
@@ -14734,33 +10713,7 @@
         </w:tc>
         <w:tc>
           <w:tcPr>
-            <w:tcW w:w="1726" w:type="dxa"/>
-            <w:vAlign w:val="center"/>
-          </w:tcPr>
-          <w:p>
-            <w:pPr>
-              <w:pStyle w:val="NormalWeb"/>
-              <w:jc w:val="both"/>
-              <w:rPr>
-                <w:rFonts w:ascii="Arial Nova Cond" w:eastAsia="Calibri" w:hAnsi="Arial Nova Cond"/>
-                <w:sz w:val="20"/>
-                <w:szCs w:val="20"/>
-              </w:rPr>
-            </w:pPr>
-            <w:r>
-              <w:rPr>
-                <w:rFonts w:ascii="Arial Nova Cond" w:eastAsia="Calibri" w:hAnsi="Arial Nova Cond"/>
-                <w:sz w:val="20"/>
-                <w:szCs w:val="20"/>
-                <w:lang w:val="es-ES_tradnl"/>
-              </w:rPr>
-              <w:t>{{problemapotencialidad2}}</w:t>
-            </w:r>
-          </w:p>
-        </w:tc>
-        <w:tc>
-          <w:tcPr>
-            <w:tcW w:w="6169" w:type="dxa"/>
+            <w:tcW w:w="5379" w:type="dxa"/>
             <w:vAlign w:val="center"/>
           </w:tcPr>
           <w:p>
@@ -14794,7 +10747,7 @@
         </w:tc>
         <w:tc>
           <w:tcPr>
-            <w:tcW w:w="2015" w:type="dxa"/>
+            <w:tcW w:w="1984" w:type="dxa"/>
             <w:vAlign w:val="center"/>
           </w:tcPr>
           <w:p>
@@ -14825,7 +10778,7 @@
         </w:tc>
         <w:tc>
           <w:tcPr>
-            <w:tcW w:w="1634" w:type="dxa"/>
+            <w:tcW w:w="2693" w:type="dxa"/>
             <w:vAlign w:val="center"/>
           </w:tcPr>
           <w:p>
@@ -14850,13 +10803,13 @@
                 <w:sz w:val="20"/>
                 <w:szCs w:val="20"/>
               </w:rPr>
-              <w:t>{{competencias2}}</w:t>
-            </w:r>
-          </w:p>
-        </w:tc>
-        <w:tc>
-          <w:tcPr>
-            <w:tcW w:w="1337" w:type="dxa"/>
+              <w:t>{{campotematico2}}</w:t>
+            </w:r>
+          </w:p>
+        </w:tc>
+        <w:tc>
+          <w:tcPr>
+            <w:tcW w:w="1560" w:type="dxa"/>
             <w:vAlign w:val="center"/>
           </w:tcPr>
           <w:p>
@@ -14864,7 +10817,38 @@
               <w:autoSpaceDE w:val="0"/>
               <w:autoSpaceDN w:val="0"/>
               <w:adjustRightInd w:val="0"/>
-              <w:jc w:val="center"/>
+              <w:jc w:val="both"/>
+              <w:rPr>
+                <w:rFonts w:ascii="Arial Nova Cond" w:hAnsi="Arial Nova Cond" w:cs="Arial"/>
+                <w:color w:val="000000"/>
+                <w:kern w:val="0"/>
+                <w:sz w:val="20"/>
+                <w:szCs w:val="20"/>
+              </w:rPr>
+            </w:pPr>
+            <w:r>
+              <w:rPr>
+                <w:rFonts w:ascii="Arial Nova Cond" w:hAnsi="Arial Nova Cond" w:cs="Arial"/>
+                <w:color w:val="000000"/>
+                <w:kern w:val="0"/>
+                <w:sz w:val="20"/>
+                <w:szCs w:val="20"/>
+              </w:rPr>
+              <w:t>{{competencias2}}</w:t>
+            </w:r>
+          </w:p>
+        </w:tc>
+        <w:tc>
+          <w:tcPr>
+            <w:tcW w:w="1399" w:type="dxa"/>
+            <w:vAlign w:val="center"/>
+          </w:tcPr>
+          <w:p>
+            <w:pPr>
+              <w:autoSpaceDE w:val="0"/>
+              <w:autoSpaceDN w:val="0"/>
+              <w:adjustRightInd w:val="0"/>
+              <w:jc w:val="both"/>
               <w:rPr>
                 <w:rFonts w:ascii="Arial Nova Cond" w:hAnsi="Arial Nova Cond" w:cs="Arial"/>
                 <w:color w:val="000000"/>
@@ -14893,7 +10877,7 @@
         </w:trPr>
         <w:tc>
           <w:tcPr>
-            <w:tcW w:w="875" w:type="dxa"/>
+            <w:tcW w:w="818" w:type="dxa"/>
             <w:vMerge w:val="restart"/>
             <w:vAlign w:val="center"/>
           </w:tcPr>
@@ -14932,7 +10916,7 @@
         </w:tc>
         <w:tc>
           <w:tcPr>
-            <w:tcW w:w="1095" w:type="dxa"/>
+            <w:tcW w:w="1018" w:type="dxa"/>
             <w:vAlign w:val="center"/>
           </w:tcPr>
           <w:p>
@@ -14970,32 +10954,7 @@
         </w:tc>
         <w:tc>
           <w:tcPr>
-            <w:tcW w:w="1726" w:type="dxa"/>
-            <w:vAlign w:val="center"/>
-          </w:tcPr>
-          <w:p>
-            <w:pPr>
-              <w:pStyle w:val="Sinespaciado"/>
-              <w:jc w:val="both"/>
-              <w:rPr>
-                <w:rFonts w:ascii="Arial Nova Cond" w:hAnsi="Arial Nova Cond"/>
-                <w:sz w:val="20"/>
-                <w:szCs w:val="20"/>
-              </w:rPr>
-            </w:pPr>
-            <w:r>
-              <w:rPr>
-                <w:rFonts w:ascii="Arial Nova Cond" w:eastAsia="Calibri" w:hAnsi="Arial Nova Cond"/>
-                <w:sz w:val="20"/>
-                <w:szCs w:val="20"/>
-              </w:rPr>
-              <w:t>{{problemapotencialidad3}}</w:t>
-            </w:r>
-          </w:p>
-        </w:tc>
-        <w:tc>
-          <w:tcPr>
-            <w:tcW w:w="6169" w:type="dxa"/>
+            <w:tcW w:w="5379" w:type="dxa"/>
             <w:vAlign w:val="center"/>
           </w:tcPr>
           <w:p>
@@ -15030,7 +10989,7 @@
         </w:tc>
         <w:tc>
           <w:tcPr>
-            <w:tcW w:w="2015" w:type="dxa"/>
+            <w:tcW w:w="1984" w:type="dxa"/>
             <w:vAlign w:val="center"/>
           </w:tcPr>
           <w:p>
@@ -15061,7 +11020,7 @@
         </w:tc>
         <w:tc>
           <w:tcPr>
-            <w:tcW w:w="1634" w:type="dxa"/>
+            <w:tcW w:w="2693" w:type="dxa"/>
             <w:vAlign w:val="center"/>
           </w:tcPr>
           <w:p>
@@ -15086,13 +11045,13 @@
                 <w:sz w:val="20"/>
                 <w:szCs w:val="20"/>
               </w:rPr>
-              <w:t>{{competencias3}}</w:t>
-            </w:r>
-          </w:p>
-        </w:tc>
-        <w:tc>
-          <w:tcPr>
-            <w:tcW w:w="1337" w:type="dxa"/>
+              <w:t>{{campotematico3}}</w:t>
+            </w:r>
+          </w:p>
+        </w:tc>
+        <w:tc>
+          <w:tcPr>
+            <w:tcW w:w="1560" w:type="dxa"/>
             <w:vAlign w:val="center"/>
           </w:tcPr>
           <w:p>
@@ -15100,7 +11059,38 @@
               <w:autoSpaceDE w:val="0"/>
               <w:autoSpaceDN w:val="0"/>
               <w:adjustRightInd w:val="0"/>
-              <w:jc w:val="center"/>
+              <w:jc w:val="both"/>
+              <w:rPr>
+                <w:rFonts w:ascii="Arial Nova Cond" w:hAnsi="Arial Nova Cond" w:cs="Arial"/>
+                <w:color w:val="000000"/>
+                <w:kern w:val="0"/>
+                <w:sz w:val="20"/>
+                <w:szCs w:val="20"/>
+              </w:rPr>
+            </w:pPr>
+            <w:r>
+              <w:rPr>
+                <w:rFonts w:ascii="Arial Nova Cond" w:hAnsi="Arial Nova Cond" w:cs="Arial"/>
+                <w:color w:val="000000"/>
+                <w:kern w:val="0"/>
+                <w:sz w:val="20"/>
+                <w:szCs w:val="20"/>
+              </w:rPr>
+              <w:t>{{competencias3}}</w:t>
+            </w:r>
+          </w:p>
+        </w:tc>
+        <w:tc>
+          <w:tcPr>
+            <w:tcW w:w="1399" w:type="dxa"/>
+            <w:vAlign w:val="center"/>
+          </w:tcPr>
+          <w:p>
+            <w:pPr>
+              <w:autoSpaceDE w:val="0"/>
+              <w:autoSpaceDN w:val="0"/>
+              <w:adjustRightInd w:val="0"/>
+              <w:jc w:val="both"/>
               <w:rPr>
                 <w:rFonts w:ascii="Arial Nova Cond" w:hAnsi="Arial Nova Cond" w:cs="Arial"/>
                 <w:color w:val="000000"/>
@@ -15129,7 +11119,7 @@
         </w:trPr>
         <w:tc>
           <w:tcPr>
-            <w:tcW w:w="875" w:type="dxa"/>
+            <w:tcW w:w="818" w:type="dxa"/>
             <w:vMerge/>
             <w:vAlign w:val="center"/>
           </w:tcPr>
@@ -15157,7 +11147,7 @@
         </w:tc>
         <w:tc>
           <w:tcPr>
-            <w:tcW w:w="1095" w:type="dxa"/>
+            <w:tcW w:w="1018" w:type="dxa"/>
             <w:vAlign w:val="center"/>
           </w:tcPr>
           <w:p>
@@ -15195,32 +11185,7 @@
         </w:tc>
         <w:tc>
           <w:tcPr>
-            <w:tcW w:w="1726" w:type="dxa"/>
-            <w:vAlign w:val="center"/>
-          </w:tcPr>
-          <w:p>
-            <w:pPr>
-              <w:pStyle w:val="Sinespaciado"/>
-              <w:jc w:val="both"/>
-              <w:rPr>
-                <w:rFonts w:ascii="Arial Nova Cond" w:hAnsi="Arial Nova Cond"/>
-                <w:sz w:val="20"/>
-                <w:szCs w:val="20"/>
-              </w:rPr>
-            </w:pPr>
-            <w:r>
-              <w:rPr>
-                <w:rFonts w:ascii="Arial Nova Cond" w:eastAsia="Calibri" w:hAnsi="Arial Nova Cond"/>
-                <w:sz w:val="20"/>
-                <w:szCs w:val="20"/>
-              </w:rPr>
-              <w:t>{{problemapotencialidad4}}</w:t>
-            </w:r>
-          </w:p>
-        </w:tc>
-        <w:tc>
-          <w:tcPr>
-            <w:tcW w:w="6169" w:type="dxa"/>
+            <w:tcW w:w="5379" w:type="dxa"/>
             <w:vAlign w:val="center"/>
           </w:tcPr>
           <w:p>
@@ -15255,7 +11220,7 @@
         </w:tc>
         <w:tc>
           <w:tcPr>
-            <w:tcW w:w="2015" w:type="dxa"/>
+            <w:tcW w:w="1984" w:type="dxa"/>
             <w:vAlign w:val="center"/>
           </w:tcPr>
           <w:p>
@@ -15286,7 +11251,7 @@
         </w:tc>
         <w:tc>
           <w:tcPr>
-            <w:tcW w:w="1634" w:type="dxa"/>
+            <w:tcW w:w="2693" w:type="dxa"/>
             <w:vAlign w:val="center"/>
           </w:tcPr>
           <w:p>
@@ -15311,13 +11276,13 @@
                 <w:sz w:val="20"/>
                 <w:szCs w:val="20"/>
               </w:rPr>
-              <w:t>{{competencias4}}</w:t>
-            </w:r>
-          </w:p>
-        </w:tc>
-        <w:tc>
-          <w:tcPr>
-            <w:tcW w:w="1337" w:type="dxa"/>
+              <w:t>{{campotematico4}}</w:t>
+            </w:r>
+          </w:p>
+        </w:tc>
+        <w:tc>
+          <w:tcPr>
+            <w:tcW w:w="1560" w:type="dxa"/>
             <w:vAlign w:val="center"/>
           </w:tcPr>
           <w:p>
@@ -15325,7 +11290,38 @@
               <w:autoSpaceDE w:val="0"/>
               <w:autoSpaceDN w:val="0"/>
               <w:adjustRightInd w:val="0"/>
-              <w:jc w:val="center"/>
+              <w:jc w:val="both"/>
+              <w:rPr>
+                <w:rFonts w:ascii="Arial Nova Cond" w:hAnsi="Arial Nova Cond" w:cs="Arial"/>
+                <w:color w:val="000000"/>
+                <w:kern w:val="0"/>
+                <w:sz w:val="20"/>
+                <w:szCs w:val="20"/>
+              </w:rPr>
+            </w:pPr>
+            <w:r>
+              <w:rPr>
+                <w:rFonts w:ascii="Arial Nova Cond" w:hAnsi="Arial Nova Cond" w:cs="Arial"/>
+                <w:color w:val="000000"/>
+                <w:kern w:val="0"/>
+                <w:sz w:val="20"/>
+                <w:szCs w:val="20"/>
+              </w:rPr>
+              <w:t>{{competencias4}}</w:t>
+            </w:r>
+          </w:p>
+        </w:tc>
+        <w:tc>
+          <w:tcPr>
+            <w:tcW w:w="1399" w:type="dxa"/>
+            <w:vAlign w:val="center"/>
+          </w:tcPr>
+          <w:p>
+            <w:pPr>
+              <w:autoSpaceDE w:val="0"/>
+              <w:autoSpaceDN w:val="0"/>
+              <w:adjustRightInd w:val="0"/>
+              <w:jc w:val="both"/>
               <w:rPr>
                 <w:rFonts w:ascii="Arial Nova Cond" w:hAnsi="Arial Nova Cond" w:cs="Arial"/>
                 <w:color w:val="000000"/>
@@ -15354,7 +11350,7 @@
         </w:trPr>
         <w:tc>
           <w:tcPr>
-            <w:tcW w:w="875" w:type="dxa"/>
+            <w:tcW w:w="818" w:type="dxa"/>
             <w:vMerge w:val="restart"/>
             <w:vAlign w:val="center"/>
           </w:tcPr>
@@ -15393,7 +11389,7 @@
         </w:tc>
         <w:tc>
           <w:tcPr>
-            <w:tcW w:w="1095" w:type="dxa"/>
+            <w:tcW w:w="1018" w:type="dxa"/>
             <w:vAlign w:val="center"/>
           </w:tcPr>
           <w:p>
@@ -15431,33 +11427,7 @@
         </w:tc>
         <w:tc>
           <w:tcPr>
-            <w:tcW w:w="1726" w:type="dxa"/>
-            <w:vAlign w:val="center"/>
-          </w:tcPr>
-          <w:p>
-            <w:pPr>
-              <w:pStyle w:val="Sinespaciado"/>
-              <w:jc w:val="both"/>
-              <w:rPr>
-                <w:rFonts w:ascii="Arial Nova Cond" w:hAnsi="Arial Nova Cond"/>
-                <w:color w:val="000000" w:themeColor="text1"/>
-                <w:sz w:val="20"/>
-                <w:szCs w:val="20"/>
-              </w:rPr>
-            </w:pPr>
-            <w:r>
-              <w:rPr>
-                <w:rFonts w:ascii="Arial Nova Cond" w:eastAsia="Calibri" w:hAnsi="Arial Nova Cond"/>
-                <w:sz w:val="20"/>
-                <w:szCs w:val="20"/>
-              </w:rPr>
-              <w:t>{{problemapotencialidad5}}</w:t>
-            </w:r>
-          </w:p>
-        </w:tc>
-        <w:tc>
-          <w:tcPr>
-            <w:tcW w:w="6169" w:type="dxa"/>
+            <w:tcW w:w="5379" w:type="dxa"/>
             <w:vAlign w:val="center"/>
           </w:tcPr>
           <w:p>
@@ -15486,13 +11456,13 @@
                 <w:szCs w:val="20"/>
                 <w:lang w:val="es-ES_tradnl"/>
               </w:rPr>
-              <w:t>{{situacionsignificativa5}}</w:t>
-            </w:r>
-          </w:p>
-        </w:tc>
-        <w:tc>
-          <w:tcPr>
-            <w:tcW w:w="2015" w:type="dxa"/>
+              <w:t xml:space="preserve">{{situacionsignificativa5}} </w:t>
+            </w:r>
+          </w:p>
+        </w:tc>
+        <w:tc>
+          <w:tcPr>
+            <w:tcW w:w="1984" w:type="dxa"/>
             <w:vAlign w:val="center"/>
           </w:tcPr>
           <w:p>
@@ -15523,7 +11493,7 @@
         </w:tc>
         <w:tc>
           <w:tcPr>
-            <w:tcW w:w="1634" w:type="dxa"/>
+            <w:tcW w:w="2693" w:type="dxa"/>
             <w:vAlign w:val="center"/>
           </w:tcPr>
           <w:p>
@@ -15548,13 +11518,13 @@
                 <w:sz w:val="20"/>
                 <w:szCs w:val="20"/>
               </w:rPr>
-              <w:t>{{competencias5}}</w:t>
-            </w:r>
-          </w:p>
-        </w:tc>
-        <w:tc>
-          <w:tcPr>
-            <w:tcW w:w="1337" w:type="dxa"/>
+              <w:t>{{campotematico5}}</w:t>
+            </w:r>
+          </w:p>
+        </w:tc>
+        <w:tc>
+          <w:tcPr>
+            <w:tcW w:w="1560" w:type="dxa"/>
             <w:vAlign w:val="center"/>
           </w:tcPr>
           <w:p>
@@ -15562,7 +11532,38 @@
               <w:autoSpaceDE w:val="0"/>
               <w:autoSpaceDN w:val="0"/>
               <w:adjustRightInd w:val="0"/>
-              <w:jc w:val="center"/>
+              <w:jc w:val="both"/>
+              <w:rPr>
+                <w:rFonts w:ascii="Arial Nova Cond" w:hAnsi="Arial Nova Cond" w:cs="Arial"/>
+                <w:color w:val="000000"/>
+                <w:kern w:val="0"/>
+                <w:sz w:val="20"/>
+                <w:szCs w:val="20"/>
+              </w:rPr>
+            </w:pPr>
+            <w:r>
+              <w:rPr>
+                <w:rFonts w:ascii="Arial Nova Cond" w:hAnsi="Arial Nova Cond" w:cs="Arial"/>
+                <w:color w:val="000000"/>
+                <w:kern w:val="0"/>
+                <w:sz w:val="20"/>
+                <w:szCs w:val="20"/>
+              </w:rPr>
+              <w:t>{{competencias5}}</w:t>
+            </w:r>
+          </w:p>
+        </w:tc>
+        <w:tc>
+          <w:tcPr>
+            <w:tcW w:w="1399" w:type="dxa"/>
+            <w:vAlign w:val="center"/>
+          </w:tcPr>
+          <w:p>
+            <w:pPr>
+              <w:autoSpaceDE w:val="0"/>
+              <w:autoSpaceDN w:val="0"/>
+              <w:adjustRightInd w:val="0"/>
+              <w:jc w:val="both"/>
               <w:rPr>
                 <w:rFonts w:ascii="Arial Nova Cond" w:hAnsi="Arial Nova Cond" w:cs="Arial"/>
                 <w:color w:val="000000"/>
@@ -15591,7 +11592,7 @@
         </w:trPr>
         <w:tc>
           <w:tcPr>
-            <w:tcW w:w="875" w:type="dxa"/>
+            <w:tcW w:w="818" w:type="dxa"/>
             <w:vMerge/>
             <w:vAlign w:val="center"/>
           </w:tcPr>
@@ -15619,7 +11620,7 @@
         </w:tc>
         <w:tc>
           <w:tcPr>
-            <w:tcW w:w="1095" w:type="dxa"/>
+            <w:tcW w:w="1018" w:type="dxa"/>
             <w:vAlign w:val="center"/>
           </w:tcPr>
           <w:p>
@@ -15657,32 +11658,7 @@
         </w:tc>
         <w:tc>
           <w:tcPr>
-            <w:tcW w:w="1726" w:type="dxa"/>
-            <w:vAlign w:val="center"/>
-          </w:tcPr>
-          <w:p>
-            <w:pPr>
-              <w:pStyle w:val="Sinespaciado"/>
-              <w:jc w:val="both"/>
-              <w:rPr>
-                <w:rFonts w:ascii="Arial Nova Cond" w:hAnsi="Arial Nova Cond"/>
-                <w:sz w:val="20"/>
-                <w:szCs w:val="20"/>
-              </w:rPr>
-            </w:pPr>
-            <w:r>
-              <w:rPr>
-                <w:rFonts w:ascii="Arial Nova Cond" w:eastAsia="Calibri" w:hAnsi="Arial Nova Cond"/>
-                <w:sz w:val="20"/>
-                <w:szCs w:val="20"/>
-              </w:rPr>
-              <w:t>{{problemapotencialidad6}}</w:t>
-            </w:r>
-          </w:p>
-        </w:tc>
-        <w:tc>
-          <w:tcPr>
-            <w:tcW w:w="6169" w:type="dxa"/>
+            <w:tcW w:w="5379" w:type="dxa"/>
             <w:vAlign w:val="center"/>
           </w:tcPr>
           <w:p>
@@ -15716,7 +11692,7 @@
         </w:tc>
         <w:tc>
           <w:tcPr>
-            <w:tcW w:w="2015" w:type="dxa"/>
+            <w:tcW w:w="1984" w:type="dxa"/>
             <w:vAlign w:val="center"/>
           </w:tcPr>
           <w:p>
@@ -15747,7 +11723,7 @@
         </w:tc>
         <w:tc>
           <w:tcPr>
-            <w:tcW w:w="1634" w:type="dxa"/>
+            <w:tcW w:w="2693" w:type="dxa"/>
             <w:vAlign w:val="center"/>
           </w:tcPr>
           <w:p>
@@ -15772,13 +11748,13 @@
                 <w:sz w:val="20"/>
                 <w:szCs w:val="20"/>
               </w:rPr>
-              <w:t>{{competencias6}}</w:t>
-            </w:r>
-          </w:p>
-        </w:tc>
-        <w:tc>
-          <w:tcPr>
-            <w:tcW w:w="1337" w:type="dxa"/>
+              <w:t>{{campotematico6}}</w:t>
+            </w:r>
+          </w:p>
+        </w:tc>
+        <w:tc>
+          <w:tcPr>
+            <w:tcW w:w="1560" w:type="dxa"/>
             <w:vAlign w:val="center"/>
           </w:tcPr>
           <w:p>
@@ -15786,7 +11762,38 @@
               <w:autoSpaceDE w:val="0"/>
               <w:autoSpaceDN w:val="0"/>
               <w:adjustRightInd w:val="0"/>
-              <w:jc w:val="center"/>
+              <w:jc w:val="both"/>
+              <w:rPr>
+                <w:rFonts w:ascii="Arial Nova Cond" w:hAnsi="Arial Nova Cond" w:cs="Arial"/>
+                <w:color w:val="000000"/>
+                <w:kern w:val="0"/>
+                <w:sz w:val="20"/>
+                <w:szCs w:val="20"/>
+              </w:rPr>
+            </w:pPr>
+            <w:r>
+              <w:rPr>
+                <w:rFonts w:ascii="Arial Nova Cond" w:hAnsi="Arial Nova Cond" w:cs="Arial"/>
+                <w:color w:val="000000"/>
+                <w:kern w:val="0"/>
+                <w:sz w:val="20"/>
+                <w:szCs w:val="20"/>
+              </w:rPr>
+              <w:t>{{competencias6}}</w:t>
+            </w:r>
+          </w:p>
+        </w:tc>
+        <w:tc>
+          <w:tcPr>
+            <w:tcW w:w="1399" w:type="dxa"/>
+            <w:vAlign w:val="center"/>
+          </w:tcPr>
+          <w:p>
+            <w:pPr>
+              <w:autoSpaceDE w:val="0"/>
+              <w:autoSpaceDN w:val="0"/>
+              <w:adjustRightInd w:val="0"/>
+              <w:jc w:val="both"/>
               <w:rPr>
                 <w:rFonts w:ascii="Arial Nova Cond" w:hAnsi="Arial Nova Cond" w:cs="Arial"/>
                 <w:color w:val="000000"/>
@@ -15815,7 +11822,7 @@
         </w:trPr>
         <w:tc>
           <w:tcPr>
-            <w:tcW w:w="875" w:type="dxa"/>
+            <w:tcW w:w="818" w:type="dxa"/>
             <w:vMerge w:val="restart"/>
             <w:vAlign w:val="center"/>
           </w:tcPr>
@@ -15854,7 +11861,7 @@
         </w:tc>
         <w:tc>
           <w:tcPr>
-            <w:tcW w:w="1095" w:type="dxa"/>
+            <w:tcW w:w="1018" w:type="dxa"/>
             <w:vAlign w:val="center"/>
           </w:tcPr>
           <w:p>
@@ -15892,7 +11899,7 @@
         </w:tc>
         <w:tc>
           <w:tcPr>
-            <w:tcW w:w="1726" w:type="dxa"/>
+            <w:tcW w:w="5379" w:type="dxa"/>
             <w:vAlign w:val="center"/>
           </w:tcPr>
           <w:p>
@@ -15905,62 +11912,28 @@
               </w:tabs>
               <w:spacing w:line="276" w:lineRule="auto"/>
               <w:ind w:left="0"/>
+              <w:jc w:val="both"/>
+              <w:rPr>
+                <w:rFonts w:ascii="Arial Nova Cond" w:hAnsi="Arial Nova Cond"/>
+                <w:color w:val="000000" w:themeColor="text1"/>
+                <w:sz w:val="20"/>
+                <w:szCs w:val="20"/>
+              </w:rPr>
+            </w:pPr>
+            <w:r>
               <w:rPr>
                 <w:rFonts w:ascii="Arial Nova Cond" w:eastAsia="Calibri" w:hAnsi="Arial Nova Cond" w:cs="Times New Roman"/>
-                <w:color w:val="000000" w:themeColor="text1"/>
                 <w:sz w:val="20"/>
                 <w:szCs w:val="20"/>
                 <w:lang w:val="es-ES_tradnl"/>
               </w:rPr>
-            </w:pPr>
-            <w:r>
-              <w:rPr>
-                <w:rFonts w:ascii="Arial Nova Cond" w:eastAsia="Calibri" w:hAnsi="Arial Nova Cond" w:cs="Times New Roman"/>
-                <w:sz w:val="20"/>
-                <w:szCs w:val="20"/>
-                <w:lang w:val="es-ES_tradnl"/>
-              </w:rPr>
-              <w:t>{{problemapotencialidad7}}</w:t>
-            </w:r>
-          </w:p>
-        </w:tc>
-        <w:tc>
-          <w:tcPr>
-            <w:tcW w:w="6169" w:type="dxa"/>
-            <w:vAlign w:val="center"/>
-          </w:tcPr>
-          <w:p>
-            <w:pPr>
-              <w:pStyle w:val="Prrafodelista"/>
-              <w:tabs>
-                <w:tab w:val="left" w:pos="0"/>
-                <w:tab w:val="left" w:pos="142"/>
-                <w:tab w:val="left" w:pos="284"/>
-              </w:tabs>
-              <w:spacing w:line="276" w:lineRule="auto"/>
-              <w:ind w:left="0"/>
-              <w:jc w:val="both"/>
-              <w:rPr>
-                <w:rFonts w:ascii="Arial Nova Cond" w:hAnsi="Arial Nova Cond"/>
-                <w:color w:val="000000" w:themeColor="text1"/>
-                <w:sz w:val="20"/>
-                <w:szCs w:val="20"/>
-              </w:rPr>
-            </w:pPr>
-            <w:r>
-              <w:rPr>
-                <w:rFonts w:ascii="Arial Nova Cond" w:eastAsia="Calibri" w:hAnsi="Arial Nova Cond" w:cs="Times New Roman"/>
-                <w:sz w:val="20"/>
-                <w:szCs w:val="20"/>
-                <w:lang w:val="es-ES_tradnl"/>
-              </w:rPr>
               <w:t>{{situacionsignificativa7}}</w:t>
             </w:r>
           </w:p>
         </w:tc>
         <w:tc>
           <w:tcPr>
-            <w:tcW w:w="2015" w:type="dxa"/>
+            <w:tcW w:w="1984" w:type="dxa"/>
             <w:vAlign w:val="center"/>
           </w:tcPr>
           <w:p>
@@ -15991,7 +11964,7 @@
         </w:tc>
         <w:tc>
           <w:tcPr>
-            <w:tcW w:w="1634" w:type="dxa"/>
+            <w:tcW w:w="2693" w:type="dxa"/>
             <w:vAlign w:val="center"/>
           </w:tcPr>
           <w:p>
@@ -16016,13 +11989,13 @@
                 <w:sz w:val="20"/>
                 <w:szCs w:val="20"/>
               </w:rPr>
-              <w:t>{{competencias7}}</w:t>
-            </w:r>
-          </w:p>
-        </w:tc>
-        <w:tc>
-          <w:tcPr>
-            <w:tcW w:w="1337" w:type="dxa"/>
+              <w:t>{{campotematico7}}</w:t>
+            </w:r>
+          </w:p>
+        </w:tc>
+        <w:tc>
+          <w:tcPr>
+            <w:tcW w:w="1560" w:type="dxa"/>
             <w:vAlign w:val="center"/>
           </w:tcPr>
           <w:p>
@@ -16030,7 +12003,38 @@
               <w:autoSpaceDE w:val="0"/>
               <w:autoSpaceDN w:val="0"/>
               <w:adjustRightInd w:val="0"/>
-              <w:jc w:val="center"/>
+              <w:jc w:val="both"/>
+              <w:rPr>
+                <w:rFonts w:ascii="Arial Nova Cond" w:hAnsi="Arial Nova Cond" w:cs="Arial"/>
+                <w:color w:val="000000"/>
+                <w:kern w:val="0"/>
+                <w:sz w:val="20"/>
+                <w:szCs w:val="20"/>
+              </w:rPr>
+            </w:pPr>
+            <w:r>
+              <w:rPr>
+                <w:rFonts w:ascii="Arial Nova Cond" w:hAnsi="Arial Nova Cond" w:cs="Arial"/>
+                <w:color w:val="000000"/>
+                <w:kern w:val="0"/>
+                <w:sz w:val="20"/>
+                <w:szCs w:val="20"/>
+              </w:rPr>
+              <w:t>{{competencias7}}</w:t>
+            </w:r>
+          </w:p>
+        </w:tc>
+        <w:tc>
+          <w:tcPr>
+            <w:tcW w:w="1399" w:type="dxa"/>
+            <w:vAlign w:val="center"/>
+          </w:tcPr>
+          <w:p>
+            <w:pPr>
+              <w:autoSpaceDE w:val="0"/>
+              <w:autoSpaceDN w:val="0"/>
+              <w:adjustRightInd w:val="0"/>
+              <w:jc w:val="both"/>
               <w:rPr>
                 <w:rFonts w:ascii="Arial Nova Cond" w:hAnsi="Arial Nova Cond" w:cs="Arial"/>
                 <w:color w:val="000000"/>
@@ -16059,7 +12063,7 @@
         </w:trPr>
         <w:tc>
           <w:tcPr>
-            <w:tcW w:w="875" w:type="dxa"/>
+            <w:tcW w:w="818" w:type="dxa"/>
             <w:vMerge/>
             <w:vAlign w:val="center"/>
           </w:tcPr>
@@ -16087,7 +12091,7 @@
         </w:tc>
         <w:tc>
           <w:tcPr>
-            <w:tcW w:w="1095" w:type="dxa"/>
+            <w:tcW w:w="1018" w:type="dxa"/>
             <w:vAlign w:val="center"/>
           </w:tcPr>
           <w:p>
@@ -16125,7 +12129,7 @@
         </w:tc>
         <w:tc>
           <w:tcPr>
-            <w:tcW w:w="1726" w:type="dxa"/>
+            <w:tcW w:w="5379" w:type="dxa"/>
             <w:vAlign w:val="center"/>
           </w:tcPr>
           <w:p>
@@ -16138,6 +12142,7 @@
               </w:tabs>
               <w:spacing w:line="276" w:lineRule="auto"/>
               <w:ind w:left="0"/>
+              <w:jc w:val="both"/>
               <w:rPr>
                 <w:rFonts w:ascii="Arial Nova Cond" w:eastAsia="Calibri" w:hAnsi="Arial Nova Cond" w:cs="Times New Roman"/>
                 <w:color w:val="000000" w:themeColor="text1"/>
@@ -16153,48 +12158,13 @@
                 <w:szCs w:val="20"/>
                 <w:lang w:val="es-ES_tradnl"/>
               </w:rPr>
-              <w:t>{{problemapotencialidad8}}</w:t>
-            </w:r>
-          </w:p>
-        </w:tc>
-        <w:tc>
-          <w:tcPr>
-            <w:tcW w:w="6169" w:type="dxa"/>
-            <w:vAlign w:val="center"/>
-          </w:tcPr>
-          <w:p>
-            <w:pPr>
-              <w:pStyle w:val="Prrafodelista"/>
-              <w:tabs>
-                <w:tab w:val="left" w:pos="0"/>
-                <w:tab w:val="left" w:pos="142"/>
-                <w:tab w:val="left" w:pos="284"/>
-              </w:tabs>
-              <w:spacing w:line="276" w:lineRule="auto"/>
-              <w:ind w:left="0"/>
-              <w:jc w:val="both"/>
-              <w:rPr>
-                <w:rFonts w:ascii="Arial Nova Cond" w:eastAsia="Calibri" w:hAnsi="Arial Nova Cond" w:cs="Times New Roman"/>
-                <w:color w:val="000000" w:themeColor="text1"/>
-                <w:sz w:val="20"/>
-                <w:szCs w:val="20"/>
-                <w:lang w:val="es-ES_tradnl"/>
-              </w:rPr>
-            </w:pPr>
-            <w:r>
-              <w:rPr>
-                <w:rFonts w:ascii="Arial Nova Cond" w:eastAsia="Calibri" w:hAnsi="Arial Nova Cond" w:cs="Times New Roman"/>
-                <w:sz w:val="20"/>
-                <w:szCs w:val="20"/>
-                <w:lang w:val="es-ES_tradnl"/>
-              </w:rPr>
               <w:t>{{situacionsignificativa8}}</w:t>
             </w:r>
           </w:p>
         </w:tc>
         <w:tc>
           <w:tcPr>
-            <w:tcW w:w="2015" w:type="dxa"/>
+            <w:tcW w:w="1984" w:type="dxa"/>
             <w:vAlign w:val="center"/>
           </w:tcPr>
           <w:p>
@@ -16224,7 +12194,7 @@
         </w:tc>
         <w:tc>
           <w:tcPr>
-            <w:tcW w:w="1634" w:type="dxa"/>
+            <w:tcW w:w="2693" w:type="dxa"/>
             <w:vAlign w:val="center"/>
           </w:tcPr>
           <w:p>
@@ -16249,13 +12219,13 @@
                 <w:sz w:val="20"/>
                 <w:szCs w:val="20"/>
               </w:rPr>
-              <w:t>{{competencias8}}</w:t>
-            </w:r>
-          </w:p>
-        </w:tc>
-        <w:tc>
-          <w:tcPr>
-            <w:tcW w:w="1337" w:type="dxa"/>
+              <w:t>{{campotematico8}}</w:t>
+            </w:r>
+          </w:p>
+        </w:tc>
+        <w:tc>
+          <w:tcPr>
+            <w:tcW w:w="1560" w:type="dxa"/>
             <w:vAlign w:val="center"/>
           </w:tcPr>
           <w:p>
@@ -16263,7 +12233,7 @@
               <w:autoSpaceDE w:val="0"/>
               <w:autoSpaceDN w:val="0"/>
               <w:adjustRightInd w:val="0"/>
-              <w:jc w:val="center"/>
+              <w:jc w:val="both"/>
               <w:rPr>
                 <w:rFonts w:ascii="Arial Nova Cond" w:hAnsi="Arial Nova Cond" w:cs="Arial"/>
                 <w:color w:val="000000"/>
@@ -16280,6 +12250,37 @@
                 <w:sz w:val="20"/>
                 <w:szCs w:val="20"/>
               </w:rPr>
+              <w:t>{{competencias8}}</w:t>
+            </w:r>
+          </w:p>
+        </w:tc>
+        <w:tc>
+          <w:tcPr>
+            <w:tcW w:w="1399" w:type="dxa"/>
+            <w:vAlign w:val="center"/>
+          </w:tcPr>
+          <w:p>
+            <w:pPr>
+              <w:autoSpaceDE w:val="0"/>
+              <w:autoSpaceDN w:val="0"/>
+              <w:adjustRightInd w:val="0"/>
+              <w:jc w:val="both"/>
+              <w:rPr>
+                <w:rFonts w:ascii="Arial Nova Cond" w:hAnsi="Arial Nova Cond" w:cs="Arial"/>
+                <w:color w:val="000000"/>
+                <w:kern w:val="0"/>
+                <w:sz w:val="20"/>
+                <w:szCs w:val="20"/>
+              </w:rPr>
+            </w:pPr>
+            <w:r>
+              <w:rPr>
+                <w:rFonts w:ascii="Arial Nova Cond" w:hAnsi="Arial Nova Cond" w:cs="Arial"/>
+                <w:color w:val="000000"/>
+                <w:kern w:val="0"/>
+                <w:sz w:val="20"/>
+                <w:szCs w:val="20"/>
+              </w:rPr>
               <w:t>{{producto8}}</w:t>
             </w:r>
           </w:p>
@@ -16287,20 +12288,6 @@
       </w:tr>
       <w:bookmarkEnd w:id="0"/>
     </w:tbl>
-    <w:p>
-      <w:pPr>
-        <w:spacing w:line="276" w:lineRule="auto"/>
-        <w:ind w:right="-455"/>
-        <w:rPr>
-          <w:rFonts w:ascii="Arial Nova Cond Light" w:hAnsi="Arial Nova Cond Light" w:cs="Times New Roman"/>
-          <w:b/>
-          <w:bCs/>
-          <w:color w:val="000000" w:themeColor="text1"/>
-          <w:sz w:val="20"/>
-          <w:szCs w:val="20"/>
-        </w:rPr>
-      </w:pPr>
-    </w:p>
     <w:p>
       <w:pPr>
         <w:spacing w:line="276" w:lineRule="auto"/>
@@ -16343,6 +12330,7 @@
           <w:sz w:val="20"/>
           <w:szCs w:val="20"/>
         </w:rPr>
+        <w:lastRenderedPageBreak/>
         <w:t>DIMENSIONES DE LAS UNIDADES</w:t>
       </w:r>
       <w:r>
@@ -17290,7 +13278,6 @@
         <w:tc>
           <w:tcPr>
             <w:tcW w:w="5103" w:type="dxa"/>
-            <w:shd w:val="clear" w:color="auto" w:fill="C1F0C7" w:themeFill="accent3" w:themeFillTint="33"/>
             <w:vAlign w:val="center"/>
           </w:tcPr>
           <w:p>
@@ -17608,7 +13595,6 @@
         <w:tc>
           <w:tcPr>
             <w:tcW w:w="5103" w:type="dxa"/>
-            <w:shd w:val="clear" w:color="auto" w:fill="C1F0C7" w:themeFill="accent3" w:themeFillTint="33"/>
             <w:vAlign w:val="center"/>
           </w:tcPr>
           <w:p>
@@ -17856,7 +13842,6 @@
         <w:tc>
           <w:tcPr>
             <w:tcW w:w="5103" w:type="dxa"/>
-            <w:shd w:val="clear" w:color="auto" w:fill="C1F0C7" w:themeFill="accent3" w:themeFillTint="33"/>
             <w:vAlign w:val="center"/>
           </w:tcPr>
           <w:p>
@@ -19290,7 +15275,27 @@
                 <w:sz w:val="20"/>
                 <w:szCs w:val="20"/>
               </w:rPr>
-              <w:t xml:space="preserve">Consiste en organizar e interpretar las interacciones con otros para realizar actividades en conjunto y construir vínculos coherentes según la edad, valores y contexto socio-cultural. </w:t>
+              <w:t xml:space="preserve">Consiste en organizar e interpretar las interacciones con otros para realizar actividades en conjunto y construir vínculos coherentes según la edad, valores y contexto </w:t>
+            </w:r>
+            <w:proofErr w:type="gramStart"/>
+            <w:r>
+              <w:rPr>
+                <w:rFonts w:ascii="Arial Nova Cond Light" w:hAnsi="Arial Nova Cond Light"/>
+                <w:bCs/>
+                <w:sz w:val="20"/>
+                <w:szCs w:val="20"/>
+              </w:rPr>
+              <w:t>socio-cultural</w:t>
+            </w:r>
+            <w:proofErr w:type="gramEnd"/>
+            <w:r>
+              <w:rPr>
+                <w:rFonts w:ascii="Arial Nova Cond Light" w:hAnsi="Arial Nova Cond Light"/>
+                <w:bCs/>
+                <w:sz w:val="20"/>
+                <w:szCs w:val="20"/>
+              </w:rPr>
+              <w:t xml:space="preserve">. </w:t>
             </w:r>
           </w:p>
         </w:tc>
@@ -26740,8 +22745,8 @@
           <w:b/>
           <w:bCs/>
           <w:color w:val="000000" w:themeColor="text1"/>
-          <w:sz w:val="20"/>
-          <w:szCs w:val="20"/>
+          <w:sz w:val="6"/>
+          <w:szCs w:val="6"/>
         </w:rPr>
       </w:pPr>
     </w:p>
@@ -27220,6 +23225,7 @@
                 <w:szCs w:val="20"/>
               </w:rPr>
             </w:pPr>
+            <w:proofErr w:type="gramStart"/>
             <w:r>
               <w:rPr>
                 <w:rFonts w:ascii="Arial Nova Cond Light" w:hAnsi="Arial Nova Cond Light"/>
@@ -27227,7 +23233,17 @@
                 <w:sz w:val="20"/>
                 <w:szCs w:val="20"/>
               </w:rPr>
-              <w:t>De acuerdo al desempeño del estudiante, se comunicará a los padres de familia, el resultado de los progresos y dificultades de sus hijos.</w:t>
+              <w:t>De acuerdo al</w:t>
+            </w:r>
+            <w:proofErr w:type="gramEnd"/>
+            <w:r>
+              <w:rPr>
+                <w:rFonts w:ascii="Arial Nova Cond Light" w:hAnsi="Arial Nova Cond Light"/>
+                <w:color w:val="000000" w:themeColor="text1"/>
+                <w:sz w:val="20"/>
+                <w:szCs w:val="20"/>
+              </w:rPr>
+              <w:t xml:space="preserve"> desempeño del estudiante, se comunicará a los padres de familia, el resultado de los progresos y dificultades de sus hijos.</w:t>
             </w:r>
           </w:p>
         </w:tc>
@@ -27491,7 +23507,6 @@
                 <w:sz w:val="20"/>
                 <w:szCs w:val="20"/>
               </w:rPr>
-              <w:lastRenderedPageBreak/>
               <w:t>Guía de observación, etc.</w:t>
             </w:r>
           </w:p>
@@ -27979,6 +23994,7 @@
                 <w14:ligatures w14:val="none"/>
               </w:rPr>
             </w:pPr>
+            <w:proofErr w:type="gramStart"/>
             <w:r>
               <w:rPr>
                 <w:rFonts w:ascii="Arial Nova Cond Light" w:eastAsia="Calibri" w:hAnsi="Arial Nova Cond Light" w:cs="Calibri Light"/>
@@ -27987,7 +24003,18 @@
                 <w:szCs w:val="20"/>
                 <w14:ligatures w14:val="none"/>
               </w:rPr>
-              <w:t>Link en Internet.</w:t>
+              <w:t>Link</w:t>
+            </w:r>
+            <w:proofErr w:type="gramEnd"/>
+            <w:r>
+              <w:rPr>
+                <w:rFonts w:ascii="Arial Nova Cond Light" w:eastAsia="Calibri" w:hAnsi="Arial Nova Cond Light" w:cs="Calibri Light"/>
+                <w:kern w:val="0"/>
+                <w:sz w:val="20"/>
+                <w:szCs w:val="20"/>
+                <w14:ligatures w14:val="none"/>
+              </w:rPr>
+              <w:t xml:space="preserve"> en Internet.</w:t>
             </w:r>
           </w:p>
           <w:p>
@@ -28521,7 +24548,7 @@
 </file>
 
 <file path=word/endnotes.xml><?xml version="1.0" encoding="utf-8"?>
-<w:endnotes xmlns:wpc="http://schemas.microsoft.com/office/word/2010/wordprocessingCanvas" xmlns:cx="http://schemas.microsoft.com/office/drawing/2014/chartex" xmlns:cx1="http://schemas.microsoft.com/office/drawing/2015/9/8/chartex" xmlns:cx2="http://schemas.microsoft.com/office/drawing/2015/10/21/chartex" xmlns:cx3="http://schemas.microsoft.com/office/drawing/2016/5/9/chartex" xmlns:cx4="http://schemas.microsoft.com/office/drawing/2016/5/10/chartex" xmlns:cx5="http://schemas.microsoft.com/office/drawing/2016/5/11/chartex" xmlns:cx6="http://schemas.microsoft.com/office/drawing/2016/5/12/chartex" xmlns:cx7="http://schemas.microsoft.com/office/drawing/2016/5/13/chartex" xmlns:cx8="http://schemas.microsoft.com/office/drawing/2016/5/14/chartex" xmlns:mc="http://schemas.openxmlformats.org/markup-compatibility/2006" xmlns:aink="http://schemas.microsoft.com/office/drawing/2016/ink" xmlns:am3d="http://schemas.microsoft.com/office/drawing/2017/model3d" xmlns:o="urn:schemas-microsoft-com:office:office" xmlns:oel="http://schemas.microsoft.com/office/2019/extlst" xmlns:r="http://schemas.openxmlformats.org/officeDocument/2006/relationships" xmlns:m="http://schemas.openxmlformats.org/officeDocument/2006/math" xmlns:v="urn:schemas-microsoft-com:vml" xmlns:wp14="http://schemas.microsoft.com/office/word/2010/wordprocessingDrawing" xmlns:wp="http://schemas.openxmlformats.org/drawingml/2006/wordprocessingDrawing" xmlns:w10="urn:schemas-microsoft-com:office:word" xmlns:w="http://schemas.openxmlformats.org/wordprocessingml/2006/main" xmlns:w14="http://schemas.microsoft.com/office/word/2010/wordml" xmlns:w15="http://schemas.microsoft.com/office/word/2012/wordml" xmlns:w16cex="http://schemas.microsoft.com/office/word/2018/wordml/cex" xmlns:w16cid="http://schemas.microsoft.com/office/word/2016/wordml/cid" xmlns:w16="http://schemas.microsoft.com/office/word/2018/wordml" xmlns:w16du="http://schemas.microsoft.com/office/word/2023/wordml/word16du" xmlns:w16sdtdh="http://schemas.microsoft.com/office/word/2020/wordml/sdtdatahash" xmlns:w16se="http://schemas.microsoft.com/office/word/2015/wordml/symex" xmlns:wpg="http://schemas.microsoft.com/office/word/2010/wordprocessingGroup" xmlns:wpi="http://schemas.microsoft.com/office/word/2010/wordprocessingInk" xmlns:wne="http://schemas.microsoft.com/office/word/2006/wordml" xmlns:wps="http://schemas.microsoft.com/office/word/2010/wordprocessingShape" mc:Ignorable="w14 w15 w16se w16cid w16 w16cex w16sdtdh w16du wp14">
+<w:endnotes xmlns:wpc="http://schemas.microsoft.com/office/word/2010/wordprocessingCanvas" xmlns:cx="http://schemas.microsoft.com/office/drawing/2014/chartex" xmlns:cx1="http://schemas.microsoft.com/office/drawing/2015/9/8/chartex" xmlns:cx2="http://schemas.microsoft.com/office/drawing/2015/10/21/chartex" xmlns:cx3="http://schemas.microsoft.com/office/drawing/2016/5/9/chartex" xmlns:cx4="http://schemas.microsoft.com/office/drawing/2016/5/10/chartex" xmlns:cx5="http://schemas.microsoft.com/office/drawing/2016/5/11/chartex" xmlns:cx6="http://schemas.microsoft.com/office/drawing/2016/5/12/chartex" xmlns:cx7="http://schemas.microsoft.com/office/drawing/2016/5/13/chartex" xmlns:cx8="http://schemas.microsoft.com/office/drawing/2016/5/14/chartex" xmlns:mc="http://schemas.openxmlformats.org/markup-compatibility/2006" xmlns:aink="http://schemas.microsoft.com/office/drawing/2016/ink" xmlns:am3d="http://schemas.microsoft.com/office/drawing/2017/model3d" xmlns:o="urn:schemas-microsoft-com:office:office" xmlns:oel="http://schemas.microsoft.com/office/2019/extlst" xmlns:r="http://schemas.openxmlformats.org/officeDocument/2006/relationships" xmlns:m="http://schemas.openxmlformats.org/officeDocument/2006/math" xmlns:v="urn:schemas-microsoft-com:vml" xmlns:wp14="http://schemas.microsoft.com/office/word/2010/wordprocessingDrawing" xmlns:wp="http://schemas.openxmlformats.org/drawingml/2006/wordprocessingDrawing" xmlns:w10="urn:schemas-microsoft-com:office:word" xmlns:w="http://schemas.openxmlformats.org/wordprocessingml/2006/main" xmlns:w14="http://schemas.microsoft.com/office/word/2010/wordml" xmlns:w15="http://schemas.microsoft.com/office/word/2012/wordml" xmlns:w16cex="http://schemas.microsoft.com/office/word/2018/wordml/cex" xmlns:w16cid="http://schemas.microsoft.com/office/word/2016/wordml/cid" xmlns:w16="http://schemas.microsoft.com/office/word/2018/wordml" xmlns:w16du="http://schemas.microsoft.com/office/word/2023/wordml/word16du" xmlns:w16sdtdh="http://schemas.microsoft.com/office/word/2020/wordml/sdtdatahash" xmlns:w16sdtfl="http://schemas.microsoft.com/office/word/2024/wordml/sdtformatlock" xmlns:w16se="http://schemas.microsoft.com/office/word/2015/wordml/symex" xmlns:wpg="http://schemas.microsoft.com/office/word/2010/wordprocessingGroup" xmlns:wpi="http://schemas.microsoft.com/office/word/2010/wordprocessingInk" xmlns:wne="http://schemas.microsoft.com/office/word/2006/wordml" xmlns:wps="http://schemas.microsoft.com/office/word/2010/wordprocessingShape" mc:Ignorable="w14 w15 w16se w16cid w16 w16cex w16sdtdh w16sdtfl w16du wp14">
   <w:endnote w:type="separator" w:id="-1">
     <w:p>
       <w:pPr>
@@ -28546,7 +24573,7 @@
 </file>
 
 <file path=word/footer1.xml><?xml version="1.0" encoding="utf-8"?>
-<w:ftr xmlns:wpc="http://schemas.microsoft.com/office/word/2010/wordprocessingCanvas" xmlns:cx="http://schemas.microsoft.com/office/drawing/2014/chartex" xmlns:cx1="http://schemas.microsoft.com/office/drawing/2015/9/8/chartex" xmlns:cx2="http://schemas.microsoft.com/office/drawing/2015/10/21/chartex" xmlns:cx3="http://schemas.microsoft.com/office/drawing/2016/5/9/chartex" xmlns:cx4="http://schemas.microsoft.com/office/drawing/2016/5/10/chartex" xmlns:cx5="http://schemas.microsoft.com/office/drawing/2016/5/11/chartex" xmlns:cx6="http://schemas.microsoft.com/office/drawing/2016/5/12/chartex" xmlns:cx7="http://schemas.microsoft.com/office/drawing/2016/5/13/chartex" xmlns:cx8="http://schemas.microsoft.com/office/drawing/2016/5/14/chartex" xmlns:mc="http://schemas.openxmlformats.org/markup-compatibility/2006" xmlns:aink="http://schemas.microsoft.com/office/drawing/2016/ink" xmlns:am3d="http://schemas.microsoft.com/office/drawing/2017/model3d" xmlns:o="urn:schemas-microsoft-com:office:office" xmlns:oel="http://schemas.microsoft.com/office/2019/extlst" xmlns:r="http://schemas.openxmlformats.org/officeDocument/2006/relationships" xmlns:m="http://schemas.openxmlformats.org/officeDocument/2006/math" xmlns:v="urn:schemas-microsoft-com:vml" xmlns:wp14="http://schemas.microsoft.com/office/word/2010/wordprocessingDrawing" xmlns:wp="http://schemas.openxmlformats.org/drawingml/2006/wordprocessingDrawing" xmlns:w10="urn:schemas-microsoft-com:office:word" xmlns:w="http://schemas.openxmlformats.org/wordprocessingml/2006/main" xmlns:w14="http://schemas.microsoft.com/office/word/2010/wordml" xmlns:w15="http://schemas.microsoft.com/office/word/2012/wordml" xmlns:w16cex="http://schemas.microsoft.com/office/word/2018/wordml/cex" xmlns:w16cid="http://schemas.microsoft.com/office/word/2016/wordml/cid" xmlns:w16="http://schemas.microsoft.com/office/word/2018/wordml" xmlns:w16du="http://schemas.microsoft.com/office/word/2023/wordml/word16du" xmlns:w16sdtdh="http://schemas.microsoft.com/office/word/2020/wordml/sdtdatahash" xmlns:w16se="http://schemas.microsoft.com/office/word/2015/wordml/symex" xmlns:wpg="http://schemas.microsoft.com/office/word/2010/wordprocessingGroup" xmlns:wpi="http://schemas.microsoft.com/office/word/2010/wordprocessingInk" xmlns:wne="http://schemas.microsoft.com/office/word/2006/wordml" xmlns:wps="http://schemas.microsoft.com/office/word/2010/wordprocessingShape" mc:Ignorable="w14 w15 w16se w16cid w16 w16cex w16sdtdh w16du wp14">
+<w:ftr xmlns:wpc="http://schemas.microsoft.com/office/word/2010/wordprocessingCanvas" xmlns:cx="http://schemas.microsoft.com/office/drawing/2014/chartex" xmlns:cx1="http://schemas.microsoft.com/office/drawing/2015/9/8/chartex" xmlns:cx2="http://schemas.microsoft.com/office/drawing/2015/10/21/chartex" xmlns:cx3="http://schemas.microsoft.com/office/drawing/2016/5/9/chartex" xmlns:cx4="http://schemas.microsoft.com/office/drawing/2016/5/10/chartex" xmlns:cx5="http://schemas.microsoft.com/office/drawing/2016/5/11/chartex" xmlns:cx6="http://schemas.microsoft.com/office/drawing/2016/5/12/chartex" xmlns:cx7="http://schemas.microsoft.com/office/drawing/2016/5/13/chartex" xmlns:cx8="http://schemas.microsoft.com/office/drawing/2016/5/14/chartex" xmlns:mc="http://schemas.openxmlformats.org/markup-compatibility/2006" xmlns:aink="http://schemas.microsoft.com/office/drawing/2016/ink" xmlns:am3d="http://schemas.microsoft.com/office/drawing/2017/model3d" xmlns:o="urn:schemas-microsoft-com:office:office" xmlns:oel="http://schemas.microsoft.com/office/2019/extlst" xmlns:r="http://schemas.openxmlformats.org/officeDocument/2006/relationships" xmlns:m="http://schemas.openxmlformats.org/officeDocument/2006/math" xmlns:v="urn:schemas-microsoft-com:vml" xmlns:wp14="http://schemas.microsoft.com/office/word/2010/wordprocessingDrawing" xmlns:wp="http://schemas.openxmlformats.org/drawingml/2006/wordprocessingDrawing" xmlns:w10="urn:schemas-microsoft-com:office:word" xmlns:w="http://schemas.openxmlformats.org/wordprocessingml/2006/main" xmlns:w14="http://schemas.microsoft.com/office/word/2010/wordml" xmlns:w15="http://schemas.microsoft.com/office/word/2012/wordml" xmlns:w16cex="http://schemas.microsoft.com/office/word/2018/wordml/cex" xmlns:w16cid="http://schemas.microsoft.com/office/word/2016/wordml/cid" xmlns:w16="http://schemas.microsoft.com/office/word/2018/wordml" xmlns:w16du="http://schemas.microsoft.com/office/word/2023/wordml/word16du" xmlns:w16sdtdh="http://schemas.microsoft.com/office/word/2020/wordml/sdtdatahash" xmlns:w16sdtfl="http://schemas.microsoft.com/office/word/2024/wordml/sdtformatlock" xmlns:w16se="http://schemas.microsoft.com/office/word/2015/wordml/symex" xmlns:wpg="http://schemas.microsoft.com/office/word/2010/wordprocessingGroup" xmlns:wpi="http://schemas.microsoft.com/office/word/2010/wordprocessingInk" xmlns:wne="http://schemas.microsoft.com/office/word/2006/wordml" xmlns:wps="http://schemas.microsoft.com/office/word/2010/wordprocessingShape" mc:Ignorable="w14 w15 w16se w16cid w16 w16cex w16sdtdh w16sdtfl w16du wp14">
   <w:p>
     <w:pPr>
       <w:pStyle w:val="Piedepgina"/>
@@ -29011,7 +25038,7 @@
 </file>
 
 <file path=word/footnotes.xml><?xml version="1.0" encoding="utf-8"?>
-<w:footnotes xmlns:wpc="http://schemas.microsoft.com/office/word/2010/wordprocessingCanvas" xmlns:cx="http://schemas.microsoft.com/office/drawing/2014/chartex" xmlns:cx1="http://schemas.microsoft.com/office/drawing/2015/9/8/chartex" xmlns:cx2="http://schemas.microsoft.com/office/drawing/2015/10/21/chartex" xmlns:cx3="http://schemas.microsoft.com/office/drawing/2016/5/9/chartex" xmlns:cx4="http://schemas.microsoft.com/office/drawing/2016/5/10/chartex" xmlns:cx5="http://schemas.microsoft.com/office/drawing/2016/5/11/chartex" xmlns:cx6="http://schemas.microsoft.com/office/drawing/2016/5/12/chartex" xmlns:cx7="http://schemas.microsoft.com/office/drawing/2016/5/13/chartex" xmlns:cx8="http://schemas.microsoft.com/office/drawing/2016/5/14/chartex" xmlns:mc="http://schemas.openxmlformats.org/markup-compatibility/2006" xmlns:aink="http://schemas.microsoft.com/office/drawing/2016/ink" xmlns:am3d="http://schemas.microsoft.com/office/drawing/2017/model3d" xmlns:o="urn:schemas-microsoft-com:office:office" xmlns:oel="http://schemas.microsoft.com/office/2019/extlst" xmlns:r="http://schemas.openxmlformats.org/officeDocument/2006/relationships" xmlns:m="http://schemas.openxmlformats.org/officeDocument/2006/math" xmlns:v="urn:schemas-microsoft-com:vml" xmlns:wp14="http://schemas.microsoft.com/office/word/2010/wordprocessingDrawing" xmlns:wp="http://schemas.openxmlformats.org/drawingml/2006/wordprocessingDrawing" xmlns:w10="urn:schemas-microsoft-com:office:word" xmlns:w="http://schemas.openxmlformats.org/wordprocessingml/2006/main" xmlns:w14="http://schemas.microsoft.com/office/word/2010/wordml" xmlns:w15="http://schemas.microsoft.com/office/word/2012/wordml" xmlns:w16cex="http://schemas.microsoft.com/office/word/2018/wordml/cex" xmlns:w16cid="http://schemas.microsoft.com/office/word/2016/wordml/cid" xmlns:w16="http://schemas.microsoft.com/office/word/2018/wordml" xmlns:w16du="http://schemas.microsoft.com/office/word/2023/wordml/word16du" xmlns:w16sdtdh="http://schemas.microsoft.com/office/word/2020/wordml/sdtdatahash" xmlns:w16se="http://schemas.microsoft.com/office/word/2015/wordml/symex" xmlns:wpg="http://schemas.microsoft.com/office/word/2010/wordprocessingGroup" xmlns:wpi="http://schemas.microsoft.com/office/word/2010/wordprocessingInk" xmlns:wne="http://schemas.microsoft.com/office/word/2006/wordml" xmlns:wps="http://schemas.microsoft.com/office/word/2010/wordprocessingShape" mc:Ignorable="w14 w15 w16se w16cid w16 w16cex w16sdtdh w16du wp14">
+<w:footnotes xmlns:wpc="http://schemas.microsoft.com/office/word/2010/wordprocessingCanvas" xmlns:cx="http://schemas.microsoft.com/office/drawing/2014/chartex" xmlns:cx1="http://schemas.microsoft.com/office/drawing/2015/9/8/chartex" xmlns:cx2="http://schemas.microsoft.com/office/drawing/2015/10/21/chartex" xmlns:cx3="http://schemas.microsoft.com/office/drawing/2016/5/9/chartex" xmlns:cx4="http://schemas.microsoft.com/office/drawing/2016/5/10/chartex" xmlns:cx5="http://schemas.microsoft.com/office/drawing/2016/5/11/chartex" xmlns:cx6="http://schemas.microsoft.com/office/drawing/2016/5/12/chartex" xmlns:cx7="http://schemas.microsoft.com/office/drawing/2016/5/13/chartex" xmlns:cx8="http://schemas.microsoft.com/office/drawing/2016/5/14/chartex" xmlns:mc="http://schemas.openxmlformats.org/markup-compatibility/2006" xmlns:aink="http://schemas.microsoft.com/office/drawing/2016/ink" xmlns:am3d="http://schemas.microsoft.com/office/drawing/2017/model3d" xmlns:o="urn:schemas-microsoft-com:office:office" xmlns:oel="http://schemas.microsoft.com/office/2019/extlst" xmlns:r="http://schemas.openxmlformats.org/officeDocument/2006/relationships" xmlns:m="http://schemas.openxmlformats.org/officeDocument/2006/math" xmlns:v="urn:schemas-microsoft-com:vml" xmlns:wp14="http://schemas.microsoft.com/office/word/2010/wordprocessingDrawing" xmlns:wp="http://schemas.openxmlformats.org/drawingml/2006/wordprocessingDrawing" xmlns:w10="urn:schemas-microsoft-com:office:word" xmlns:w="http://schemas.openxmlformats.org/wordprocessingml/2006/main" xmlns:w14="http://schemas.microsoft.com/office/word/2010/wordml" xmlns:w15="http://schemas.microsoft.com/office/word/2012/wordml" xmlns:w16cex="http://schemas.microsoft.com/office/word/2018/wordml/cex" xmlns:w16cid="http://schemas.microsoft.com/office/word/2016/wordml/cid" xmlns:w16="http://schemas.microsoft.com/office/word/2018/wordml" xmlns:w16du="http://schemas.microsoft.com/office/word/2023/wordml/word16du" xmlns:w16sdtdh="http://schemas.microsoft.com/office/word/2020/wordml/sdtdatahash" xmlns:w16sdtfl="http://schemas.microsoft.com/office/word/2024/wordml/sdtformatlock" xmlns:w16se="http://schemas.microsoft.com/office/word/2015/wordml/symex" xmlns:wpg="http://schemas.microsoft.com/office/word/2010/wordprocessingGroup" xmlns:wpi="http://schemas.microsoft.com/office/word/2010/wordprocessingInk" xmlns:wne="http://schemas.microsoft.com/office/word/2006/wordml" xmlns:wps="http://schemas.microsoft.com/office/word/2010/wordprocessingShape" mc:Ignorable="w14 w15 w16se w16cid w16 w16cex w16sdtdh w16sdtfl w16du wp14">
   <w:footnote w:type="separator" w:id="-1">
     <w:p>
       <w:pPr>
@@ -29036,7 +25063,7 @@
 </file>
 
 <file path=word/header1.xml><?xml version="1.0" encoding="utf-8"?>
-<w:hdr xmlns:wpc="http://schemas.microsoft.com/office/word/2010/wordprocessingCanvas" xmlns:cx="http://schemas.microsoft.com/office/drawing/2014/chartex" xmlns:cx1="http://schemas.microsoft.com/office/drawing/2015/9/8/chartex" xmlns:cx2="http://schemas.microsoft.com/office/drawing/2015/10/21/chartex" xmlns:cx3="http://schemas.microsoft.com/office/drawing/2016/5/9/chartex" xmlns:cx4="http://schemas.microsoft.com/office/drawing/2016/5/10/chartex" xmlns:cx5="http://schemas.microsoft.com/office/drawing/2016/5/11/chartex" xmlns:cx6="http://schemas.microsoft.com/office/drawing/2016/5/12/chartex" xmlns:cx7="http://schemas.microsoft.com/office/drawing/2016/5/13/chartex" xmlns:cx8="http://schemas.microsoft.com/office/drawing/2016/5/14/chartex" xmlns:mc="http://schemas.openxmlformats.org/markup-compatibility/2006" xmlns:aink="http://schemas.microsoft.com/office/drawing/2016/ink" xmlns:am3d="http://schemas.microsoft.com/office/drawing/2017/model3d" xmlns:o="urn:schemas-microsoft-com:office:office" xmlns:oel="http://schemas.microsoft.com/office/2019/extlst" xmlns:r="http://schemas.openxmlformats.org/officeDocument/2006/relationships" xmlns:m="http://schemas.openxmlformats.org/officeDocument/2006/math" xmlns:v="urn:schemas-microsoft-com:vml" xmlns:wp14="http://schemas.microsoft.com/office/word/2010/wordprocessingDrawing" xmlns:wp="http://schemas.openxmlformats.org/drawingml/2006/wordprocessingDrawing" xmlns:w10="urn:schemas-microsoft-com:office:word" xmlns:w="http://schemas.openxmlformats.org/wordprocessingml/2006/main" xmlns:w14="http://schemas.microsoft.com/office/word/2010/wordml" xmlns:w15="http://schemas.microsoft.com/office/word/2012/wordml" xmlns:w16cex="http://schemas.microsoft.com/office/word/2018/wordml/cex" xmlns:w16cid="http://schemas.microsoft.com/office/word/2016/wordml/cid" xmlns:w16="http://schemas.microsoft.com/office/word/2018/wordml" xmlns:w16du="http://schemas.microsoft.com/office/word/2023/wordml/word16du" xmlns:w16sdtdh="http://schemas.microsoft.com/office/word/2020/wordml/sdtdatahash" xmlns:w16se="http://schemas.microsoft.com/office/word/2015/wordml/symex" xmlns:wpg="http://schemas.microsoft.com/office/word/2010/wordprocessingGroup" xmlns:wpi="http://schemas.microsoft.com/office/word/2010/wordprocessingInk" xmlns:wne="http://schemas.microsoft.com/office/word/2006/wordml" xmlns:wps="http://schemas.microsoft.com/office/word/2010/wordprocessingShape" mc:Ignorable="w14 w15 w16se w16cid w16 w16cex w16sdtdh w16du wp14">
+<w:hdr xmlns:wpc="http://schemas.microsoft.com/office/word/2010/wordprocessingCanvas" xmlns:cx="http://schemas.microsoft.com/office/drawing/2014/chartex" xmlns:cx1="http://schemas.microsoft.com/office/drawing/2015/9/8/chartex" xmlns:cx2="http://schemas.microsoft.com/office/drawing/2015/10/21/chartex" xmlns:cx3="http://schemas.microsoft.com/office/drawing/2016/5/9/chartex" xmlns:cx4="http://schemas.microsoft.com/office/drawing/2016/5/10/chartex" xmlns:cx5="http://schemas.microsoft.com/office/drawing/2016/5/11/chartex" xmlns:cx6="http://schemas.microsoft.com/office/drawing/2016/5/12/chartex" xmlns:cx7="http://schemas.microsoft.com/office/drawing/2016/5/13/chartex" xmlns:cx8="http://schemas.microsoft.com/office/drawing/2016/5/14/chartex" xmlns:mc="http://schemas.openxmlformats.org/markup-compatibility/2006" xmlns:aink="http://schemas.microsoft.com/office/drawing/2016/ink" xmlns:am3d="http://schemas.microsoft.com/office/drawing/2017/model3d" xmlns:o="urn:schemas-microsoft-com:office:office" xmlns:oel="http://schemas.microsoft.com/office/2019/extlst" xmlns:r="http://schemas.openxmlformats.org/officeDocument/2006/relationships" xmlns:m="http://schemas.openxmlformats.org/officeDocument/2006/math" xmlns:v="urn:schemas-microsoft-com:vml" xmlns:wp14="http://schemas.microsoft.com/office/word/2010/wordprocessingDrawing" xmlns:wp="http://schemas.openxmlformats.org/drawingml/2006/wordprocessingDrawing" xmlns:w10="urn:schemas-microsoft-com:office:word" xmlns:w="http://schemas.openxmlformats.org/wordprocessingml/2006/main" xmlns:w14="http://schemas.microsoft.com/office/word/2010/wordml" xmlns:w15="http://schemas.microsoft.com/office/word/2012/wordml" xmlns:w16cex="http://schemas.microsoft.com/office/word/2018/wordml/cex" xmlns:w16cid="http://schemas.microsoft.com/office/word/2016/wordml/cid" xmlns:w16="http://schemas.microsoft.com/office/word/2018/wordml" xmlns:w16du="http://schemas.microsoft.com/office/word/2023/wordml/word16du" xmlns:w16sdtdh="http://schemas.microsoft.com/office/word/2020/wordml/sdtdatahash" xmlns:w16sdtfl="http://schemas.microsoft.com/office/word/2024/wordml/sdtformatlock" xmlns:w16se="http://schemas.microsoft.com/office/word/2015/wordml/symex" xmlns:wpg="http://schemas.microsoft.com/office/word/2010/wordprocessingGroup" xmlns:wpi="http://schemas.microsoft.com/office/word/2010/wordprocessingInk" xmlns:wne="http://schemas.microsoft.com/office/word/2006/wordml" xmlns:wps="http://schemas.microsoft.com/office/word/2010/wordprocessingShape" mc:Ignorable="w14 w15 w16se w16cid w16 w16cex w16sdtdh w16sdtfl w16du wp14">
   <w:tbl>
     <w:tblPr>
       <w:tblStyle w:val="Tablaconcuadrcula"/>
@@ -29326,7 +25353,7 @@
 </file>
 
 <file path=word/numbering.xml><?xml version="1.0" encoding="utf-8"?>
-<w:numbering xmlns:wpc="http://schemas.microsoft.com/office/word/2010/wordprocessingCanvas" xmlns:cx="http://schemas.microsoft.com/office/drawing/2014/chartex" xmlns:cx1="http://schemas.microsoft.com/office/drawing/2015/9/8/chartex" xmlns:cx2="http://schemas.microsoft.com/office/drawing/2015/10/21/chartex" xmlns:cx3="http://schemas.microsoft.com/office/drawing/2016/5/9/chartex" xmlns:cx4="http://schemas.microsoft.com/office/drawing/2016/5/10/chartex" xmlns:cx5="http://schemas.microsoft.com/office/drawing/2016/5/11/chartex" xmlns:cx6="http://schemas.microsoft.com/office/drawing/2016/5/12/chartex" xmlns:cx7="http://schemas.microsoft.com/office/drawing/2016/5/13/chartex" xmlns:cx8="http://schemas.microsoft.com/office/drawing/2016/5/14/chartex" xmlns:mc="http://schemas.openxmlformats.org/markup-compatibility/2006" xmlns:aink="http://schemas.microsoft.com/office/drawing/2016/ink" xmlns:am3d="http://schemas.microsoft.com/office/drawing/2017/model3d" xmlns:o="urn:schemas-microsoft-com:office:office" xmlns:oel="http://schemas.microsoft.com/office/2019/extlst" xmlns:r="http://schemas.openxmlformats.org/officeDocument/2006/relationships" xmlns:m="http://schemas.openxmlformats.org/officeDocument/2006/math" xmlns:v="urn:schemas-microsoft-com:vml" xmlns:wp14="http://schemas.microsoft.com/office/word/2010/wordprocessingDrawing" xmlns:wp="http://schemas.openxmlformats.org/drawingml/2006/wordprocessingDrawing" xmlns:w10="urn:schemas-microsoft-com:office:word" xmlns:w="http://schemas.openxmlformats.org/wordprocessingml/2006/main" xmlns:w14="http://schemas.microsoft.com/office/word/2010/wordml" xmlns:w15="http://schemas.microsoft.com/office/word/2012/wordml" xmlns:w16cex="http://schemas.microsoft.com/office/word/2018/wordml/cex" xmlns:w16cid="http://schemas.microsoft.com/office/word/2016/wordml/cid" xmlns:w16="http://schemas.microsoft.com/office/word/2018/wordml" xmlns:w16du="http://schemas.microsoft.com/office/word/2023/wordml/word16du" xmlns:w16sdtdh="http://schemas.microsoft.com/office/word/2020/wordml/sdtdatahash" xmlns:w16se="http://schemas.microsoft.com/office/word/2015/wordml/symex" xmlns:wpg="http://schemas.microsoft.com/office/word/2010/wordprocessingGroup" xmlns:wpi="http://schemas.microsoft.com/office/word/2010/wordprocessingInk" xmlns:wne="http://schemas.microsoft.com/office/word/2006/wordml" xmlns:wps="http://schemas.microsoft.com/office/word/2010/wordprocessingShape" mc:Ignorable="w14 w15 w16se w16cid w16 w16cex w16sdtdh w16du wp14">
+<w:numbering xmlns:wpc="http://schemas.microsoft.com/office/word/2010/wordprocessingCanvas" xmlns:cx="http://schemas.microsoft.com/office/drawing/2014/chartex" xmlns:cx1="http://schemas.microsoft.com/office/drawing/2015/9/8/chartex" xmlns:cx2="http://schemas.microsoft.com/office/drawing/2015/10/21/chartex" xmlns:cx3="http://schemas.microsoft.com/office/drawing/2016/5/9/chartex" xmlns:cx4="http://schemas.microsoft.com/office/drawing/2016/5/10/chartex" xmlns:cx5="http://schemas.microsoft.com/office/drawing/2016/5/11/chartex" xmlns:cx6="http://schemas.microsoft.com/office/drawing/2016/5/12/chartex" xmlns:cx7="http://schemas.microsoft.com/office/drawing/2016/5/13/chartex" xmlns:cx8="http://schemas.microsoft.com/office/drawing/2016/5/14/chartex" xmlns:mc="http://schemas.openxmlformats.org/markup-compatibility/2006" xmlns:aink="http://schemas.microsoft.com/office/drawing/2016/ink" xmlns:am3d="http://schemas.microsoft.com/office/drawing/2017/model3d" xmlns:o="urn:schemas-microsoft-com:office:office" xmlns:oel="http://schemas.microsoft.com/office/2019/extlst" xmlns:r="http://schemas.openxmlformats.org/officeDocument/2006/relationships" xmlns:m="http://schemas.openxmlformats.org/officeDocument/2006/math" xmlns:v="urn:schemas-microsoft-com:vml" xmlns:wp14="http://schemas.microsoft.com/office/word/2010/wordprocessingDrawing" xmlns:wp="http://schemas.openxmlformats.org/drawingml/2006/wordprocessingDrawing" xmlns:w10="urn:schemas-microsoft-com:office:word" xmlns:w="http://schemas.openxmlformats.org/wordprocessingml/2006/main" xmlns:w14="http://schemas.microsoft.com/office/word/2010/wordml" xmlns:w15="http://schemas.microsoft.com/office/word/2012/wordml" xmlns:w16cex="http://schemas.microsoft.com/office/word/2018/wordml/cex" xmlns:w16cid="http://schemas.microsoft.com/office/word/2016/wordml/cid" xmlns:w16="http://schemas.microsoft.com/office/word/2018/wordml" xmlns:w16du="http://schemas.microsoft.com/office/word/2023/wordml/word16du" xmlns:w16sdtdh="http://schemas.microsoft.com/office/word/2020/wordml/sdtdatahash" xmlns:w16sdtfl="http://schemas.microsoft.com/office/word/2024/wordml/sdtformatlock" xmlns:w16se="http://schemas.microsoft.com/office/word/2015/wordml/symex" xmlns:wpg="http://schemas.microsoft.com/office/word/2010/wordprocessingGroup" xmlns:wpi="http://schemas.microsoft.com/office/word/2010/wordprocessingInk" xmlns:wne="http://schemas.microsoft.com/office/word/2006/wordml" xmlns:wps="http://schemas.microsoft.com/office/word/2010/wordprocessingShape" mc:Ignorable="w14 w15 w16se w16cid w16 w16cex w16sdtdh w16sdtfl w16du wp14">
   <w:abstractNum w:abstractNumId="0" w15:restartNumberingAfterBreak="0">
     <w:nsid w:val="006C6F85"/>
     <w:multiLevelType w:val="multilevel"/>
@@ -33923,7 +29950,7 @@
 </file>
 
 <file path=word/styles.xml><?xml version="1.0" encoding="utf-8"?>
-<w:styles xmlns:mc="http://schemas.openxmlformats.org/markup-compatibility/2006" xmlns:r="http://schemas.openxmlformats.org/officeDocument/2006/relationships" xmlns:w="http://schemas.openxmlformats.org/wordprocessingml/2006/main" xmlns:w14="http://schemas.microsoft.com/office/word/2010/wordml" xmlns:w15="http://schemas.microsoft.com/office/word/2012/wordml" xmlns:w16cex="http://schemas.microsoft.com/office/word/2018/wordml/cex" xmlns:w16cid="http://schemas.microsoft.com/office/word/2016/wordml/cid" xmlns:w16="http://schemas.microsoft.com/office/word/2018/wordml" xmlns:w16du="http://schemas.microsoft.com/office/word/2023/wordml/word16du" xmlns:w16sdtdh="http://schemas.microsoft.com/office/word/2020/wordml/sdtdatahash" xmlns:w16se="http://schemas.microsoft.com/office/word/2015/wordml/symex" mc:Ignorable="w14 w15 w16se w16cid w16 w16cex w16sdtdh w16du">
+<w:styles xmlns:mc="http://schemas.openxmlformats.org/markup-compatibility/2006" xmlns:r="http://schemas.openxmlformats.org/officeDocument/2006/relationships" xmlns:w="http://schemas.openxmlformats.org/wordprocessingml/2006/main" xmlns:w14="http://schemas.microsoft.com/office/word/2010/wordml" xmlns:w15="http://schemas.microsoft.com/office/word/2012/wordml" xmlns:w16cex="http://schemas.microsoft.com/office/word/2018/wordml/cex" xmlns:w16cid="http://schemas.microsoft.com/office/word/2016/wordml/cid" xmlns:w16="http://schemas.microsoft.com/office/word/2018/wordml" xmlns:w16du="http://schemas.microsoft.com/office/word/2023/wordml/word16du" xmlns:w16sdtdh="http://schemas.microsoft.com/office/word/2020/wordml/sdtdatahash" xmlns:w16sdtfl="http://schemas.microsoft.com/office/word/2024/wordml/sdtformatlock" xmlns:w16se="http://schemas.microsoft.com/office/word/2015/wordml/symex" mc:Ignorable="w14 w15 w16se w16cid w16 w16cex w16sdtdh w16sdtfl w16du">
   <w:docDefaults>
     <w:rPrDefault>
       <w:rPr>
